--- a/CAHIER DES CHARGES (Enregistré automatiquement) - Copie.docx
+++ b/CAHIER DES CHARGES (Enregistré automatiquement) - Copie.docx
@@ -88,34 +88,36 @@
     </w:p>
     <w:p>
       <w:pPr>
-        <w:spacing w:before="100" w:beforeAutospacing="1" w:after="100" w:afterAutospacing="1" w:line="240" w:lineRule="auto"/>
-        <w:outlineLvl w:val="1"/>
-        <w:rPr>
-          <w:rFonts w:ascii="Times New Roman" w:eastAsia="Times New Roman" w:hAnsi="Times New Roman" w:cs="Times New Roman"/>
-          <w:b/>
-          <w:bCs/>
-          <w:sz w:val="36"/>
-          <w:szCs w:val="36"/>
-          <w:lang w:eastAsia="fr-FR"/>
-        </w:rPr>
-      </w:pPr>
-      <w:r>
-        <w:rPr>
-          <w:rFonts w:ascii="Times New Roman" w:eastAsia="Times New Roman" w:hAnsi="Times New Roman" w:cs="Times New Roman"/>
-          <w:b/>
-          <w:bCs/>
-          <w:sz w:val="36"/>
-          <w:szCs w:val="36"/>
-          <w:lang w:eastAsia="fr-FR"/>
-        </w:rPr>
-        <w:t>1. Informations générales</w:t>
-      </w:r>
-    </w:p>
-    <w:p>
-      <w:pPr>
+        <w:pStyle w:val="Titre"/>
         <w:numPr>
           <w:ilvl w:val="0"/>
-          <w:numId w:val="1"/>
+          <w:numId w:val="11"/>
+        </w:numPr>
+        <w:rPr>
+          <w:rFonts w:eastAsia="Times New Roman"/>
+          <w:lang w:eastAsia="fr-FR"/>
+        </w:rPr>
+      </w:pPr>
+      <w:r>
+        <w:rPr>
+          <w:rFonts w:eastAsia="Times New Roman"/>
+          <w:lang w:eastAsia="fr-FR"/>
+        </w:rPr>
+        <w:t>Informations générales</w:t>
+      </w:r>
+    </w:p>
+    <w:p>
+      <w:pPr>
+        <w:rPr>
+          <w:lang w:eastAsia="fr-FR"/>
+        </w:rPr>
+      </w:pPr>
+    </w:p>
+    <w:p>
+      <w:pPr>
+        <w:numPr>
+          <w:ilvl w:val="0"/>
+          <w:numId w:val="16"/>
         </w:numPr>
         <w:spacing w:before="100" w:beforeAutospacing="1" w:after="100" w:afterAutospacing="1" w:line="240" w:lineRule="auto"/>
         <w:rPr>
@@ -163,7 +165,7 @@
         <w:pStyle w:val="Sansinterligne"/>
         <w:numPr>
           <w:ilvl w:val="0"/>
-          <w:numId w:val="1"/>
+          <w:numId w:val="16"/>
         </w:numPr>
         <w:spacing w:line="360" w:lineRule="auto"/>
         <w:rPr>
@@ -198,7 +200,7 @@
         <w:pStyle w:val="Sansinterligne"/>
         <w:numPr>
           <w:ilvl w:val="0"/>
-          <w:numId w:val="1"/>
+          <w:numId w:val="16"/>
         </w:numPr>
         <w:spacing w:line="360" w:lineRule="auto"/>
         <w:rPr>
@@ -258,6 +260,20 @@
     </w:p>
     <w:p>
       <w:pPr>
+        <w:pStyle w:val="Sansinterligne"/>
+        <w:spacing w:line="360" w:lineRule="auto"/>
+        <w:ind w:left="720"/>
+        <w:rPr>
+          <w:rFonts w:ascii="Times New Roman" w:hAnsi="Times New Roman" w:cs="Times New Roman"/>
+          <w:b/>
+          <w:sz w:val="28"/>
+          <w:szCs w:val="28"/>
+          <w:u w:val="single"/>
+        </w:rPr>
+      </w:pPr>
+    </w:p>
+    <w:p>
+      <w:pPr>
         <w:spacing w:before="100" w:beforeAutospacing="1" w:after="100" w:afterAutospacing="1" w:line="240" w:lineRule="auto"/>
         <w:ind w:left="720"/>
         <w:rPr>
@@ -270,14 +286,89 @@
     </w:p>
     <w:p>
       <w:pPr>
+        <w:pStyle w:val="Titre"/>
+        <w:numPr>
+          <w:ilvl w:val="0"/>
+          <w:numId w:val="11"/>
+        </w:numPr>
+        <w:rPr>
+          <w:rFonts w:eastAsia="Times New Roman"/>
+          <w:lang w:eastAsia="fr-FR"/>
+        </w:rPr>
+      </w:pPr>
+      <w:r>
+        <w:rPr>
+          <w:rFonts w:eastAsia="Times New Roman"/>
+          <w:lang w:eastAsia="fr-FR"/>
+        </w:rPr>
+        <w:t>Contexte et justification</w:t>
+      </w:r>
+    </w:p>
+    <w:p>
+      <w:pPr>
+        <w:rPr>
+          <w:lang w:eastAsia="fr-FR"/>
+        </w:rPr>
+      </w:pPr>
+    </w:p>
+    <w:p>
+      <w:pPr>
+        <w:numPr>
+          <w:ilvl w:val="0"/>
+          <w:numId w:val="18"/>
+        </w:numPr>
         <w:spacing w:before="100" w:beforeAutospacing="1" w:after="100" w:afterAutospacing="1" w:line="240" w:lineRule="auto"/>
-        <w:outlineLvl w:val="1"/>
+        <w:rPr>
+          <w:rFonts w:ascii="Times New Roman" w:eastAsia="Times New Roman" w:hAnsi="Times New Roman" w:cs="Times New Roman"/>
+          <w:sz w:val="28"/>
+          <w:szCs w:val="28"/>
+          <w:lang w:eastAsia="fr-FR"/>
+        </w:rPr>
+      </w:pPr>
+      <w:r>
         <w:rPr>
           <w:rFonts w:ascii="Times New Roman" w:eastAsia="Times New Roman" w:hAnsi="Times New Roman" w:cs="Times New Roman"/>
           <w:b/>
           <w:bCs/>
-          <w:sz w:val="36"/>
-          <w:szCs w:val="36"/>
+          <w:sz w:val="28"/>
+          <w:szCs w:val="28"/>
+          <w:lang w:eastAsia="fr-FR"/>
+        </w:rPr>
+        <w:t>Problématique rencontrée :</w:t>
+      </w:r>
+      <w:r>
+        <w:rPr>
+          <w:rFonts w:ascii="Times New Roman" w:eastAsia="Times New Roman" w:hAnsi="Times New Roman" w:cs="Times New Roman"/>
+          <w:sz w:val="28"/>
+          <w:szCs w:val="28"/>
+          <w:lang w:eastAsia="fr-FR"/>
+        </w:rPr>
+        <w:t xml:space="preserve"> Actuellement, la gestion des ordures ménagères souffre de bacs qui débordent, de circuits de ramassage irréguliers et d'un manque de visibilité pour les citoyens. Cela cause des pollutions de l'air, des blocages de canaux et des risques sanitaires graves.</w:t>
+      </w:r>
+    </w:p>
+    <w:p>
+      <w:pPr>
+        <w:spacing w:before="100" w:beforeAutospacing="1" w:after="100" w:afterAutospacing="1" w:line="240" w:lineRule="auto"/>
+        <w:ind w:left="720"/>
+        <w:rPr>
+          <w:rFonts w:ascii="Times New Roman" w:eastAsia="Times New Roman" w:hAnsi="Times New Roman" w:cs="Times New Roman"/>
+          <w:sz w:val="28"/>
+          <w:szCs w:val="28"/>
+          <w:lang w:eastAsia="fr-FR"/>
+        </w:rPr>
+      </w:pPr>
+    </w:p>
+    <w:p>
+      <w:pPr>
+        <w:numPr>
+          <w:ilvl w:val="0"/>
+          <w:numId w:val="18"/>
+        </w:numPr>
+        <w:spacing w:before="100" w:beforeAutospacing="1" w:after="100" w:afterAutospacing="1" w:line="240" w:lineRule="auto"/>
+        <w:rPr>
+          <w:rFonts w:ascii="Times New Roman" w:eastAsia="Times New Roman" w:hAnsi="Times New Roman" w:cs="Times New Roman"/>
+          <w:sz w:val="28"/>
+          <w:szCs w:val="28"/>
           <w:lang w:eastAsia="fr-FR"/>
         </w:rPr>
       </w:pPr>
@@ -286,18 +377,49 @@
           <w:rFonts w:ascii="Times New Roman" w:eastAsia="Times New Roman" w:hAnsi="Times New Roman" w:cs="Times New Roman"/>
           <w:b/>
           <w:bCs/>
-          <w:sz w:val="36"/>
-          <w:szCs w:val="36"/>
-          <w:lang w:eastAsia="fr-FR"/>
-        </w:rPr>
-        <w:t>2. Contexte et justification</w:t>
-      </w:r>
+          <w:sz w:val="28"/>
+          <w:szCs w:val="28"/>
+          <w:lang w:eastAsia="fr-FR"/>
+        </w:rPr>
+        <w:t>Importance du projet :</w:t>
+      </w:r>
+      <w:r>
+        <w:rPr>
+          <w:rFonts w:ascii="Times New Roman" w:eastAsia="Times New Roman" w:hAnsi="Times New Roman" w:cs="Times New Roman"/>
+          <w:sz w:val="28"/>
+          <w:szCs w:val="28"/>
+          <w:lang w:eastAsia="fr-FR"/>
+        </w:rPr>
+        <w:t xml:space="preserve"> Une ville propre est essentielle pour la santé publique et le développement touristique. Le numérique peut transformer les déchets en ressources (recyclage) plutôt qu'en nuisances.</w:t>
+      </w:r>
+    </w:p>
+    <w:p>
+      <w:pPr>
+        <w:pStyle w:val="Paragraphedeliste"/>
+        <w:rPr>
+          <w:rFonts w:ascii="Times New Roman" w:eastAsia="Times New Roman" w:hAnsi="Times New Roman" w:cs="Times New Roman"/>
+          <w:sz w:val="28"/>
+          <w:szCs w:val="28"/>
+          <w:lang w:eastAsia="fr-FR"/>
+        </w:rPr>
+      </w:pPr>
+    </w:p>
+    <w:p>
+      <w:pPr>
+        <w:spacing w:before="100" w:beforeAutospacing="1" w:after="100" w:afterAutospacing="1" w:line="240" w:lineRule="auto"/>
+        <w:rPr>
+          <w:rFonts w:ascii="Times New Roman" w:eastAsia="Times New Roman" w:hAnsi="Times New Roman" w:cs="Times New Roman"/>
+          <w:sz w:val="28"/>
+          <w:szCs w:val="28"/>
+          <w:lang w:eastAsia="fr-FR"/>
+        </w:rPr>
+      </w:pPr>
     </w:p>
     <w:p>
       <w:pPr>
         <w:numPr>
           <w:ilvl w:val="0"/>
-          <w:numId w:val="2"/>
+          <w:numId w:val="18"/>
         </w:numPr>
         <w:spacing w:before="100" w:beforeAutospacing="1" w:after="100" w:afterAutospacing="1" w:line="240" w:lineRule="auto"/>
         <w:rPr>
@@ -316,99 +438,7 @@
           <w:szCs w:val="28"/>
           <w:lang w:eastAsia="fr-FR"/>
         </w:rPr>
-        <w:t>Problématique rencontrée :</w:t>
-      </w:r>
-      <w:r>
-        <w:rPr>
-          <w:rFonts w:ascii="Times New Roman" w:eastAsia="Times New Roman" w:hAnsi="Times New Roman" w:cs="Times New Roman"/>
-          <w:sz w:val="28"/>
-          <w:szCs w:val="28"/>
-          <w:lang w:eastAsia="fr-FR"/>
-        </w:rPr>
-        <w:t xml:space="preserve"> Actuellement, la gestion des ordures ménagères souffre de bacs qui débordent, de circuits de ramassage irréguliers et d'un manque de visibilité pour les citoyens. Cela cause des pollutions de l'air, des blocages de canaux et des risques sanitaires graves.</w:t>
-      </w:r>
-    </w:p>
-    <w:p>
-      <w:pPr>
-        <w:spacing w:before="100" w:beforeAutospacing="1" w:after="100" w:afterAutospacing="1" w:line="240" w:lineRule="auto"/>
-        <w:ind w:left="720"/>
-        <w:rPr>
-          <w:rFonts w:ascii="Times New Roman" w:eastAsia="Times New Roman" w:hAnsi="Times New Roman" w:cs="Times New Roman"/>
-          <w:sz w:val="28"/>
-          <w:szCs w:val="28"/>
-          <w:lang w:eastAsia="fr-FR"/>
-        </w:rPr>
-      </w:pPr>
-    </w:p>
-    <w:p>
-      <w:pPr>
-        <w:numPr>
-          <w:ilvl w:val="0"/>
-          <w:numId w:val="2"/>
-        </w:numPr>
-        <w:spacing w:before="100" w:beforeAutospacing="1" w:after="100" w:afterAutospacing="1" w:line="240" w:lineRule="auto"/>
-        <w:rPr>
-          <w:rFonts w:ascii="Times New Roman" w:eastAsia="Times New Roman" w:hAnsi="Times New Roman" w:cs="Times New Roman"/>
-          <w:sz w:val="28"/>
-          <w:szCs w:val="28"/>
-          <w:lang w:eastAsia="fr-FR"/>
-        </w:rPr>
-      </w:pPr>
-      <w:r>
-        <w:rPr>
-          <w:rFonts w:ascii="Times New Roman" w:eastAsia="Times New Roman" w:hAnsi="Times New Roman" w:cs="Times New Roman"/>
-          <w:b/>
-          <w:bCs/>
-          <w:sz w:val="28"/>
-          <w:szCs w:val="28"/>
-          <w:lang w:eastAsia="fr-FR"/>
-        </w:rPr>
-        <w:t>Importance du projet :</w:t>
-      </w:r>
-      <w:r>
-        <w:rPr>
-          <w:rFonts w:ascii="Times New Roman" w:eastAsia="Times New Roman" w:hAnsi="Times New Roman" w:cs="Times New Roman"/>
-          <w:sz w:val="28"/>
-          <w:szCs w:val="28"/>
-          <w:lang w:eastAsia="fr-FR"/>
-        </w:rPr>
-        <w:t xml:space="preserve"> Une ville propre est essentielle pour la santé publique et le développement touristique. Le numérique peut transformer les déchets en ressources (recyclage) plutôt qu'en nuisances.</w:t>
-      </w:r>
-    </w:p>
-    <w:p>
-      <w:pPr>
-        <w:spacing w:before="100" w:beforeAutospacing="1" w:after="100" w:afterAutospacing="1" w:line="240" w:lineRule="auto"/>
-        <w:rPr>
-          <w:rFonts w:ascii="Times New Roman" w:eastAsia="Times New Roman" w:hAnsi="Times New Roman" w:cs="Times New Roman"/>
-          <w:sz w:val="28"/>
-          <w:szCs w:val="28"/>
-          <w:lang w:eastAsia="fr-FR"/>
-        </w:rPr>
-      </w:pPr>
-    </w:p>
-    <w:p>
-      <w:pPr>
-        <w:numPr>
-          <w:ilvl w:val="0"/>
-          <w:numId w:val="2"/>
-        </w:numPr>
-        <w:spacing w:before="100" w:beforeAutospacing="1" w:after="100" w:afterAutospacing="1" w:line="240" w:lineRule="auto"/>
-        <w:rPr>
-          <w:rFonts w:ascii="Times New Roman" w:eastAsia="Times New Roman" w:hAnsi="Times New Roman" w:cs="Times New Roman"/>
-          <w:sz w:val="28"/>
-          <w:szCs w:val="28"/>
-          <w:lang w:eastAsia="fr-FR"/>
-        </w:rPr>
-      </w:pPr>
-      <w:r>
-        <w:rPr>
-          <w:rFonts w:ascii="Times New Roman" w:eastAsia="Times New Roman" w:hAnsi="Times New Roman" w:cs="Times New Roman"/>
-          <w:b/>
-          <w:bCs/>
-          <w:sz w:val="28"/>
-          <w:szCs w:val="28"/>
-          <w:lang w:eastAsia="fr-FR"/>
-        </w:rPr>
+        <w:lastRenderedPageBreak/>
         <w:t>Objectifs du projet :</w:t>
       </w:r>
     </w:p>
@@ -514,6 +544,18 @@
         <w:ind w:left="1440"/>
         <w:rPr>
           <w:rFonts w:ascii="Times New Roman" w:eastAsia="Times New Roman" w:hAnsi="Times New Roman" w:cs="Times New Roman"/>
+          <w:sz w:val="28"/>
+          <w:szCs w:val="28"/>
+          <w:lang w:eastAsia="fr-FR"/>
+        </w:rPr>
+      </w:pPr>
+    </w:p>
+    <w:p>
+      <w:pPr>
+        <w:spacing w:before="100" w:beforeAutospacing="1" w:after="100" w:afterAutospacing="1" w:line="240" w:lineRule="auto"/>
+        <w:ind w:left="1440"/>
+        <w:rPr>
+          <w:rFonts w:ascii="Times New Roman" w:eastAsia="Times New Roman" w:hAnsi="Times New Roman" w:cs="Times New Roman"/>
           <w:sz w:val="24"/>
           <w:szCs w:val="24"/>
           <w:lang w:eastAsia="fr-FR"/>
@@ -522,27 +564,22 @@
     </w:p>
     <w:p>
       <w:pPr>
-        <w:spacing w:before="100" w:beforeAutospacing="1" w:after="100" w:afterAutospacing="1" w:line="240" w:lineRule="auto"/>
-        <w:outlineLvl w:val="1"/>
-        <w:rPr>
-          <w:rFonts w:ascii="Times New Roman" w:eastAsia="Times New Roman" w:hAnsi="Times New Roman" w:cs="Times New Roman"/>
-          <w:b/>
-          <w:bCs/>
-          <w:sz w:val="36"/>
-          <w:szCs w:val="36"/>
-          <w:lang w:eastAsia="fr-FR"/>
-        </w:rPr>
-      </w:pPr>
-      <w:r>
-        <w:rPr>
-          <w:rFonts w:ascii="Times New Roman" w:eastAsia="Times New Roman" w:hAnsi="Times New Roman" w:cs="Times New Roman"/>
-          <w:b/>
-          <w:bCs/>
-          <w:sz w:val="36"/>
-          <w:szCs w:val="36"/>
-          <w:lang w:eastAsia="fr-FR"/>
-        </w:rPr>
-        <w:t>3. Périmètre du projet</w:t>
+        <w:pStyle w:val="Titre"/>
+        <w:numPr>
+          <w:ilvl w:val="0"/>
+          <w:numId w:val="11"/>
+        </w:numPr>
+        <w:rPr>
+          <w:rFonts w:eastAsia="Times New Roman"/>
+          <w:lang w:eastAsia="fr-FR"/>
+        </w:rPr>
+      </w:pPr>
+      <w:r>
+        <w:rPr>
+          <w:rFonts w:eastAsia="Times New Roman"/>
+          <w:lang w:eastAsia="fr-FR"/>
+        </w:rPr>
+        <w:t>Périmètre du projet</w:t>
       </w:r>
     </w:p>
     <w:p>
@@ -800,83 +837,6 @@
     <w:p>
       <w:pPr>
         <w:spacing w:before="100" w:beforeAutospacing="1" w:after="100" w:afterAutospacing="1" w:line="240" w:lineRule="auto"/>
-        <w:rPr>
-          <w:rFonts w:ascii="Times New Roman" w:eastAsia="Times New Roman" w:hAnsi="Times New Roman" w:cs="Times New Roman"/>
-          <w:sz w:val="28"/>
-          <w:szCs w:val="28"/>
-          <w:lang w:eastAsia="fr-FR"/>
-        </w:rPr>
-      </w:pPr>
-    </w:p>
-    <w:p>
-      <w:pPr>
-        <w:spacing w:before="100" w:beforeAutospacing="1" w:after="100" w:afterAutospacing="1" w:line="240" w:lineRule="auto"/>
-        <w:rPr>
-          <w:rFonts w:ascii="Times New Roman" w:eastAsia="Times New Roman" w:hAnsi="Times New Roman" w:cs="Times New Roman"/>
-          <w:sz w:val="28"/>
-          <w:szCs w:val="28"/>
-          <w:lang w:eastAsia="fr-FR"/>
-        </w:rPr>
-      </w:pPr>
-    </w:p>
-    <w:p>
-      <w:pPr>
-        <w:spacing w:before="100" w:beforeAutospacing="1" w:after="100" w:afterAutospacing="1" w:line="240" w:lineRule="auto"/>
-        <w:rPr>
-          <w:rFonts w:ascii="Times New Roman" w:eastAsia="Times New Roman" w:hAnsi="Times New Roman" w:cs="Times New Roman"/>
-          <w:sz w:val="28"/>
-          <w:szCs w:val="28"/>
-          <w:lang w:eastAsia="fr-FR"/>
-        </w:rPr>
-      </w:pPr>
-    </w:p>
-    <w:p>
-      <w:pPr>
-        <w:spacing w:before="100" w:beforeAutospacing="1" w:after="100" w:afterAutospacing="1" w:line="240" w:lineRule="auto"/>
-        <w:rPr>
-          <w:rFonts w:ascii="Times New Roman" w:eastAsia="Times New Roman" w:hAnsi="Times New Roman" w:cs="Times New Roman"/>
-          <w:sz w:val="28"/>
-          <w:szCs w:val="28"/>
-          <w:lang w:eastAsia="fr-FR"/>
-        </w:rPr>
-      </w:pPr>
-    </w:p>
-    <w:p>
-      <w:pPr>
-        <w:spacing w:before="100" w:beforeAutospacing="1" w:after="100" w:afterAutospacing="1" w:line="240" w:lineRule="auto"/>
-        <w:rPr>
-          <w:rFonts w:ascii="Times New Roman" w:eastAsia="Times New Roman" w:hAnsi="Times New Roman" w:cs="Times New Roman"/>
-          <w:sz w:val="28"/>
-          <w:szCs w:val="28"/>
-          <w:lang w:eastAsia="fr-FR"/>
-        </w:rPr>
-      </w:pPr>
-    </w:p>
-    <w:p>
-      <w:pPr>
-        <w:spacing w:before="100" w:beforeAutospacing="1" w:after="100" w:afterAutospacing="1" w:line="240" w:lineRule="auto"/>
-        <w:rPr>
-          <w:rFonts w:ascii="Times New Roman" w:eastAsia="Times New Roman" w:hAnsi="Times New Roman" w:cs="Times New Roman"/>
-          <w:sz w:val="28"/>
-          <w:szCs w:val="28"/>
-          <w:lang w:eastAsia="fr-FR"/>
-        </w:rPr>
-      </w:pPr>
-    </w:p>
-    <w:p>
-      <w:pPr>
-        <w:spacing w:before="100" w:beforeAutospacing="1" w:after="100" w:afterAutospacing="1" w:line="240" w:lineRule="auto"/>
-        <w:rPr>
-          <w:rFonts w:ascii="Times New Roman" w:eastAsia="Times New Roman" w:hAnsi="Times New Roman" w:cs="Times New Roman"/>
-          <w:sz w:val="28"/>
-          <w:szCs w:val="28"/>
-          <w:lang w:eastAsia="fr-FR"/>
-        </w:rPr>
-      </w:pPr>
-    </w:p>
-    <w:p>
-      <w:pPr>
-        <w:spacing w:before="100" w:beforeAutospacing="1" w:after="100" w:afterAutospacing="1" w:line="240" w:lineRule="auto"/>
         <w:outlineLvl w:val="1"/>
         <w:rPr>
           <w:rFonts w:ascii="Times New Roman" w:eastAsia="Times New Roman" w:hAnsi="Times New Roman" w:cs="Times New Roman"/>
@@ -890,42 +850,23 @@
     </w:p>
     <w:p>
       <w:pPr>
-        <w:spacing w:before="100" w:beforeAutospacing="1" w:after="100" w:afterAutospacing="1" w:line="240" w:lineRule="auto"/>
-        <w:outlineLvl w:val="1"/>
-        <w:rPr>
-          <w:rFonts w:ascii="Times New Roman" w:eastAsia="Times New Roman" w:hAnsi="Times New Roman" w:cs="Times New Roman"/>
-          <w:b/>
-          <w:bCs/>
-          <w:sz w:val="36"/>
-          <w:szCs w:val="36"/>
-          <w:lang w:eastAsia="fr-FR"/>
-        </w:rPr>
-      </w:pPr>
-    </w:p>
-    <w:p>
-      <w:pPr>
-        <w:spacing w:before="100" w:beforeAutospacing="1" w:after="100" w:afterAutospacing="1" w:line="240" w:lineRule="auto"/>
-        <w:outlineLvl w:val="1"/>
-        <w:rPr>
-          <w:rFonts w:ascii="Times New Roman" w:eastAsia="Times New Roman" w:hAnsi="Times New Roman" w:cs="Times New Roman"/>
-          <w:b/>
-          <w:bCs/>
-          <w:sz w:val="36"/>
-          <w:szCs w:val="36"/>
-          <w:lang w:eastAsia="fr-FR"/>
-        </w:rPr>
-      </w:pPr>
-      <w:r>
-        <w:rPr>
-          <w:rFonts w:ascii="Times New Roman" w:eastAsia="Times New Roman" w:hAnsi="Times New Roman" w:cs="Times New Roman"/>
-          <w:b/>
-          <w:bCs/>
-          <w:sz w:val="36"/>
-          <w:szCs w:val="36"/>
+        <w:pStyle w:val="Titre"/>
+        <w:numPr>
+          <w:ilvl w:val="0"/>
+          <w:numId w:val="11"/>
+        </w:numPr>
+        <w:rPr>
+          <w:rFonts w:eastAsia="Times New Roman"/>
+          <w:lang w:eastAsia="fr-FR"/>
+        </w:rPr>
+      </w:pPr>
+      <w:r>
+        <w:rPr>
+          <w:rFonts w:eastAsia="Times New Roman"/>
           <w:lang w:eastAsia="fr-FR"/>
         </w:rPr>
         <w:lastRenderedPageBreak/>
-        <w:t xml:space="preserve">4. Analyse des besoins </w:t>
+        <w:t xml:space="preserve">Analyse des besoins </w:t>
       </w:r>
     </w:p>
     <w:p>
@@ -1199,19 +1140,10 @@
               <w:t>Validation de</w:t>
             </w:r>
             <w:r>
-              <w:t xml:space="preserve"> tou</w:t>
-            </w:r>
-            <w:r>
-              <w:t>te</w:t>
-            </w:r>
-            <w:r>
-              <w:t>s</w:t>
-            </w:r>
-            <w:r>
-              <w:t xml:space="preserve"> les</w:t>
-            </w:r>
-            <w:r>
-              <w:t xml:space="preserve"> inscriptions </w:t>
+              <w:t xml:space="preserve"> l’inscription des citoyens</w:t>
+            </w:r>
+            <w:r>
+              <w:t xml:space="preserve"> </w:t>
             </w:r>
             <w:r>
               <w:t xml:space="preserve">par l’administrateur </w:t>
@@ -1562,7 +1494,7 @@
               </w:rPr>
             </w:pPr>
             <w:r>
-              <w:t>Dashboard Association</w:t>
+              <w:t>Dashboard Administrateur</w:t>
             </w:r>
           </w:p>
         </w:tc>
@@ -1593,7 +1525,6 @@
           <w:tcPr>
             <w:cnfStyle w:val="001000000000" w:firstRow="0" w:lastRow="0" w:firstColumn="1" w:lastColumn="0" w:oddVBand="0" w:evenVBand="0" w:oddHBand="0" w:evenHBand="0" w:firstRowFirstColumn="0" w:firstRowLastColumn="0" w:lastRowFirstColumn="0" w:lastRowLastColumn="0"/>
             <w:tcW w:w="0" w:type="auto"/>
-            <w:hideMark/>
           </w:tcPr>
           <w:p>
             <w:pPr>
@@ -1613,16 +1544,7 @@
                 <w:szCs w:val="24"/>
                 <w:lang w:eastAsia="fr-FR"/>
               </w:rPr>
-              <w:t>C</w:t>
-            </w:r>
-            <w:r>
-              <w:rPr>
-                <w:rFonts w:ascii="Times New Roman" w:eastAsia="Times New Roman" w:hAnsi="Times New Roman" w:cs="Times New Roman"/>
-                <w:sz w:val="24"/>
-                <w:szCs w:val="24"/>
-                <w:lang w:eastAsia="fr-FR"/>
-              </w:rPr>
-              <w:t>ould</w:t>
+              <w:t>Should</w:t>
             </w:r>
             <w:proofErr w:type="spellEnd"/>
           </w:p>
@@ -1630,42 +1552,31 @@
         <w:tc>
           <w:tcPr>
             <w:tcW w:w="0" w:type="auto"/>
-            <w:hideMark/>
           </w:tcPr>
           <w:p>
             <w:pPr>
               <w:spacing w:after="480"/>
               <w:cnfStyle w:val="000000000000" w:firstRow="0" w:lastRow="0" w:firstColumn="0" w:lastColumn="0" w:oddVBand="0" w:evenVBand="0" w:oddHBand="0" w:evenHBand="0" w:firstRowFirstColumn="0" w:firstRowLastColumn="0" w:lastRowFirstColumn="0" w:lastRowLastColumn="0"/>
-              <w:rPr>
-                <w:rFonts w:ascii="Times New Roman" w:eastAsia="Times New Roman" w:hAnsi="Times New Roman" w:cs="Times New Roman"/>
-                <w:sz w:val="24"/>
-                <w:szCs w:val="24"/>
-                <w:lang w:eastAsia="fr-FR"/>
-              </w:rPr>
-            </w:pPr>
-            <w:r>
-              <w:t>Suivi de Présence</w:t>
+            </w:pPr>
+            <w:r>
+              <w:t>Gestion informations</w:t>
             </w:r>
           </w:p>
         </w:tc>
         <w:tc>
           <w:tcPr>
             <w:tcW w:w="6701" w:type="dxa"/>
-            <w:hideMark/>
           </w:tcPr>
           <w:p>
             <w:pPr>
               <w:spacing w:after="480"/>
               <w:cnfStyle w:val="000000000000" w:firstRow="0" w:lastRow="0" w:firstColumn="0" w:lastColumn="0" w:oddVBand="0" w:evenVBand="0" w:oddHBand="0" w:evenHBand="0" w:firstRowFirstColumn="0" w:firstRowLastColumn="0" w:lastRowFirstColumn="0" w:lastRowLastColumn="0"/>
-              <w:rPr>
-                <w:rFonts w:ascii="Times New Roman" w:eastAsia="Times New Roman" w:hAnsi="Times New Roman" w:cs="Times New Roman"/>
-                <w:sz w:val="24"/>
-                <w:szCs w:val="24"/>
-                <w:lang w:eastAsia="fr-FR"/>
-              </w:rPr>
-            </w:pPr>
-            <w:r>
-              <w:t>Validation de la participation réelle aux événements pour l'octroi des points</w:t>
+            </w:pPr>
+            <w:r>
+              <w:t>Mise à jour des profils, édition des points de collecte et g</w:t>
+            </w:r>
+            <w:r>
+              <w:t>estion des stocks de bacs vides</w:t>
             </w:r>
           </w:p>
         </w:tc>
@@ -1697,7 +1608,7 @@
                 <w:szCs w:val="24"/>
                 <w:lang w:eastAsia="fr-FR"/>
               </w:rPr>
-              <w:t>Could</w:t>
+              <w:t>Should</w:t>
             </w:r>
             <w:proofErr w:type="spellEnd"/>
           </w:p>
@@ -1710,6 +1621,40 @@
             <w:pPr>
               <w:spacing w:after="480"/>
               <w:cnfStyle w:val="000000100000" w:firstRow="0" w:lastRow="0" w:firstColumn="0" w:lastColumn="0" w:oddVBand="0" w:evenVBand="0" w:oddHBand="1" w:evenHBand="0" w:firstRowFirstColumn="0" w:firstRowLastColumn="0" w:lastRowFirstColumn="0" w:lastRowLastColumn="0"/>
+            </w:pPr>
+            <w:r>
+              <w:t>Justification refus</w:t>
+            </w:r>
+          </w:p>
+        </w:tc>
+        <w:tc>
+          <w:tcPr>
+            <w:tcW w:w="6701" w:type="dxa"/>
+          </w:tcPr>
+          <w:p>
+            <w:pPr>
+              <w:spacing w:after="480"/>
+              <w:cnfStyle w:val="000000100000" w:firstRow="0" w:lastRow="0" w:firstColumn="0" w:lastColumn="0" w:oddVBand="0" w:evenVBand="0" w:oddHBand="1" w:evenHBand="0" w:firstRowFirstColumn="0" w:firstRowLastColumn="0" w:lastRowFirstColumn="0" w:lastRowLastColumn="0"/>
+            </w:pPr>
+            <w:r>
+              <w:t>Saisie obligatoire d'un motif par le chauffeur en cas de collecte impossible (ex: acc</w:t>
+            </w:r>
+            <w:r>
+              <w:t>ès bloqué, déchet non conforme)</w:t>
+            </w:r>
+          </w:p>
+        </w:tc>
+      </w:tr>
+      <w:tr>
+        <w:tc>
+          <w:tcPr>
+            <w:cnfStyle w:val="001000000000" w:firstRow="0" w:lastRow="0" w:firstColumn="1" w:lastColumn="0" w:oddVBand="0" w:evenVBand="0" w:oddHBand="0" w:evenHBand="0" w:firstRowFirstColumn="0" w:firstRowLastColumn="0" w:lastRowFirstColumn="0" w:lastRowLastColumn="0"/>
+            <w:tcW w:w="0" w:type="auto"/>
+            <w:hideMark/>
+          </w:tcPr>
+          <w:p>
+            <w:pPr>
+              <w:spacing w:after="480"/>
               <w:rPr>
                 <w:rFonts w:ascii="Times New Roman" w:eastAsia="Times New Roman" w:hAnsi="Times New Roman" w:cs="Times New Roman"/>
                 <w:sz w:val="24"/>
@@ -1717,6 +1662,118 @@
                 <w:lang w:eastAsia="fr-FR"/>
               </w:rPr>
             </w:pPr>
+            <w:proofErr w:type="spellStart"/>
+            <w:r>
+              <w:rPr>
+                <w:rFonts w:ascii="Times New Roman" w:eastAsia="Times New Roman" w:hAnsi="Times New Roman" w:cs="Times New Roman"/>
+                <w:sz w:val="24"/>
+                <w:szCs w:val="24"/>
+                <w:lang w:eastAsia="fr-FR"/>
+              </w:rPr>
+              <w:t>C</w:t>
+            </w:r>
+            <w:r>
+              <w:rPr>
+                <w:rFonts w:ascii="Times New Roman" w:eastAsia="Times New Roman" w:hAnsi="Times New Roman" w:cs="Times New Roman"/>
+                <w:sz w:val="24"/>
+                <w:szCs w:val="24"/>
+                <w:lang w:eastAsia="fr-FR"/>
+              </w:rPr>
+              <w:t>ould</w:t>
+            </w:r>
+            <w:proofErr w:type="spellEnd"/>
+          </w:p>
+        </w:tc>
+        <w:tc>
+          <w:tcPr>
+            <w:tcW w:w="0" w:type="auto"/>
+            <w:hideMark/>
+          </w:tcPr>
+          <w:p>
+            <w:pPr>
+              <w:spacing w:after="480"/>
+              <w:cnfStyle w:val="000000000000" w:firstRow="0" w:lastRow="0" w:firstColumn="0" w:lastColumn="0" w:oddVBand="0" w:evenVBand="0" w:oddHBand="0" w:evenHBand="0" w:firstRowFirstColumn="0" w:firstRowLastColumn="0" w:lastRowFirstColumn="0" w:lastRowLastColumn="0"/>
+              <w:rPr>
+                <w:rFonts w:ascii="Times New Roman" w:eastAsia="Times New Roman" w:hAnsi="Times New Roman" w:cs="Times New Roman"/>
+                <w:sz w:val="24"/>
+                <w:szCs w:val="24"/>
+                <w:lang w:eastAsia="fr-FR"/>
+              </w:rPr>
+            </w:pPr>
+            <w:r>
+              <w:t>Suivi de Présence</w:t>
+            </w:r>
+          </w:p>
+        </w:tc>
+        <w:tc>
+          <w:tcPr>
+            <w:tcW w:w="6701" w:type="dxa"/>
+            <w:hideMark/>
+          </w:tcPr>
+          <w:p>
+            <w:pPr>
+              <w:spacing w:after="480"/>
+              <w:cnfStyle w:val="000000000000" w:firstRow="0" w:lastRow="0" w:firstColumn="0" w:lastColumn="0" w:oddVBand="0" w:evenVBand="0" w:oddHBand="0" w:evenHBand="0" w:firstRowFirstColumn="0" w:firstRowLastColumn="0" w:lastRowFirstColumn="0" w:lastRowLastColumn="0"/>
+              <w:rPr>
+                <w:rFonts w:ascii="Times New Roman" w:eastAsia="Times New Roman" w:hAnsi="Times New Roman" w:cs="Times New Roman"/>
+                <w:sz w:val="24"/>
+                <w:szCs w:val="24"/>
+                <w:lang w:eastAsia="fr-FR"/>
+              </w:rPr>
+            </w:pPr>
+            <w:r>
+              <w:t>Validation de la participation réelle aux événements pour l'octroi des points</w:t>
+            </w:r>
+          </w:p>
+        </w:tc>
+      </w:tr>
+      <w:tr>
+        <w:trPr>
+          <w:cnfStyle w:val="000000100000" w:firstRow="0" w:lastRow="0" w:firstColumn="0" w:lastColumn="0" w:oddVBand="0" w:evenVBand="0" w:oddHBand="1" w:evenHBand="0" w:firstRowFirstColumn="0" w:firstRowLastColumn="0" w:lastRowFirstColumn="0" w:lastRowLastColumn="0"/>
+        </w:trPr>
+        <w:tc>
+          <w:tcPr>
+            <w:cnfStyle w:val="001000000000" w:firstRow="0" w:lastRow="0" w:firstColumn="1" w:lastColumn="0" w:oddVBand="0" w:evenVBand="0" w:oddHBand="0" w:evenHBand="0" w:firstRowFirstColumn="0" w:firstRowLastColumn="0" w:lastRowFirstColumn="0" w:lastRowLastColumn="0"/>
+            <w:tcW w:w="0" w:type="auto"/>
+          </w:tcPr>
+          <w:p>
+            <w:pPr>
+              <w:spacing w:after="480"/>
+              <w:rPr>
+                <w:rFonts w:ascii="Times New Roman" w:eastAsia="Times New Roman" w:hAnsi="Times New Roman" w:cs="Times New Roman"/>
+                <w:sz w:val="24"/>
+                <w:szCs w:val="24"/>
+                <w:lang w:eastAsia="fr-FR"/>
+              </w:rPr>
+            </w:pPr>
+            <w:proofErr w:type="spellStart"/>
+            <w:r>
+              <w:rPr>
+                <w:rFonts w:ascii="Times New Roman" w:eastAsia="Times New Roman" w:hAnsi="Times New Roman" w:cs="Times New Roman"/>
+                <w:sz w:val="24"/>
+                <w:szCs w:val="24"/>
+                <w:lang w:eastAsia="fr-FR"/>
+              </w:rPr>
+              <w:t>Could</w:t>
+            </w:r>
+            <w:proofErr w:type="spellEnd"/>
+          </w:p>
+        </w:tc>
+        <w:tc>
+          <w:tcPr>
+            <w:tcW w:w="0" w:type="auto"/>
+          </w:tcPr>
+          <w:p>
+            <w:pPr>
+              <w:spacing w:after="480"/>
+              <w:cnfStyle w:val="000000100000" w:firstRow="0" w:lastRow="0" w:firstColumn="0" w:lastColumn="0" w:oddVBand="0" w:evenVBand="0" w:oddHBand="1" w:evenHBand="0" w:firstRowFirstColumn="0" w:firstRowLastColumn="0" w:lastRowFirstColumn="0" w:lastRowLastColumn="0"/>
+              <w:rPr>
+                <w:rFonts w:ascii="Times New Roman" w:eastAsia="Times New Roman" w:hAnsi="Times New Roman" w:cs="Times New Roman"/>
+                <w:sz w:val="24"/>
+                <w:szCs w:val="24"/>
+                <w:lang w:eastAsia="fr-FR"/>
+              </w:rPr>
+            </w:pPr>
             <w:r>
               <w:t>Contrôle &amp; Liaison</w:t>
             </w:r>
@@ -1746,71 +1803,31 @@
     </w:tbl>
     <w:p>
       <w:pPr>
-        <w:spacing w:before="100" w:beforeAutospacing="1" w:after="100" w:afterAutospacing="1" w:line="240" w:lineRule="auto"/>
-        <w:outlineLvl w:val="1"/>
-        <w:rPr>
-          <w:rFonts w:ascii="Times New Roman" w:eastAsia="Times New Roman" w:hAnsi="Times New Roman" w:cs="Times New Roman"/>
-          <w:b/>
-          <w:bCs/>
-          <w:sz w:val="36"/>
-          <w:szCs w:val="36"/>
-          <w:lang w:eastAsia="fr-FR"/>
-        </w:rPr>
-      </w:pPr>
-    </w:p>
-    <w:p>
-      <w:pPr>
-        <w:spacing w:before="100" w:beforeAutospacing="1" w:after="100" w:afterAutospacing="1" w:line="240" w:lineRule="auto"/>
-        <w:outlineLvl w:val="1"/>
-        <w:rPr>
-          <w:rFonts w:ascii="Times New Roman" w:eastAsia="Times New Roman" w:hAnsi="Times New Roman" w:cs="Times New Roman"/>
-          <w:b/>
-          <w:bCs/>
-          <w:sz w:val="36"/>
-          <w:szCs w:val="36"/>
-          <w:lang w:eastAsia="fr-FR"/>
-        </w:rPr>
-      </w:pPr>
-    </w:p>
-    <w:p>
-      <w:pPr>
-        <w:spacing w:before="100" w:beforeAutospacing="1" w:after="100" w:afterAutospacing="1" w:line="240" w:lineRule="auto"/>
-        <w:outlineLvl w:val="1"/>
-        <w:rPr>
-          <w:rFonts w:ascii="Times New Roman" w:eastAsia="Times New Roman" w:hAnsi="Times New Roman" w:cs="Times New Roman"/>
-          <w:b/>
-          <w:bCs/>
-          <w:sz w:val="36"/>
-          <w:szCs w:val="36"/>
-          <w:lang w:eastAsia="fr-FR"/>
-        </w:rPr>
-      </w:pPr>
-    </w:p>
-    <w:p>
-      <w:pPr>
-        <w:spacing w:before="100" w:beforeAutospacing="1" w:after="100" w:afterAutospacing="1" w:line="240" w:lineRule="auto"/>
-        <w:outlineLvl w:val="1"/>
-        <w:rPr>
-          <w:rFonts w:ascii="Times New Roman" w:eastAsia="Times New Roman" w:hAnsi="Times New Roman" w:cs="Times New Roman"/>
-          <w:b/>
-          <w:bCs/>
-          <w:sz w:val="36"/>
-          <w:szCs w:val="36"/>
-          <w:lang w:eastAsia="fr-FR"/>
-        </w:rPr>
-      </w:pPr>
-      <w:r>
-        <w:rPr>
-          <w:rFonts w:ascii="Times New Roman" w:eastAsia="Times New Roman" w:hAnsi="Times New Roman" w:cs="Times New Roman"/>
-          <w:b/>
-          <w:bCs/>
-          <w:sz w:val="36"/>
-          <w:szCs w:val="36"/>
+        <w:pStyle w:val="Titre"/>
+        <w:numPr>
+          <w:ilvl w:val="0"/>
+          <w:numId w:val="11"/>
+        </w:numPr>
+        <w:rPr>
+          <w:rFonts w:eastAsia="Times New Roman"/>
+          <w:lang w:eastAsia="fr-FR"/>
+        </w:rPr>
+      </w:pPr>
+      <w:r>
+        <w:rPr>
+          <w:rFonts w:eastAsia="Times New Roman"/>
           <w:lang w:eastAsia="fr-FR"/>
         </w:rPr>
         <w:lastRenderedPageBreak/>
-        <w:t>5. Description détaillée des fonctionnalités</w:t>
-      </w:r>
+        <w:t>Description détaillée des fonctionnalités</w:t>
+      </w:r>
+    </w:p>
+    <w:p>
+      <w:pPr>
+        <w:rPr>
+          <w:lang w:eastAsia="fr-FR"/>
+        </w:rPr>
+      </w:pPr>
     </w:p>
     <w:tbl>
       <w:tblPr>
@@ -1824,8 +1841,8 @@
         <w:gridCol w:w="1387"/>
         <w:gridCol w:w="2131"/>
         <w:gridCol w:w="1584"/>
-        <w:gridCol w:w="1543"/>
-        <w:gridCol w:w="1989"/>
+        <w:gridCol w:w="1669"/>
+        <w:gridCol w:w="1863"/>
         <w:gridCol w:w="1700"/>
       </w:tblGrid>
       <w:tr>
@@ -1916,7 +1933,7 @@
         </w:tc>
         <w:tc>
           <w:tcPr>
-            <w:tcW w:w="1543" w:type="dxa"/>
+            <w:tcW w:w="1669" w:type="dxa"/>
             <w:hideMark/>
           </w:tcPr>
           <w:p>
@@ -1943,7 +1960,7 @@
         </w:tc>
         <w:tc>
           <w:tcPr>
-            <w:tcW w:w="1989" w:type="dxa"/>
+            <w:tcW w:w="1863" w:type="dxa"/>
             <w:hideMark/>
           </w:tcPr>
           <w:p>
@@ -2037,7 +2054,10 @@
               </w:rPr>
             </w:pPr>
             <w:r>
-              <w:t>Accès sécurisé à l'espace personnel.</w:t>
+              <w:t>Accè</w:t>
+            </w:r>
+            <w:r>
+              <w:t>s sécurisé à l'espace personnel</w:t>
             </w:r>
           </w:p>
         </w:tc>
@@ -2068,7 +2088,7 @@
         </w:tc>
         <w:tc>
           <w:tcPr>
-            <w:tcW w:w="1543" w:type="dxa"/>
+            <w:tcW w:w="1669" w:type="dxa"/>
           </w:tcPr>
           <w:p>
             <w:pPr>
@@ -2088,7 +2108,7 @@
         </w:tc>
         <w:tc>
           <w:tcPr>
-            <w:tcW w:w="1989" w:type="dxa"/>
+            <w:tcW w:w="1863" w:type="dxa"/>
           </w:tcPr>
           <w:p>
             <w:pPr>
@@ -2172,13 +2192,16 @@
               <w:t xml:space="preserve">Informations personnelles, </w:t>
             </w:r>
             <w:r>
-              <w:t xml:space="preserve">Pièces jointes (ID/Permis), Statut du compte </w:t>
-            </w:r>
-          </w:p>
-        </w:tc>
-        <w:tc>
-          <w:tcPr>
-            <w:tcW w:w="1543" w:type="dxa"/>
+              <w:t>Pièces jointes (ID, justificatif</w:t>
+            </w:r>
+            <w:r>
+              <w:t xml:space="preserve">) </w:t>
+            </w:r>
+          </w:p>
+        </w:tc>
+        <w:tc>
+          <w:tcPr>
+            <w:tcW w:w="1669" w:type="dxa"/>
           </w:tcPr>
           <w:p>
             <w:pPr>
@@ -2192,7 +2215,7 @@
         </w:tc>
         <w:tc>
           <w:tcPr>
-            <w:tcW w:w="1989" w:type="dxa"/>
+            <w:tcW w:w="1863" w:type="dxa"/>
           </w:tcPr>
           <w:p>
             <w:pPr>
@@ -2214,7 +2237,10 @@
               <w:cnfStyle w:val="000000000000" w:firstRow="0" w:lastRow="0" w:firstColumn="0" w:lastColumn="0" w:oddVBand="0" w:evenVBand="0" w:oddHBand="0" w:evenHBand="0" w:firstRowFirstColumn="0" w:firstRowLastColumn="0" w:lastRowFirstColumn="0" w:lastRowLastColumn="0"/>
             </w:pPr>
             <w:r>
-              <w:t>Obligation de validation avant toute première connexion</w:t>
+              <w:t xml:space="preserve">Obligation de validation avant </w:t>
+            </w:r>
+            <w:r>
+              <w:t>connexion</w:t>
             </w:r>
           </w:p>
         </w:tc>
@@ -2234,7 +2260,10 @@
               <w:spacing w:after="480"/>
             </w:pPr>
             <w:r>
-              <w:t>Gestion du réseau</w:t>
+              <w:t>Signalement cito</w:t>
+            </w:r>
+            <w:r>
+              <w:t>yen</w:t>
             </w:r>
           </w:p>
         </w:tc>
@@ -2248,7 +2277,7 @@
               <w:cnfStyle w:val="000000100000" w:firstRow="0" w:lastRow="0" w:firstColumn="0" w:lastColumn="0" w:oddVBand="0" w:evenVBand="0" w:oddHBand="1" w:evenHBand="0" w:firstRowFirstColumn="0" w:firstRowLastColumn="0" w:lastRowFirstColumn="0" w:lastRowLastColumn="0"/>
             </w:pPr>
             <w:r>
-              <w:t>Mise à jour des points de collecte et des routes</w:t>
+              <w:t>Transmission d'une alerte concernant un dépôt sauvage ou un bac plein</w:t>
             </w:r>
           </w:p>
         </w:tc>
@@ -2262,13 +2291,16 @@
               <w:cnfStyle w:val="000000100000" w:firstRow="0" w:lastRow="0" w:firstColumn="0" w:lastColumn="0" w:oddVBand="0" w:evenVBand="0" w:oddHBand="1" w:evenHBand="0" w:firstRowFirstColumn="0" w:firstRowLastColumn="0" w:lastRowFirstColumn="0" w:lastRowLastColumn="0"/>
             </w:pPr>
             <w:r>
-              <w:t xml:space="preserve">Informations sur les centres </w:t>
-            </w:r>
-          </w:p>
-        </w:tc>
-        <w:tc>
-          <w:tcPr>
-            <w:tcW w:w="1543" w:type="dxa"/>
+              <w:t>Photo, Géolocalisation</w:t>
+            </w:r>
+            <w:r>
+              <w:t>, Type de déchet</w:t>
+            </w:r>
+          </w:p>
+        </w:tc>
+        <w:tc>
+          <w:tcPr>
+            <w:tcW w:w="1669" w:type="dxa"/>
           </w:tcPr>
           <w:p>
             <w:pPr>
@@ -2276,13 +2308,13 @@
               <w:cnfStyle w:val="000000100000" w:firstRow="0" w:lastRow="0" w:firstColumn="0" w:lastColumn="0" w:oddVBand="0" w:evenVBand="0" w:oddHBand="1" w:evenHBand="0" w:firstRowFirstColumn="0" w:firstRowLastColumn="0" w:lastRowFirstColumn="0" w:lastRowLastColumn="0"/>
             </w:pPr>
             <w:r>
-              <w:t>Administrateur</w:t>
-            </w:r>
-          </w:p>
-        </w:tc>
-        <w:tc>
-          <w:tcPr>
-            <w:tcW w:w="1989" w:type="dxa"/>
+              <w:t>Citoyen</w:t>
+            </w:r>
+          </w:p>
+        </w:tc>
+        <w:tc>
+          <w:tcPr>
+            <w:tcW w:w="1863" w:type="dxa"/>
           </w:tcPr>
           <w:p>
             <w:pPr>
@@ -2290,7 +2322,7 @@
               <w:cnfStyle w:val="000000100000" w:firstRow="0" w:lastRow="0" w:firstColumn="0" w:lastColumn="0" w:oddVBand="0" w:evenVBand="0" w:oddHBand="1" w:evenHBand="0" w:firstRowFirstColumn="0" w:firstRowLastColumn="0" w:lastRowFirstColumn="0" w:lastRowLastColumn="0"/>
             </w:pPr>
             <w:r>
-              <w:t>Informations bien mise à jour</w:t>
+              <w:t>Signalement immédiat d'un point à nettoyer</w:t>
             </w:r>
           </w:p>
         </w:tc>
@@ -2303,6 +2335,188 @@
               <w:spacing w:before="100" w:beforeAutospacing="1" w:after="100" w:afterAutospacing="1"/>
               <w:cnfStyle w:val="000000100000" w:firstRow="0" w:lastRow="0" w:firstColumn="0" w:lastColumn="0" w:oddVBand="0" w:evenVBand="0" w:oddHBand="1" w:evenHBand="0" w:firstRowFirstColumn="0" w:firstRowLastColumn="0" w:lastRowFirstColumn="0" w:lastRowLastColumn="0"/>
             </w:pPr>
+            <w:r>
+              <w:t>Précision des coordonnées</w:t>
+            </w:r>
+          </w:p>
+        </w:tc>
+      </w:tr>
+      <w:tr>
+        <w:trPr>
+          <w:trHeight w:val="1082"/>
+        </w:trPr>
+        <w:tc>
+          <w:tcPr>
+            <w:cnfStyle w:val="001000000000" w:firstRow="0" w:lastRow="0" w:firstColumn="1" w:lastColumn="0" w:oddVBand="0" w:evenVBand="0" w:oddHBand="0" w:evenHBand="0" w:firstRowFirstColumn="0" w:firstRowLastColumn="0" w:lastRowFirstColumn="0" w:lastRowLastColumn="0"/>
+            <w:tcW w:w="1387" w:type="dxa"/>
+          </w:tcPr>
+          <w:p>
+            <w:pPr>
+              <w:spacing w:after="480"/>
+            </w:pPr>
+            <w:r>
+              <w:t>Dashboard</w:t>
+            </w:r>
+          </w:p>
+        </w:tc>
+        <w:tc>
+          <w:tcPr>
+            <w:tcW w:w="2131" w:type="dxa"/>
+          </w:tcPr>
+          <w:p>
+            <w:pPr>
+              <w:spacing w:before="100" w:beforeAutospacing="1" w:after="100" w:afterAutospacing="1"/>
+              <w:cnfStyle w:val="000000000000" w:firstRow="0" w:lastRow="0" w:firstColumn="0" w:lastColumn="0" w:oddVBand="0" w:evenVBand="0" w:oddHBand="0" w:evenHBand="0" w:firstRowFirstColumn="0" w:firstRowLastColumn="0" w:lastRowFirstColumn="0" w:lastRowLastColumn="0"/>
+            </w:pPr>
+            <w:r>
+              <w:t>Visualisation globale de l'état du réseau et des performances de collecte</w:t>
+            </w:r>
+          </w:p>
+        </w:tc>
+        <w:tc>
+          <w:tcPr>
+            <w:tcW w:w="1584" w:type="dxa"/>
+          </w:tcPr>
+          <w:p>
+            <w:pPr>
+              <w:spacing w:before="100" w:beforeAutospacing="1" w:after="100" w:afterAutospacing="1"/>
+              <w:cnfStyle w:val="000000000000" w:firstRow="0" w:lastRow="0" w:firstColumn="0" w:lastColumn="0" w:oddVBand="0" w:evenVBand="0" w:oddHBand="0" w:evenHBand="0" w:firstRowFirstColumn="0" w:firstRowLastColumn="0" w:lastRowFirstColumn="0" w:lastRowLastColumn="0"/>
+            </w:pPr>
+            <w:r>
+              <w:t>Statistiques de tonnage, Cartographie des bacs pleins</w:t>
+            </w:r>
+          </w:p>
+        </w:tc>
+        <w:tc>
+          <w:tcPr>
+            <w:tcW w:w="1669" w:type="dxa"/>
+          </w:tcPr>
+          <w:p>
+            <w:pPr>
+              <w:spacing w:before="100" w:beforeAutospacing="1" w:after="100" w:afterAutospacing="1"/>
+              <w:cnfStyle w:val="000000000000" w:firstRow="0" w:lastRow="0" w:firstColumn="0" w:lastColumn="0" w:oddVBand="0" w:evenVBand="0" w:oddHBand="0" w:evenHBand="0" w:firstRowFirstColumn="0" w:firstRowLastColumn="0" w:lastRowFirstColumn="0" w:lastRowLastColumn="0"/>
+            </w:pPr>
+            <w:r>
+              <w:t>Administrateur</w:t>
+            </w:r>
+          </w:p>
+        </w:tc>
+        <w:tc>
+          <w:tcPr>
+            <w:tcW w:w="1863" w:type="dxa"/>
+          </w:tcPr>
+          <w:p>
+            <w:pPr>
+              <w:spacing w:before="100" w:beforeAutospacing="1" w:after="100" w:afterAutospacing="1"/>
+              <w:cnfStyle w:val="000000000000" w:firstRow="0" w:lastRow="0" w:firstColumn="0" w:lastColumn="0" w:oddVBand="0" w:evenVBand="0" w:oddHBand="0" w:evenHBand="0" w:firstRowFirstColumn="0" w:firstRowLastColumn="0" w:lastRowFirstColumn="0" w:lastRowLastColumn="0"/>
+            </w:pPr>
+            <w:r>
+              <w:t>Aide à la décision et suivi de l'impact écologique</w:t>
+            </w:r>
+          </w:p>
+        </w:tc>
+        <w:tc>
+          <w:tcPr>
+            <w:tcW w:w="1700" w:type="dxa"/>
+          </w:tcPr>
+          <w:p>
+            <w:pPr>
+              <w:spacing w:before="100" w:beforeAutospacing="1" w:after="100" w:afterAutospacing="1"/>
+              <w:cnfStyle w:val="000000000000" w:firstRow="0" w:lastRow="0" w:firstColumn="0" w:lastColumn="0" w:oddVBand="0" w:evenVBand="0" w:oddHBand="0" w:evenHBand="0" w:firstRowFirstColumn="0" w:firstRowLastColumn="0" w:lastRowFirstColumn="0" w:lastRowLastColumn="0"/>
+            </w:pPr>
+            <w:r>
+              <w:t>Mise à jour en temps réel</w:t>
+            </w:r>
+          </w:p>
+        </w:tc>
+      </w:tr>
+      <w:tr>
+        <w:trPr>
+          <w:cnfStyle w:val="000000100000" w:firstRow="0" w:lastRow="0" w:firstColumn="0" w:lastColumn="0" w:oddVBand="0" w:evenVBand="0" w:oddHBand="1" w:evenHBand="0" w:firstRowFirstColumn="0" w:firstRowLastColumn="0" w:lastRowFirstColumn="0" w:lastRowLastColumn="0"/>
+          <w:trHeight w:val="1082"/>
+        </w:trPr>
+        <w:tc>
+          <w:tcPr>
+            <w:cnfStyle w:val="001000000000" w:firstRow="0" w:lastRow="0" w:firstColumn="1" w:lastColumn="0" w:oddVBand="0" w:evenVBand="0" w:oddHBand="0" w:evenHBand="0" w:firstRowFirstColumn="0" w:firstRowLastColumn="0" w:lastRowFirstColumn="0" w:lastRowLastColumn="0"/>
+            <w:tcW w:w="1387" w:type="dxa"/>
+          </w:tcPr>
+          <w:p>
+            <w:pPr>
+              <w:spacing w:after="480"/>
+            </w:pPr>
+            <w:r>
+              <w:t>Gestion du réseau</w:t>
+            </w:r>
+          </w:p>
+        </w:tc>
+        <w:tc>
+          <w:tcPr>
+            <w:tcW w:w="2131" w:type="dxa"/>
+          </w:tcPr>
+          <w:p>
+            <w:pPr>
+              <w:spacing w:before="100" w:beforeAutospacing="1" w:after="100" w:afterAutospacing="1"/>
+              <w:cnfStyle w:val="000000100000" w:firstRow="0" w:lastRow="0" w:firstColumn="0" w:lastColumn="0" w:oddVBand="0" w:evenVBand="0" w:oddHBand="1" w:evenHBand="0" w:firstRowFirstColumn="0" w:firstRowLastColumn="0" w:lastRowFirstColumn="0" w:lastRowLastColumn="0"/>
+            </w:pPr>
+            <w:r>
+              <w:t>Mise à jour des points de collecte et des routes</w:t>
+            </w:r>
+          </w:p>
+        </w:tc>
+        <w:tc>
+          <w:tcPr>
+            <w:tcW w:w="1584" w:type="dxa"/>
+          </w:tcPr>
+          <w:p>
+            <w:pPr>
+              <w:spacing w:before="100" w:beforeAutospacing="1" w:after="100" w:afterAutospacing="1"/>
+              <w:cnfStyle w:val="000000100000" w:firstRow="0" w:lastRow="0" w:firstColumn="0" w:lastColumn="0" w:oddVBand="0" w:evenVBand="0" w:oddHBand="1" w:evenHBand="0" w:firstRowFirstColumn="0" w:firstRowLastColumn="0" w:lastRowFirstColumn="0" w:lastRowLastColumn="0"/>
+            </w:pPr>
+            <w:r>
+              <w:t xml:space="preserve">Informations sur les centres </w:t>
+            </w:r>
+          </w:p>
+        </w:tc>
+        <w:tc>
+          <w:tcPr>
+            <w:tcW w:w="1669" w:type="dxa"/>
+          </w:tcPr>
+          <w:p>
+            <w:pPr>
+              <w:spacing w:before="100" w:beforeAutospacing="1" w:after="100" w:afterAutospacing="1"/>
+              <w:cnfStyle w:val="000000100000" w:firstRow="0" w:lastRow="0" w:firstColumn="0" w:lastColumn="0" w:oddVBand="0" w:evenVBand="0" w:oddHBand="1" w:evenHBand="0" w:firstRowFirstColumn="0" w:firstRowLastColumn="0" w:lastRowFirstColumn="0" w:lastRowLastColumn="0"/>
+            </w:pPr>
+            <w:r>
+              <w:t>Administrateur</w:t>
+            </w:r>
+          </w:p>
+        </w:tc>
+        <w:tc>
+          <w:tcPr>
+            <w:tcW w:w="1863" w:type="dxa"/>
+          </w:tcPr>
+          <w:p>
+            <w:pPr>
+              <w:spacing w:before="100" w:beforeAutospacing="1" w:after="100" w:afterAutospacing="1"/>
+              <w:cnfStyle w:val="000000100000" w:firstRow="0" w:lastRow="0" w:firstColumn="0" w:lastColumn="0" w:oddVBand="0" w:evenVBand="0" w:oddHBand="1" w:evenHBand="0" w:firstRowFirstColumn="0" w:firstRowLastColumn="0" w:lastRowFirstColumn="0" w:lastRowLastColumn="0"/>
+            </w:pPr>
+            <w:r>
+              <w:t>Informations bien mise à jour</w:t>
+            </w:r>
+          </w:p>
+        </w:tc>
+        <w:tc>
+          <w:tcPr>
+            <w:tcW w:w="1700" w:type="dxa"/>
+          </w:tcPr>
+          <w:p>
+            <w:pPr>
+              <w:spacing w:before="100" w:beforeAutospacing="1" w:after="100" w:afterAutospacing="1"/>
+              <w:cnfStyle w:val="000000100000" w:firstRow="0" w:lastRow="0" w:firstColumn="0" w:lastColumn="0" w:oddVBand="0" w:evenVBand="0" w:oddHBand="1" w:evenHBand="0" w:firstRowFirstColumn="0" w:firstRowLastColumn="0" w:lastRowFirstColumn="0" w:lastRowLastColumn="0"/>
+            </w:pPr>
+            <w:r>
+              <w:t>Intégrité des données géographiques</w:t>
+            </w:r>
           </w:p>
         </w:tc>
       </w:tr>
@@ -2374,7 +2588,7 @@
         </w:tc>
         <w:tc>
           <w:tcPr>
-            <w:tcW w:w="1543" w:type="dxa"/>
+            <w:tcW w:w="1669" w:type="dxa"/>
             <w:hideMark/>
           </w:tcPr>
           <w:p>
@@ -2391,13 +2605,11 @@
             <w:r>
               <w:t>Chauffeurs</w:t>
             </w:r>
-            <w:bookmarkStart w:id="0" w:name="_GoBack"/>
-            <w:bookmarkEnd w:id="0"/>
-          </w:p>
-        </w:tc>
-        <w:tc>
-          <w:tcPr>
-            <w:tcW w:w="1989" w:type="dxa"/>
+          </w:p>
+        </w:tc>
+        <w:tc>
+          <w:tcPr>
+            <w:tcW w:w="1863" w:type="dxa"/>
             <w:hideMark/>
           </w:tcPr>
           <w:p>
@@ -2412,7 +2624,10 @@
               </w:rPr>
             </w:pPr>
             <w:r>
-              <w:t>Gain de temps et économie de carburant.</w:t>
+              <w:t>Gain de</w:t>
+            </w:r>
+            <w:r>
+              <w:t xml:space="preserve"> temps et économie de carburant</w:t>
             </w:r>
           </w:p>
         </w:tc>
@@ -2433,7 +2648,10 @@
               </w:rPr>
             </w:pPr>
             <w:r>
-              <w:t>Prise en compte du gabarit du camion.</w:t>
+              <w:t>Prise</w:t>
+            </w:r>
+            <w:r>
+              <w:t xml:space="preserve"> en compte du gabarit du camion</w:t>
             </w:r>
           </w:p>
         </w:tc>
@@ -2480,7 +2698,7 @@
               </w:rPr>
             </w:pPr>
             <w:r>
-              <w:t>Valorisation du tri sélectif.</w:t>
+              <w:t>Valorisation du tri sélectif</w:t>
             </w:r>
           </w:p>
         </w:tc>
@@ -2507,7 +2725,7 @@
         </w:tc>
         <w:tc>
           <w:tcPr>
-            <w:tcW w:w="1543" w:type="dxa"/>
+            <w:tcW w:w="1669" w:type="dxa"/>
             <w:hideMark/>
           </w:tcPr>
           <w:p>
@@ -2528,7 +2746,7 @@
         </w:tc>
         <w:tc>
           <w:tcPr>
-            <w:tcW w:w="1989" w:type="dxa"/>
+            <w:tcW w:w="1863" w:type="dxa"/>
             <w:hideMark/>
           </w:tcPr>
           <w:p>
@@ -2543,7 +2761,10 @@
               </w:rPr>
             </w:pPr>
             <w:r>
-              <w:t>Augmentation du taux de recyclage.</w:t>
+              <w:t>Au</w:t>
+            </w:r>
+            <w:r>
+              <w:t>gmentation du taux de recyclage</w:t>
             </w:r>
           </w:p>
         </w:tc>
@@ -2564,7 +2785,10 @@
               </w:rPr>
             </w:pPr>
             <w:r>
-              <w:t>Calcul instantané du barème.</w:t>
+              <w:t xml:space="preserve">Calcul instantané du </w:t>
+            </w:r>
+            <w:r>
+              <w:t>barème</w:t>
             </w:r>
           </w:p>
         </w:tc>
@@ -2608,7 +2832,10 @@
               </w:rPr>
             </w:pPr>
             <w:r>
-              <w:t>Interaction sur les projets collectifs.</w:t>
+              <w:t>Interac</w:t>
+            </w:r>
+            <w:r>
+              <w:t>tion sur les projets collectifs</w:t>
             </w:r>
           </w:p>
         </w:tc>
@@ -2629,17 +2856,20 @@
             </w:pPr>
             <w:proofErr w:type="spellStart"/>
             <w:r>
-              <w:t>Likes</w:t>
+              <w:t>Li</w:t>
+            </w:r>
+            <w:r>
+              <w:t>kes</w:t>
             </w:r>
             <w:proofErr w:type="spellEnd"/>
             <w:r>
-              <w:t>, Commentaires, Inscriptions.</w:t>
-            </w:r>
-          </w:p>
-        </w:tc>
-        <w:tc>
-          <w:tcPr>
-            <w:tcW w:w="1543" w:type="dxa"/>
+              <w:t>, Commentaires, Inscriptions</w:t>
+            </w:r>
+          </w:p>
+        </w:tc>
+        <w:tc>
+          <w:tcPr>
+            <w:tcW w:w="1669" w:type="dxa"/>
           </w:tcPr>
           <w:p>
             <w:pPr>
@@ -2661,7 +2891,7 @@
         </w:tc>
         <w:tc>
           <w:tcPr>
-            <w:tcW w:w="1989" w:type="dxa"/>
+            <w:tcW w:w="1863" w:type="dxa"/>
           </w:tcPr>
           <w:p>
             <w:pPr>
@@ -2675,7 +2905,7 @@
               </w:rPr>
             </w:pPr>
             <w:r>
-              <w:t>Dynamisation de la communauté.</w:t>
+              <w:t>Dynamisation de la communauté</w:t>
             </w:r>
           </w:p>
         </w:tc>
@@ -2695,7 +2925,10 @@
               </w:rPr>
             </w:pPr>
             <w:r>
-              <w:t>Modération des contenus par l'association.</w:t>
+              <w:t>Modération</w:t>
+            </w:r>
+            <w:r>
+              <w:t xml:space="preserve"> des contenus par l'association</w:t>
             </w:r>
           </w:p>
         </w:tc>
@@ -2740,7 +2973,10 @@
               </w:rPr>
             </w:pPr>
             <w:r>
-              <w:t>Justification des refus d'enlèvement.</w:t>
+              <w:t xml:space="preserve">Justification des refus </w:t>
+            </w:r>
+            <w:r>
+              <w:t>d'enlèvement</w:t>
             </w:r>
           </w:p>
         </w:tc>
@@ -2766,7 +3002,7 @@
         </w:tc>
         <w:tc>
           <w:tcPr>
-            <w:tcW w:w="1543" w:type="dxa"/>
+            <w:tcW w:w="1669" w:type="dxa"/>
           </w:tcPr>
           <w:p>
             <w:pPr>
@@ -2786,7 +3022,7 @@
         </w:tc>
         <w:tc>
           <w:tcPr>
-            <w:tcW w:w="1989" w:type="dxa"/>
+            <w:tcW w:w="1863" w:type="dxa"/>
           </w:tcPr>
           <w:p>
             <w:pPr>
@@ -2825,48 +3061,40 @@
                 <w:lang w:eastAsia="fr-FR"/>
               </w:rPr>
             </w:pPr>
+            <w:r>
+              <w:t>Horodatage et géolocalisation du refus</w:t>
+            </w:r>
           </w:p>
         </w:tc>
       </w:tr>
     </w:tbl>
     <w:p>
       <w:pPr>
-        <w:spacing w:before="100" w:beforeAutospacing="1" w:after="100" w:afterAutospacing="1" w:line="240" w:lineRule="auto"/>
-        <w:outlineLvl w:val="1"/>
-        <w:rPr>
-          <w:rFonts w:ascii="Times New Roman" w:eastAsia="Times New Roman" w:hAnsi="Times New Roman" w:cs="Times New Roman"/>
-          <w:b/>
-          <w:bCs/>
-          <w:sz w:val="36"/>
-          <w:szCs w:val="36"/>
-          <w:lang w:eastAsia="fr-FR"/>
-        </w:rPr>
-      </w:pPr>
-    </w:p>
-    <w:p>
-      <w:pPr>
-        <w:spacing w:before="100" w:beforeAutospacing="1" w:after="100" w:afterAutospacing="1" w:line="240" w:lineRule="auto"/>
-        <w:outlineLvl w:val="1"/>
-        <w:rPr>
-          <w:rFonts w:ascii="Times New Roman" w:eastAsia="Times New Roman" w:hAnsi="Times New Roman" w:cs="Times New Roman"/>
-          <w:b/>
-          <w:bCs/>
-          <w:sz w:val="36"/>
-          <w:szCs w:val="36"/>
-          <w:lang w:eastAsia="fr-FR"/>
-        </w:rPr>
-      </w:pPr>
-      <w:r>
-        <w:rPr>
-          <w:rFonts w:ascii="Times New Roman" w:eastAsia="Times New Roman" w:hAnsi="Times New Roman" w:cs="Times New Roman"/>
-          <w:b/>
-          <w:bCs/>
-          <w:sz w:val="36"/>
-          <w:szCs w:val="36"/>
-          <w:lang w:eastAsia="fr-FR"/>
-        </w:rPr>
-        <w:t>6. Acteurs du système</w:t>
-      </w:r>
+        <w:pStyle w:val="Titre"/>
+        <w:numPr>
+          <w:ilvl w:val="0"/>
+          <w:numId w:val="11"/>
+        </w:numPr>
+        <w:rPr>
+          <w:rFonts w:eastAsia="Times New Roman"/>
+          <w:lang w:eastAsia="fr-FR"/>
+        </w:rPr>
+      </w:pPr>
+      <w:r>
+        <w:rPr>
+          <w:rFonts w:eastAsia="Times New Roman"/>
+          <w:lang w:eastAsia="fr-FR"/>
+        </w:rPr>
+        <w:lastRenderedPageBreak/>
+        <w:t>Acteurs du système</w:t>
+      </w:r>
+    </w:p>
+    <w:p>
+      <w:pPr>
+        <w:rPr>
+          <w:lang w:eastAsia="fr-FR"/>
+        </w:rPr>
+      </w:pPr>
     </w:p>
     <w:p>
       <w:pPr>
@@ -2918,7 +3146,16 @@
           <w:szCs w:val="28"/>
           <w:lang w:eastAsia="fr-FR"/>
         </w:rPr>
-        <w:t>des problèmes et suivre les passages.</w:t>
+        <w:t>des p</w:t>
+      </w:r>
+      <w:r>
+        <w:rPr>
+          <w:rFonts w:ascii="Times New Roman" w:eastAsia="Times New Roman" w:hAnsi="Times New Roman" w:cs="Times New Roman"/>
+          <w:sz w:val="28"/>
+          <w:szCs w:val="28"/>
+          <w:lang w:eastAsia="fr-FR"/>
+        </w:rPr>
+        <w:t>roblèmes et suivre les passages</w:t>
       </w:r>
     </w:p>
     <w:p>
@@ -2964,15 +3201,6 @@
         </w:rPr>
         <w:t xml:space="preserve"> et récupèrent les déchets</w:t>
       </w:r>
-      <w:r>
-        <w:rPr>
-          <w:rFonts w:ascii="Times New Roman" w:eastAsia="Times New Roman" w:hAnsi="Times New Roman" w:cs="Times New Roman"/>
-          <w:sz w:val="28"/>
-          <w:szCs w:val="28"/>
-          <w:lang w:eastAsia="fr-FR"/>
-        </w:rPr>
-        <w:t>.</w:t>
-      </w:r>
     </w:p>
     <w:p>
       <w:pPr>
@@ -2980,6 +3208,10 @@
           <w:ilvl w:val="0"/>
           <w:numId w:val="4"/>
         </w:numPr>
+        <w:tabs>
+          <w:tab w:val="clear" w:pos="720"/>
+          <w:tab w:val="num" w:pos="1428"/>
+        </w:tabs>
         <w:spacing w:before="100" w:beforeAutospacing="1" w:after="100" w:afterAutospacing="1" w:line="240" w:lineRule="auto"/>
         <w:rPr>
           <w:rFonts w:ascii="Times New Roman" w:eastAsia="Times New Roman" w:hAnsi="Times New Roman" w:cs="Times New Roman"/>
@@ -2999,7 +3231,39 @@
           <w:szCs w:val="28"/>
           <w:lang w:eastAsia="fr-FR"/>
         </w:rPr>
-        <w:t xml:space="preserve">Administrateur : </w:t>
+        <w:t>Administrateur</w:t>
+      </w:r>
+      <w:r>
+        <w:rPr>
+          <w:rFonts w:ascii="Times New Roman" w:eastAsia="Times New Roman" w:hAnsi="Times New Roman" w:cs="Times New Roman"/>
+          <w:b/>
+          <w:bCs/>
+          <w:sz w:val="28"/>
+          <w:szCs w:val="28"/>
+          <w:lang w:eastAsia="fr-FR"/>
+        </w:rPr>
+        <w:t>s</w:t>
+      </w:r>
+      <w:r>
+        <w:rPr>
+          <w:rFonts w:ascii="Times New Roman" w:eastAsia="Times New Roman" w:hAnsi="Times New Roman" w:cs="Times New Roman"/>
+          <w:b/>
+          <w:bCs/>
+          <w:sz w:val="28"/>
+          <w:szCs w:val="28"/>
+          <w:lang w:eastAsia="fr-FR"/>
+        </w:rPr>
+        <w:t xml:space="preserve"> : </w:t>
+      </w:r>
+      <w:r>
+        <w:rPr>
+          <w:rFonts w:ascii="Times New Roman" w:eastAsia="Times New Roman" w:hAnsi="Times New Roman" w:cs="Times New Roman"/>
+          <w:bCs/>
+          <w:sz w:val="28"/>
+          <w:szCs w:val="28"/>
+          <w:lang w:eastAsia="fr-FR"/>
+        </w:rPr>
+        <w:t>Supervisent l’ensemble de la plateforme</w:t>
       </w:r>
     </w:p>
     <w:p>
@@ -3008,26 +3272,17 @@
         <w:ind w:left="720"/>
         <w:rPr>
           <w:rFonts w:ascii="Times New Roman" w:eastAsia="Times New Roman" w:hAnsi="Times New Roman" w:cs="Times New Roman"/>
-          <w:sz w:val="28"/>
-          <w:szCs w:val="28"/>
-          <w:lang w:eastAsia="fr-FR"/>
-        </w:rPr>
-      </w:pPr>
-    </w:p>
-    <w:p>
-      <w:pPr>
-        <w:spacing w:before="100" w:beforeAutospacing="1" w:after="100" w:afterAutospacing="1" w:line="240" w:lineRule="auto"/>
-        <w:ind w:left="720"/>
-        <w:rPr>
-          <w:rFonts w:ascii="Times New Roman" w:eastAsia="Times New Roman" w:hAnsi="Times New Roman" w:cs="Times New Roman"/>
-          <w:sz w:val="28"/>
-          <w:szCs w:val="28"/>
-          <w:lang w:eastAsia="fr-FR"/>
-        </w:rPr>
-      </w:pPr>
-    </w:p>
-    <w:p>
-      <w:pPr>
+          <w:b/>
+          <w:bCs/>
+          <w:sz w:val="28"/>
+          <w:szCs w:val="28"/>
+          <w:lang w:eastAsia="fr-FR"/>
+        </w:rPr>
+      </w:pPr>
+    </w:p>
+    <w:p>
+      <w:pPr>
+        <w:pStyle w:val="Paragraphedeliste"/>
         <w:spacing w:before="100" w:beforeAutospacing="1" w:after="100" w:afterAutospacing="1" w:line="240" w:lineRule="auto"/>
         <w:outlineLvl w:val="1"/>
         <w:rPr>
@@ -3039,7 +3294,1263 @@
           <w:lang w:eastAsia="fr-FR"/>
         </w:rPr>
       </w:pPr>
-      <w:r>
+    </w:p>
+    <w:p>
+      <w:pPr>
+        <w:pStyle w:val="Titre"/>
+        <w:numPr>
+          <w:ilvl w:val="0"/>
+          <w:numId w:val="11"/>
+        </w:numPr>
+        <w:rPr>
+          <w:rFonts w:eastAsia="Times New Roman"/>
+          <w:lang w:eastAsia="fr-FR"/>
+        </w:rPr>
+      </w:pPr>
+      <w:r>
+        <w:rPr>
+          <w:rFonts w:eastAsia="Times New Roman"/>
+          <w:lang w:eastAsia="fr-FR"/>
+        </w:rPr>
+        <w:t>Scénarios utilisateurs</w:t>
+      </w:r>
+    </w:p>
+    <w:p>
+      <w:pPr>
+        <w:pStyle w:val="Paragraphedeliste"/>
+        <w:spacing w:before="100" w:beforeAutospacing="1" w:after="100" w:afterAutospacing="1" w:line="240" w:lineRule="auto"/>
+        <w:outlineLvl w:val="1"/>
+        <w:rPr>
+          <w:rFonts w:ascii="Times New Roman" w:eastAsia="Times New Roman" w:hAnsi="Times New Roman" w:cs="Times New Roman"/>
+          <w:b/>
+          <w:bCs/>
+          <w:sz w:val="32"/>
+          <w:szCs w:val="32"/>
+          <w:lang w:eastAsia="fr-FR"/>
+        </w:rPr>
+      </w:pPr>
+    </w:p>
+    <w:p>
+      <w:pPr>
+        <w:pStyle w:val="Titre3"/>
+        <w:ind w:firstLine="708"/>
+        <w:rPr>
+          <w:sz w:val="32"/>
+          <w:szCs w:val="32"/>
+        </w:rPr>
+      </w:pPr>
+      <w:r>
+        <w:rPr>
+          <w:sz w:val="32"/>
+          <w:szCs w:val="32"/>
+        </w:rPr>
+        <w:t>Scénario 1 : Inscription soumise à validation</w:t>
+      </w:r>
+    </w:p>
+    <w:p>
+      <w:pPr>
+        <w:pStyle w:val="NormalWeb"/>
+        <w:ind w:left="708" w:firstLine="708"/>
+        <w:rPr>
+          <w:sz w:val="28"/>
+          <w:szCs w:val="28"/>
+        </w:rPr>
+      </w:pPr>
+      <w:r>
+        <w:rPr>
+          <w:b/>
+          <w:bCs/>
+          <w:sz w:val="28"/>
+          <w:szCs w:val="28"/>
+        </w:rPr>
+        <w:t>Titre :</w:t>
+      </w:r>
+      <w:r>
+        <w:rPr>
+          <w:sz w:val="28"/>
+          <w:szCs w:val="28"/>
+        </w:rPr>
+        <w:t xml:space="preserve"> Inscription </w:t>
+      </w:r>
+      <w:r>
+        <w:rPr>
+          <w:sz w:val="28"/>
+          <w:szCs w:val="28"/>
+        </w:rPr>
+        <w:t>et validation de compte citoyen</w:t>
+      </w:r>
+      <w:r>
+        <w:rPr>
+          <w:sz w:val="28"/>
+          <w:szCs w:val="28"/>
+        </w:rPr>
+        <w:t xml:space="preserve"> </w:t>
+      </w:r>
+    </w:p>
+    <w:p>
+      <w:pPr>
+        <w:pStyle w:val="NormalWeb"/>
+        <w:ind w:left="708" w:firstLine="708"/>
+        <w:rPr>
+          <w:sz w:val="28"/>
+          <w:szCs w:val="28"/>
+        </w:rPr>
+      </w:pPr>
+      <w:r>
+        <w:rPr>
+          <w:b/>
+          <w:bCs/>
+          <w:sz w:val="28"/>
+          <w:szCs w:val="28"/>
+        </w:rPr>
+        <w:t>Acteur principal :</w:t>
+      </w:r>
+      <w:r>
+        <w:rPr>
+          <w:sz w:val="28"/>
+          <w:szCs w:val="28"/>
+        </w:rPr>
+        <w:t xml:space="preserve"> Visiteur</w:t>
+      </w:r>
+    </w:p>
+    <w:p>
+      <w:pPr>
+        <w:pStyle w:val="NormalWeb"/>
+        <w:ind w:left="708" w:firstLine="708"/>
+        <w:rPr>
+          <w:sz w:val="28"/>
+          <w:szCs w:val="28"/>
+        </w:rPr>
+      </w:pPr>
+      <w:r>
+        <w:rPr>
+          <w:b/>
+          <w:bCs/>
+          <w:sz w:val="28"/>
+          <w:szCs w:val="28"/>
+        </w:rPr>
+        <w:t>Acteurs secondaires :</w:t>
+      </w:r>
+      <w:r>
+        <w:rPr>
+          <w:sz w:val="28"/>
+          <w:szCs w:val="28"/>
+        </w:rPr>
+        <w:t xml:space="preserve"> Administrateur</w:t>
+      </w:r>
+    </w:p>
+    <w:p>
+      <w:pPr>
+        <w:pStyle w:val="NormalWeb"/>
+        <w:ind w:left="1416"/>
+        <w:rPr>
+          <w:sz w:val="28"/>
+          <w:szCs w:val="28"/>
+        </w:rPr>
+      </w:pPr>
+      <w:r>
+        <w:rPr>
+          <w:b/>
+          <w:bCs/>
+          <w:sz w:val="28"/>
+          <w:szCs w:val="28"/>
+        </w:rPr>
+        <w:t>Pré</w:t>
+      </w:r>
+      <w:r>
+        <w:rPr>
+          <w:b/>
+          <w:bCs/>
+          <w:sz w:val="28"/>
+          <w:szCs w:val="28"/>
+        </w:rPr>
+        <w:t>-</w:t>
+      </w:r>
+      <w:r>
+        <w:rPr>
+          <w:b/>
+          <w:bCs/>
+          <w:sz w:val="28"/>
+          <w:szCs w:val="28"/>
+        </w:rPr>
+        <w:t>conditions :</w:t>
+      </w:r>
+      <w:r>
+        <w:rPr>
+          <w:sz w:val="28"/>
+          <w:szCs w:val="28"/>
+        </w:rPr>
+        <w:t xml:space="preserve"> Le visiteur possède ses pièces justificatives numérisées.</w:t>
+      </w:r>
+    </w:p>
+    <w:p>
+      <w:pPr>
+        <w:pStyle w:val="NormalWeb"/>
+        <w:ind w:left="708" w:firstLine="360"/>
+        <w:rPr>
+          <w:sz w:val="28"/>
+          <w:szCs w:val="28"/>
+        </w:rPr>
+      </w:pPr>
+      <w:r>
+        <w:rPr>
+          <w:b/>
+          <w:bCs/>
+          <w:sz w:val="28"/>
+          <w:szCs w:val="28"/>
+        </w:rPr>
+        <w:tab/>
+      </w:r>
+      <w:r>
+        <w:rPr>
+          <w:b/>
+          <w:bCs/>
+          <w:sz w:val="28"/>
+          <w:szCs w:val="28"/>
+        </w:rPr>
+        <w:t>Déroulement Nominal :</w:t>
+      </w:r>
+    </w:p>
+    <w:p>
+      <w:pPr>
+        <w:pStyle w:val="NormalWeb"/>
+        <w:numPr>
+          <w:ilvl w:val="0"/>
+          <w:numId w:val="13"/>
+        </w:numPr>
+        <w:tabs>
+          <w:tab w:val="clear" w:pos="1428"/>
+          <w:tab w:val="num" w:pos="2844"/>
+        </w:tabs>
+        <w:ind w:left="2136"/>
+        <w:rPr>
+          <w:sz w:val="28"/>
+          <w:szCs w:val="28"/>
+        </w:rPr>
+      </w:pPr>
+      <w:r>
+        <w:rPr>
+          <w:sz w:val="28"/>
+          <w:szCs w:val="28"/>
+        </w:rPr>
+        <w:t>Le visiteur clique sur "S'inscrire" et remplit le formulaire.</w:t>
+      </w:r>
+    </w:p>
+    <w:p>
+      <w:pPr>
+        <w:pStyle w:val="NormalWeb"/>
+        <w:numPr>
+          <w:ilvl w:val="0"/>
+          <w:numId w:val="13"/>
+        </w:numPr>
+        <w:tabs>
+          <w:tab w:val="clear" w:pos="1428"/>
+          <w:tab w:val="num" w:pos="2844"/>
+        </w:tabs>
+        <w:ind w:left="2136"/>
+        <w:rPr>
+          <w:sz w:val="28"/>
+          <w:szCs w:val="28"/>
+        </w:rPr>
+      </w:pPr>
+      <w:r>
+        <w:rPr>
+          <w:sz w:val="28"/>
+          <w:szCs w:val="28"/>
+        </w:rPr>
+        <w:t>Le visiteur télécharge ses pièces jointes (certificat de résidence, ID).</w:t>
+      </w:r>
+    </w:p>
+    <w:p>
+      <w:pPr>
+        <w:pStyle w:val="NormalWeb"/>
+        <w:numPr>
+          <w:ilvl w:val="0"/>
+          <w:numId w:val="13"/>
+        </w:numPr>
+        <w:tabs>
+          <w:tab w:val="clear" w:pos="1428"/>
+          <w:tab w:val="num" w:pos="2844"/>
+        </w:tabs>
+        <w:ind w:left="2136"/>
+        <w:rPr>
+          <w:sz w:val="28"/>
+          <w:szCs w:val="28"/>
+        </w:rPr>
+      </w:pPr>
+      <w:r>
+        <w:rPr>
+          <w:sz w:val="28"/>
+          <w:szCs w:val="28"/>
+        </w:rPr>
+        <w:t>Le système enregistre la demande avec le statut "En attente".</w:t>
+      </w:r>
+    </w:p>
+    <w:p>
+      <w:pPr>
+        <w:pStyle w:val="NormalWeb"/>
+        <w:numPr>
+          <w:ilvl w:val="0"/>
+          <w:numId w:val="13"/>
+        </w:numPr>
+        <w:tabs>
+          <w:tab w:val="clear" w:pos="1428"/>
+          <w:tab w:val="num" w:pos="2844"/>
+        </w:tabs>
+        <w:ind w:left="2136"/>
+        <w:rPr>
+          <w:sz w:val="28"/>
+          <w:szCs w:val="28"/>
+        </w:rPr>
+      </w:pPr>
+      <w:r>
+        <w:rPr>
+          <w:sz w:val="28"/>
+          <w:szCs w:val="28"/>
+        </w:rPr>
+        <w:t xml:space="preserve">L'administrateur se connecte à son </w:t>
+      </w:r>
+      <w:proofErr w:type="spellStart"/>
+      <w:r>
+        <w:rPr>
+          <w:sz w:val="28"/>
+          <w:szCs w:val="28"/>
+        </w:rPr>
+        <w:t>dashboard</w:t>
+      </w:r>
+      <w:proofErr w:type="spellEnd"/>
+      <w:r>
+        <w:rPr>
+          <w:sz w:val="28"/>
+          <w:szCs w:val="28"/>
+        </w:rPr>
+        <w:t xml:space="preserve"> et consulte la liste des demandes.</w:t>
+      </w:r>
+    </w:p>
+    <w:p>
+      <w:pPr>
+        <w:pStyle w:val="NormalWeb"/>
+        <w:numPr>
+          <w:ilvl w:val="0"/>
+          <w:numId w:val="13"/>
+        </w:numPr>
+        <w:tabs>
+          <w:tab w:val="clear" w:pos="1428"/>
+          <w:tab w:val="num" w:pos="2844"/>
+        </w:tabs>
+        <w:ind w:left="2136"/>
+        <w:rPr>
+          <w:sz w:val="28"/>
+          <w:szCs w:val="28"/>
+        </w:rPr>
+      </w:pPr>
+      <w:r>
+        <w:rPr>
+          <w:sz w:val="28"/>
+          <w:szCs w:val="28"/>
+        </w:rPr>
+        <w:t>L'administrateur vérifie les documents et clique sur "Valider".</w:t>
+      </w:r>
+    </w:p>
+    <w:p>
+      <w:pPr>
+        <w:pStyle w:val="NormalWeb"/>
+        <w:numPr>
+          <w:ilvl w:val="0"/>
+          <w:numId w:val="13"/>
+        </w:numPr>
+        <w:tabs>
+          <w:tab w:val="clear" w:pos="1428"/>
+          <w:tab w:val="num" w:pos="2844"/>
+        </w:tabs>
+        <w:ind w:left="2136"/>
+        <w:rPr>
+          <w:sz w:val="28"/>
+          <w:szCs w:val="28"/>
+        </w:rPr>
+      </w:pPr>
+      <w:r>
+        <w:rPr>
+          <w:sz w:val="28"/>
+          <w:szCs w:val="28"/>
+        </w:rPr>
+        <w:t>Le système active le compte et envoie un email de confirmation au citoyen.</w:t>
+      </w:r>
+    </w:p>
+    <w:p>
+      <w:pPr>
+        <w:pStyle w:val="NormalWeb"/>
+        <w:ind w:firstLine="708"/>
+        <w:rPr>
+          <w:rFonts w:asciiTheme="majorHAnsi" w:eastAsiaTheme="majorEastAsia" w:hAnsiTheme="majorHAnsi" w:cstheme="majorBidi"/>
+          <w:b/>
+          <w:bCs/>
+          <w:color w:val="4F81BD" w:themeColor="accent1"/>
+          <w:sz w:val="32"/>
+          <w:szCs w:val="32"/>
+          <w:lang w:eastAsia="en-US"/>
+        </w:rPr>
+      </w:pPr>
+      <w:r>
+        <w:rPr>
+          <w:rFonts w:asciiTheme="majorHAnsi" w:eastAsiaTheme="majorEastAsia" w:hAnsiTheme="majorHAnsi" w:cstheme="majorBidi"/>
+          <w:b/>
+          <w:bCs/>
+          <w:color w:val="4F81BD" w:themeColor="accent1"/>
+          <w:sz w:val="32"/>
+          <w:szCs w:val="32"/>
+          <w:lang w:eastAsia="en-US"/>
+        </w:rPr>
+        <w:lastRenderedPageBreak/>
+        <w:t>Scénario 2 : Signalement et gestion de collecte</w:t>
+      </w:r>
+    </w:p>
+    <w:p>
+      <w:pPr>
+        <w:pStyle w:val="NormalWeb"/>
+        <w:ind w:left="1068" w:firstLine="360"/>
+        <w:rPr>
+          <w:b/>
+          <w:bCs/>
+          <w:sz w:val="28"/>
+          <w:szCs w:val="28"/>
+        </w:rPr>
+      </w:pPr>
+      <w:r>
+        <w:rPr>
+          <w:b/>
+          <w:bCs/>
+          <w:sz w:val="28"/>
+          <w:szCs w:val="28"/>
+        </w:rPr>
+        <w:t xml:space="preserve">Titre : </w:t>
+      </w:r>
+      <w:r>
+        <w:rPr>
+          <w:bCs/>
+          <w:sz w:val="28"/>
+          <w:szCs w:val="28"/>
+        </w:rPr>
+        <w:t>Signalement de déchets et mise à jour de l'itinéraire</w:t>
+      </w:r>
+    </w:p>
+    <w:p>
+      <w:pPr>
+        <w:pStyle w:val="NormalWeb"/>
+        <w:ind w:left="1068" w:firstLine="360"/>
+        <w:rPr>
+          <w:b/>
+          <w:bCs/>
+          <w:sz w:val="28"/>
+          <w:szCs w:val="28"/>
+        </w:rPr>
+      </w:pPr>
+      <w:r>
+        <w:rPr>
+          <w:b/>
+          <w:bCs/>
+          <w:sz w:val="28"/>
+          <w:szCs w:val="28"/>
+        </w:rPr>
+        <w:t xml:space="preserve">Acteur principal : </w:t>
+      </w:r>
+      <w:r>
+        <w:rPr>
+          <w:bCs/>
+          <w:sz w:val="28"/>
+          <w:szCs w:val="28"/>
+        </w:rPr>
+        <w:t>Citoyen connecté</w:t>
+      </w:r>
+    </w:p>
+    <w:p>
+      <w:pPr>
+        <w:pStyle w:val="NormalWeb"/>
+        <w:ind w:left="1068" w:firstLine="360"/>
+        <w:rPr>
+          <w:b/>
+          <w:bCs/>
+          <w:sz w:val="28"/>
+          <w:szCs w:val="28"/>
+        </w:rPr>
+      </w:pPr>
+      <w:r>
+        <w:rPr>
+          <w:b/>
+          <w:bCs/>
+          <w:sz w:val="28"/>
+          <w:szCs w:val="28"/>
+        </w:rPr>
+        <w:t xml:space="preserve">Acteurs secondaires : </w:t>
+      </w:r>
+      <w:r>
+        <w:rPr>
+          <w:bCs/>
+          <w:sz w:val="28"/>
+          <w:szCs w:val="28"/>
+        </w:rPr>
+        <w:t>Cam</w:t>
+      </w:r>
+      <w:r>
+        <w:rPr>
+          <w:bCs/>
+          <w:sz w:val="28"/>
+          <w:szCs w:val="28"/>
+        </w:rPr>
+        <w:t>ionneur, SI (Système d’information</w:t>
+      </w:r>
+      <w:r>
+        <w:rPr>
+          <w:bCs/>
+          <w:sz w:val="28"/>
+          <w:szCs w:val="28"/>
+        </w:rPr>
+        <w:t>)</w:t>
+      </w:r>
+    </w:p>
+    <w:p>
+      <w:pPr>
+        <w:pStyle w:val="NormalWeb"/>
+        <w:ind w:left="1068" w:firstLine="360"/>
+        <w:rPr>
+          <w:b/>
+          <w:bCs/>
+          <w:sz w:val="28"/>
+          <w:szCs w:val="28"/>
+        </w:rPr>
+      </w:pPr>
+      <w:r>
+        <w:rPr>
+          <w:b/>
+          <w:bCs/>
+          <w:sz w:val="28"/>
+          <w:szCs w:val="28"/>
+        </w:rPr>
+        <w:t>Pré</w:t>
+      </w:r>
+      <w:r>
+        <w:rPr>
+          <w:b/>
+          <w:bCs/>
+          <w:sz w:val="28"/>
+          <w:szCs w:val="28"/>
+        </w:rPr>
+        <w:t>-</w:t>
+      </w:r>
+      <w:r>
+        <w:rPr>
+          <w:b/>
+          <w:bCs/>
+          <w:sz w:val="28"/>
+          <w:szCs w:val="28"/>
+        </w:rPr>
+        <w:t xml:space="preserve">conditions : </w:t>
+      </w:r>
+      <w:r>
+        <w:rPr>
+          <w:bCs/>
+          <w:sz w:val="28"/>
+          <w:szCs w:val="28"/>
+        </w:rPr>
+        <w:t>Le citoyen est géo</w:t>
+      </w:r>
+      <w:r>
+        <w:rPr>
+          <w:bCs/>
+          <w:sz w:val="28"/>
+          <w:szCs w:val="28"/>
+        </w:rPr>
+        <w:t>-</w:t>
+      </w:r>
+      <w:r>
+        <w:rPr>
+          <w:bCs/>
+          <w:sz w:val="28"/>
+          <w:szCs w:val="28"/>
+        </w:rPr>
+        <w:t>localisé à proximité du déchet.</w:t>
+      </w:r>
+    </w:p>
+    <w:p>
+      <w:pPr>
+        <w:pStyle w:val="NormalWeb"/>
+        <w:ind w:left="1068" w:firstLine="360"/>
+        <w:rPr>
+          <w:sz w:val="28"/>
+          <w:szCs w:val="28"/>
+        </w:rPr>
+      </w:pPr>
+      <w:r>
+        <w:rPr>
+          <w:b/>
+          <w:bCs/>
+          <w:sz w:val="28"/>
+          <w:szCs w:val="28"/>
+        </w:rPr>
+        <w:t>Déroulement Nominal :</w:t>
+      </w:r>
+      <w:r>
+        <w:rPr>
+          <w:b/>
+          <w:bCs/>
+          <w:sz w:val="28"/>
+          <w:szCs w:val="28"/>
+        </w:rPr>
+        <w:tab/>
+      </w:r>
+    </w:p>
+    <w:p>
+      <w:pPr>
+        <w:pStyle w:val="NormalWeb"/>
+        <w:numPr>
+          <w:ilvl w:val="0"/>
+          <w:numId w:val="13"/>
+        </w:numPr>
+        <w:tabs>
+          <w:tab w:val="clear" w:pos="1428"/>
+          <w:tab w:val="num" w:pos="2844"/>
+        </w:tabs>
+        <w:ind w:left="2136"/>
+        <w:rPr>
+          <w:sz w:val="28"/>
+          <w:szCs w:val="28"/>
+        </w:rPr>
+      </w:pPr>
+      <w:r>
+        <w:rPr>
+          <w:sz w:val="28"/>
+          <w:szCs w:val="28"/>
+        </w:rPr>
+        <w:t>Le citoyen remplit le formulaire de signalement (photo, type de déchet, position GPS).</w:t>
+      </w:r>
+    </w:p>
+    <w:p>
+      <w:pPr>
+        <w:pStyle w:val="NormalWeb"/>
+        <w:numPr>
+          <w:ilvl w:val="0"/>
+          <w:numId w:val="13"/>
+        </w:numPr>
+        <w:tabs>
+          <w:tab w:val="clear" w:pos="1428"/>
+          <w:tab w:val="num" w:pos="2844"/>
+        </w:tabs>
+        <w:ind w:left="2136"/>
+        <w:rPr>
+          <w:sz w:val="28"/>
+          <w:szCs w:val="28"/>
+        </w:rPr>
+      </w:pPr>
+      <w:r>
+        <w:rPr>
+          <w:sz w:val="28"/>
+          <w:szCs w:val="28"/>
+        </w:rPr>
+        <w:t>Le système crée un ticket et notifie le camionneur le plus proche.</w:t>
+      </w:r>
+    </w:p>
+    <w:p>
+      <w:pPr>
+        <w:pStyle w:val="NormalWeb"/>
+        <w:numPr>
+          <w:ilvl w:val="0"/>
+          <w:numId w:val="13"/>
+        </w:numPr>
+        <w:tabs>
+          <w:tab w:val="clear" w:pos="1428"/>
+          <w:tab w:val="num" w:pos="2844"/>
+        </w:tabs>
+        <w:ind w:left="2136"/>
+        <w:rPr>
+          <w:sz w:val="28"/>
+          <w:szCs w:val="28"/>
+        </w:rPr>
+      </w:pPr>
+      <w:r>
+        <w:rPr>
+          <w:sz w:val="28"/>
+          <w:szCs w:val="28"/>
+        </w:rPr>
+        <w:t xml:space="preserve">Le camionneur consulte le signalement sur son </w:t>
+      </w:r>
+      <w:proofErr w:type="spellStart"/>
+      <w:r>
+        <w:rPr>
+          <w:sz w:val="28"/>
+          <w:szCs w:val="28"/>
+        </w:rPr>
+        <w:t>smartphone</w:t>
+      </w:r>
+      <w:proofErr w:type="spellEnd"/>
+      <w:r>
+        <w:rPr>
+          <w:sz w:val="28"/>
+          <w:szCs w:val="28"/>
+        </w:rPr>
+        <w:t>.</w:t>
+      </w:r>
+    </w:p>
+    <w:p>
+      <w:pPr>
+        <w:pStyle w:val="NormalWeb"/>
+        <w:numPr>
+          <w:ilvl w:val="0"/>
+          <w:numId w:val="13"/>
+        </w:numPr>
+        <w:tabs>
+          <w:tab w:val="clear" w:pos="1428"/>
+          <w:tab w:val="num" w:pos="2844"/>
+        </w:tabs>
+        <w:ind w:left="2136"/>
+        <w:rPr>
+          <w:sz w:val="28"/>
+          <w:szCs w:val="28"/>
+        </w:rPr>
+      </w:pPr>
+      <w:r>
+        <w:rPr>
+          <w:sz w:val="28"/>
+          <w:szCs w:val="28"/>
+        </w:rPr>
+        <w:t>Le camionneur valide la conformité du signalement.</w:t>
+      </w:r>
+    </w:p>
+    <w:p>
+      <w:pPr>
+        <w:pStyle w:val="NormalWeb"/>
+        <w:numPr>
+          <w:ilvl w:val="0"/>
+          <w:numId w:val="13"/>
+        </w:numPr>
+        <w:tabs>
+          <w:tab w:val="clear" w:pos="1428"/>
+          <w:tab w:val="num" w:pos="2844"/>
+        </w:tabs>
+        <w:ind w:left="2136"/>
+        <w:rPr>
+          <w:sz w:val="28"/>
+          <w:szCs w:val="28"/>
+        </w:rPr>
+      </w:pPr>
+      <w:r>
+        <w:rPr>
+          <w:sz w:val="28"/>
+          <w:szCs w:val="28"/>
+        </w:rPr>
+        <w:t>Le système recalcule l'itinéraire optimisé en incluant ce nouveau point.</w:t>
+      </w:r>
+    </w:p>
+    <w:p>
+      <w:pPr>
+        <w:pStyle w:val="NormalWeb"/>
+        <w:ind w:left="1416"/>
+        <w:rPr>
+          <w:sz w:val="28"/>
+          <w:szCs w:val="28"/>
+        </w:rPr>
+      </w:pPr>
+      <w:r>
+        <w:rPr>
+          <w:b/>
+          <w:bCs/>
+          <w:sz w:val="28"/>
+          <w:szCs w:val="28"/>
+        </w:rPr>
+        <w:t>Variante (Refus) :</w:t>
+      </w:r>
+      <w:r>
+        <w:rPr>
+          <w:sz w:val="28"/>
+          <w:szCs w:val="28"/>
+        </w:rPr>
+        <w:t xml:space="preserve"> </w:t>
+      </w:r>
+    </w:p>
+    <w:p>
+      <w:pPr>
+        <w:pStyle w:val="NormalWeb"/>
+        <w:ind w:left="1416" w:firstLine="708"/>
+        <w:rPr>
+          <w:sz w:val="28"/>
+          <w:szCs w:val="28"/>
+        </w:rPr>
+      </w:pPr>
+      <w:r>
+        <w:rPr>
+          <w:sz w:val="28"/>
+          <w:szCs w:val="28"/>
+        </w:rPr>
+        <w:t>2</w:t>
+      </w:r>
+      <w:r>
+        <w:rPr>
+          <w:sz w:val="28"/>
+          <w:szCs w:val="28"/>
+        </w:rPr>
+        <w:t xml:space="preserve">a. </w:t>
+      </w:r>
+      <w:r>
+        <w:rPr>
+          <w:sz w:val="28"/>
+          <w:szCs w:val="28"/>
+        </w:rPr>
+        <w:t xml:space="preserve">Le camionneur juge le signalement non conforme (ex: accès impossible). </w:t>
+      </w:r>
+    </w:p>
+    <w:p>
+      <w:pPr>
+        <w:pStyle w:val="NormalWeb"/>
+        <w:ind w:left="1416" w:firstLine="708"/>
+        <w:rPr>
+          <w:sz w:val="28"/>
+          <w:szCs w:val="28"/>
+        </w:rPr>
+      </w:pPr>
+      <w:r>
+        <w:rPr>
+          <w:sz w:val="28"/>
+          <w:szCs w:val="28"/>
+        </w:rPr>
+        <w:t>2</w:t>
+      </w:r>
+      <w:r>
+        <w:rPr>
+          <w:sz w:val="28"/>
+          <w:szCs w:val="28"/>
+        </w:rPr>
+        <w:t xml:space="preserve">b. Le camionneur clique sur </w:t>
+      </w:r>
+      <w:r>
+        <w:rPr>
+          <w:bCs/>
+          <w:sz w:val="28"/>
+          <w:szCs w:val="28"/>
+        </w:rPr>
+        <w:t>"Refuser"</w:t>
+      </w:r>
+      <w:r>
+        <w:rPr>
+          <w:sz w:val="28"/>
+          <w:szCs w:val="28"/>
+        </w:rPr>
+        <w:t xml:space="preserve"> et saisit le motif (Justification de refus).</w:t>
+      </w:r>
+    </w:p>
+    <w:p>
+      <w:pPr>
+        <w:pStyle w:val="NormalWeb"/>
+        <w:ind w:left="1416"/>
+        <w:rPr>
+          <w:sz w:val="28"/>
+          <w:szCs w:val="28"/>
+        </w:rPr>
+      </w:pPr>
+    </w:p>
+    <w:p>
+      <w:pPr>
+        <w:pStyle w:val="Titre3"/>
+      </w:pPr>
+    </w:p>
+    <w:p>
+      <w:pPr>
+        <w:pStyle w:val="NormalWeb"/>
+        <w:ind w:firstLine="708"/>
+        <w:rPr>
+          <w:rFonts w:asciiTheme="majorHAnsi" w:eastAsiaTheme="majorEastAsia" w:hAnsiTheme="majorHAnsi" w:cstheme="majorBidi"/>
+          <w:b/>
+          <w:bCs/>
+          <w:color w:val="4F81BD" w:themeColor="accent1"/>
+          <w:sz w:val="32"/>
+          <w:szCs w:val="32"/>
+          <w:lang w:eastAsia="en-US"/>
+        </w:rPr>
+      </w:pPr>
+      <w:r>
+        <w:rPr>
+          <w:rFonts w:asciiTheme="majorHAnsi" w:eastAsiaTheme="majorEastAsia" w:hAnsiTheme="majorHAnsi" w:cstheme="majorBidi"/>
+          <w:b/>
+          <w:bCs/>
+          <w:color w:val="4F81BD" w:themeColor="accent1"/>
+          <w:sz w:val="32"/>
+          <w:szCs w:val="32"/>
+          <w:lang w:eastAsia="en-US"/>
+        </w:rPr>
+        <w:t>Scénario 3 : Organisation et participation à un événement</w:t>
+      </w:r>
+    </w:p>
+    <w:p>
+      <w:pPr>
+        <w:pStyle w:val="NormalWeb"/>
+        <w:ind w:left="1416"/>
+        <w:rPr>
+          <w:sz w:val="28"/>
+          <w:szCs w:val="28"/>
+        </w:rPr>
+      </w:pPr>
+      <w:r>
+        <w:rPr>
+          <w:b/>
+          <w:bCs/>
+          <w:sz w:val="28"/>
+          <w:szCs w:val="28"/>
+        </w:rPr>
+        <w:t>Titre :</w:t>
+      </w:r>
+      <w:r>
+        <w:rPr>
+          <w:sz w:val="28"/>
+          <w:szCs w:val="28"/>
+        </w:rPr>
+        <w:t xml:space="preserve"> Création et insc</w:t>
+      </w:r>
+      <w:r>
+        <w:rPr>
+          <w:sz w:val="28"/>
+          <w:szCs w:val="28"/>
+        </w:rPr>
+        <w:t>ription à une action écologique</w:t>
+      </w:r>
+    </w:p>
+    <w:p>
+      <w:pPr>
+        <w:pStyle w:val="NormalWeb"/>
+        <w:ind w:left="1416"/>
+        <w:rPr>
+          <w:sz w:val="28"/>
+          <w:szCs w:val="28"/>
+        </w:rPr>
+      </w:pPr>
+      <w:r>
+        <w:rPr>
+          <w:b/>
+          <w:bCs/>
+          <w:sz w:val="28"/>
+          <w:szCs w:val="28"/>
+        </w:rPr>
+        <w:t>Acteur principal :</w:t>
+      </w:r>
+      <w:r>
+        <w:rPr>
+          <w:sz w:val="28"/>
+          <w:szCs w:val="28"/>
+        </w:rPr>
+        <w:t xml:space="preserve"> Administrateur</w:t>
+      </w:r>
+    </w:p>
+    <w:p>
+      <w:pPr>
+        <w:pStyle w:val="NormalWeb"/>
+        <w:ind w:left="1416"/>
+        <w:rPr>
+          <w:sz w:val="28"/>
+          <w:szCs w:val="28"/>
+        </w:rPr>
+      </w:pPr>
+      <w:r>
+        <w:rPr>
+          <w:b/>
+          <w:bCs/>
+          <w:sz w:val="28"/>
+          <w:szCs w:val="28"/>
+        </w:rPr>
+        <w:t>Acteurs secondaires :</w:t>
+      </w:r>
+      <w:r>
+        <w:rPr>
+          <w:sz w:val="28"/>
+          <w:szCs w:val="28"/>
+        </w:rPr>
+        <w:t xml:space="preserve"> Citoyen connecté</w:t>
+      </w:r>
+    </w:p>
+    <w:p>
+      <w:pPr>
+        <w:pStyle w:val="NormalWeb"/>
+        <w:ind w:left="1416"/>
+        <w:rPr>
+          <w:sz w:val="28"/>
+          <w:szCs w:val="28"/>
+        </w:rPr>
+      </w:pPr>
+      <w:r>
+        <w:rPr>
+          <w:b/>
+          <w:bCs/>
+          <w:sz w:val="28"/>
+          <w:szCs w:val="28"/>
+        </w:rPr>
+        <w:t>Pré</w:t>
+      </w:r>
+      <w:r>
+        <w:rPr>
+          <w:b/>
+          <w:bCs/>
+          <w:sz w:val="28"/>
+          <w:szCs w:val="28"/>
+        </w:rPr>
+        <w:t>-</w:t>
+      </w:r>
+      <w:r>
+        <w:rPr>
+          <w:b/>
+          <w:bCs/>
+          <w:sz w:val="28"/>
+          <w:szCs w:val="28"/>
+        </w:rPr>
+        <w:t>conditions :</w:t>
+      </w:r>
+      <w:r>
+        <w:rPr>
+          <w:sz w:val="28"/>
+          <w:szCs w:val="28"/>
+        </w:rPr>
+        <w:t xml:space="preserve"> L'administrateur est connecté à l'espace de gestion.</w:t>
+      </w:r>
+    </w:p>
+    <w:p>
+      <w:pPr>
+        <w:pStyle w:val="NormalWeb"/>
+        <w:ind w:left="1416"/>
+        <w:rPr>
+          <w:sz w:val="28"/>
+          <w:szCs w:val="28"/>
+        </w:rPr>
+      </w:pPr>
+      <w:r>
+        <w:rPr>
+          <w:b/>
+          <w:bCs/>
+          <w:sz w:val="28"/>
+          <w:szCs w:val="28"/>
+        </w:rPr>
+        <w:lastRenderedPageBreak/>
+        <w:t>Déroulement Nominal :</w:t>
+      </w:r>
+    </w:p>
+    <w:p>
+      <w:pPr>
+        <w:pStyle w:val="NormalWeb"/>
+        <w:numPr>
+          <w:ilvl w:val="0"/>
+          <w:numId w:val="13"/>
+        </w:numPr>
+        <w:tabs>
+          <w:tab w:val="clear" w:pos="1428"/>
+          <w:tab w:val="num" w:pos="2844"/>
+        </w:tabs>
+        <w:ind w:left="2136"/>
+        <w:rPr>
+          <w:sz w:val="28"/>
+          <w:szCs w:val="28"/>
+        </w:rPr>
+      </w:pPr>
+      <w:r>
+        <w:rPr>
+          <w:sz w:val="28"/>
+          <w:szCs w:val="28"/>
+        </w:rPr>
+        <w:t xml:space="preserve">L'administrateur crée un événement (ex: "Nettoyage </w:t>
+      </w:r>
+      <w:proofErr w:type="spellStart"/>
+      <w:r>
+        <w:rPr>
+          <w:sz w:val="28"/>
+          <w:szCs w:val="28"/>
+        </w:rPr>
+        <w:t>Anosy</w:t>
+      </w:r>
+      <w:proofErr w:type="spellEnd"/>
+      <w:r>
+        <w:rPr>
+          <w:sz w:val="28"/>
+          <w:szCs w:val="28"/>
+        </w:rPr>
+        <w:t>") avec date, lieu et description.</w:t>
+      </w:r>
+    </w:p>
+    <w:p>
+      <w:pPr>
+        <w:pStyle w:val="NormalWeb"/>
+        <w:numPr>
+          <w:ilvl w:val="0"/>
+          <w:numId w:val="13"/>
+        </w:numPr>
+        <w:tabs>
+          <w:tab w:val="clear" w:pos="1428"/>
+          <w:tab w:val="num" w:pos="2844"/>
+        </w:tabs>
+        <w:ind w:left="2136"/>
+        <w:rPr>
+          <w:sz w:val="28"/>
+          <w:szCs w:val="28"/>
+        </w:rPr>
+      </w:pPr>
+      <w:r>
+        <w:rPr>
+          <w:sz w:val="28"/>
+          <w:szCs w:val="28"/>
+        </w:rPr>
+        <w:t xml:space="preserve">Le système publie l'annonce sur le </w:t>
+      </w:r>
+      <w:r>
+        <w:rPr>
+          <w:sz w:val="28"/>
+          <w:szCs w:val="28"/>
+        </w:rPr>
+        <w:t>Réseau Social Éco</w:t>
+      </w:r>
+      <w:r>
+        <w:rPr>
+          <w:sz w:val="28"/>
+          <w:szCs w:val="28"/>
+        </w:rPr>
+        <w:t>.</w:t>
+      </w:r>
+    </w:p>
+    <w:p>
+      <w:pPr>
+        <w:pStyle w:val="NormalWeb"/>
+        <w:numPr>
+          <w:ilvl w:val="0"/>
+          <w:numId w:val="13"/>
+        </w:numPr>
+        <w:tabs>
+          <w:tab w:val="clear" w:pos="1428"/>
+          <w:tab w:val="num" w:pos="2844"/>
+        </w:tabs>
+        <w:ind w:left="2136"/>
+        <w:rPr>
+          <w:sz w:val="28"/>
+          <w:szCs w:val="28"/>
+        </w:rPr>
+      </w:pPr>
+      <w:r>
+        <w:rPr>
+          <w:sz w:val="28"/>
+          <w:szCs w:val="28"/>
+        </w:rPr>
+        <w:t xml:space="preserve">Le citoyen consulte le fil d'actualité et clique sur </w:t>
+      </w:r>
+      <w:r>
+        <w:rPr>
+          <w:sz w:val="28"/>
+          <w:szCs w:val="28"/>
+        </w:rPr>
+        <w:t>"Participer"</w:t>
+      </w:r>
+      <w:r>
+        <w:rPr>
+          <w:sz w:val="28"/>
+          <w:szCs w:val="28"/>
+        </w:rPr>
+        <w:t xml:space="preserve"> sur l'annonce d'</w:t>
+      </w:r>
+      <w:proofErr w:type="spellStart"/>
+      <w:r>
+        <w:rPr>
+          <w:sz w:val="28"/>
+          <w:szCs w:val="28"/>
+        </w:rPr>
+        <w:t>Anosy</w:t>
+      </w:r>
+      <w:proofErr w:type="spellEnd"/>
+      <w:r>
+        <w:rPr>
+          <w:sz w:val="28"/>
+          <w:szCs w:val="28"/>
+        </w:rPr>
+        <w:t>.</w:t>
+      </w:r>
+    </w:p>
+    <w:p>
+      <w:pPr>
+        <w:pStyle w:val="NormalWeb"/>
+        <w:numPr>
+          <w:ilvl w:val="0"/>
+          <w:numId w:val="13"/>
+        </w:numPr>
+        <w:tabs>
+          <w:tab w:val="clear" w:pos="1428"/>
+          <w:tab w:val="num" w:pos="2844"/>
+        </w:tabs>
+        <w:ind w:left="2136"/>
+        <w:rPr>
+          <w:sz w:val="28"/>
+          <w:szCs w:val="28"/>
+        </w:rPr>
+      </w:pPr>
+      <w:r>
+        <w:rPr>
+          <w:sz w:val="28"/>
+          <w:szCs w:val="28"/>
+        </w:rPr>
+        <w:t>Le système transmet la postulation à l'administrateur.</w:t>
+      </w:r>
+    </w:p>
+    <w:p>
+      <w:pPr>
+        <w:pStyle w:val="NormalWeb"/>
+        <w:numPr>
+          <w:ilvl w:val="0"/>
+          <w:numId w:val="13"/>
+        </w:numPr>
+        <w:tabs>
+          <w:tab w:val="clear" w:pos="1428"/>
+          <w:tab w:val="num" w:pos="2844"/>
+        </w:tabs>
+        <w:ind w:left="2136"/>
+        <w:rPr>
+          <w:sz w:val="28"/>
+          <w:szCs w:val="28"/>
+        </w:rPr>
+      </w:pPr>
+      <w:r>
+        <w:rPr>
+          <w:sz w:val="28"/>
+          <w:szCs w:val="28"/>
+        </w:rPr>
+        <w:t>L'administrateur valide la candidature.</w:t>
+      </w:r>
+    </w:p>
+    <w:p>
+      <w:pPr>
+        <w:pStyle w:val="NormalWeb"/>
+        <w:numPr>
+          <w:ilvl w:val="0"/>
+          <w:numId w:val="13"/>
+        </w:numPr>
+        <w:tabs>
+          <w:tab w:val="clear" w:pos="1428"/>
+          <w:tab w:val="num" w:pos="2844"/>
+        </w:tabs>
+        <w:ind w:left="2136"/>
+        <w:rPr>
+          <w:sz w:val="28"/>
+          <w:szCs w:val="28"/>
+        </w:rPr>
+      </w:pPr>
+      <w:r>
+        <w:rPr>
+          <w:sz w:val="28"/>
+          <w:szCs w:val="28"/>
+        </w:rPr>
+        <w:t>Le système ajoute le citoyen à la liste des participants et met à jour le compteur de volontaires</w:t>
+      </w:r>
+    </w:p>
+    <w:p>
+      <w:pPr>
+        <w:pStyle w:val="NormalWeb"/>
+        <w:rPr>
+          <w:sz w:val="28"/>
+          <w:szCs w:val="28"/>
+        </w:rPr>
+      </w:pPr>
+    </w:p>
+    <w:p>
+      <w:pPr>
+        <w:pStyle w:val="Paragraphedeliste"/>
+        <w:spacing w:before="100" w:beforeAutospacing="1" w:after="100" w:afterAutospacing="1" w:line="240" w:lineRule="auto"/>
+        <w:outlineLvl w:val="1"/>
         <w:rPr>
           <w:rFonts w:ascii="Times New Roman" w:eastAsia="Times New Roman" w:hAnsi="Times New Roman" w:cs="Times New Roman"/>
           <w:b/>
@@ -3048,9 +4559,13 @@
           <w:szCs w:val="36"/>
           <w:lang w:eastAsia="fr-FR"/>
         </w:rPr>
-        <w:t>7. Contra</w:t>
-      </w:r>
-      <w:r>
+      </w:pPr>
+    </w:p>
+    <w:p>
+      <w:pPr>
+        <w:pStyle w:val="Paragraphedeliste"/>
+        <w:spacing w:before="100" w:beforeAutospacing="1" w:after="100" w:afterAutospacing="1" w:line="240" w:lineRule="auto"/>
+        <w:outlineLvl w:val="1"/>
         <w:rPr>
           <w:rFonts w:ascii="Times New Roman" w:eastAsia="Times New Roman" w:hAnsi="Times New Roman" w:cs="Times New Roman"/>
           <w:b/>
@@ -3059,8 +4574,56 @@
           <w:szCs w:val="36"/>
           <w:lang w:eastAsia="fr-FR"/>
         </w:rPr>
+      </w:pPr>
+    </w:p>
+    <w:p>
+      <w:pPr>
+        <w:pStyle w:val="Paragraphedeliste"/>
+        <w:spacing w:before="100" w:beforeAutospacing="1" w:after="100" w:afterAutospacing="1" w:line="240" w:lineRule="auto"/>
+        <w:outlineLvl w:val="1"/>
+        <w:rPr>
+          <w:rFonts w:ascii="Times New Roman" w:eastAsia="Times New Roman" w:hAnsi="Times New Roman" w:cs="Times New Roman"/>
+          <w:b/>
+          <w:bCs/>
+          <w:sz w:val="36"/>
+          <w:szCs w:val="36"/>
+          <w:lang w:eastAsia="fr-FR"/>
+        </w:rPr>
+      </w:pPr>
+    </w:p>
+    <w:p>
+      <w:pPr>
+        <w:pStyle w:val="Titre"/>
+        <w:numPr>
+          <w:ilvl w:val="0"/>
+          <w:numId w:val="11"/>
+        </w:numPr>
+        <w:rPr>
+          <w:rFonts w:eastAsia="Times New Roman"/>
+          <w:lang w:eastAsia="fr-FR"/>
+        </w:rPr>
+      </w:pPr>
+      <w:r>
+        <w:rPr>
+          <w:rFonts w:eastAsia="Times New Roman"/>
+          <w:lang w:eastAsia="fr-FR"/>
+        </w:rPr>
+        <w:t>Contra</w:t>
+      </w:r>
+      <w:r>
+        <w:rPr>
+          <w:rFonts w:eastAsia="Times New Roman"/>
+          <w:lang w:eastAsia="fr-FR"/>
+        </w:rPr>
         <w:t xml:space="preserve">intes du projet </w:t>
       </w:r>
+    </w:p>
+    <w:p>
+      <w:pPr>
+        <w:rPr>
+          <w:lang w:eastAsia="fr-FR"/>
+        </w:rPr>
+      </w:pPr>
     </w:p>
     <w:p>
       <w:pPr>
@@ -3212,35 +4775,30 @@
     </w:p>
     <w:p>
       <w:pPr>
-        <w:pStyle w:val="Titre3"/>
-        <w:rPr>
-          <w:rFonts w:ascii="Times New Roman" w:eastAsia="Times New Roman" w:hAnsi="Times New Roman" w:cs="Times New Roman"/>
-          <w:color w:val="auto"/>
-          <w:sz w:val="36"/>
-          <w:szCs w:val="36"/>
-          <w:lang w:eastAsia="fr-FR"/>
-        </w:rPr>
-      </w:pPr>
-      <w:r>
-        <w:rPr>
-          <w:rFonts w:ascii="Times New Roman" w:eastAsia="Times New Roman" w:hAnsi="Times New Roman" w:cs="Times New Roman"/>
-          <w:color w:val="auto"/>
-          <w:sz w:val="36"/>
-          <w:szCs w:val="36"/>
-          <w:lang w:eastAsia="fr-FR"/>
-        </w:rPr>
-        <w:t xml:space="preserve">8. </w:t>
-      </w:r>
-      <w:r>
-        <w:rPr>
-          <w:rFonts w:ascii="Times New Roman" w:eastAsia="Times New Roman" w:hAnsi="Times New Roman" w:cs="Times New Roman"/>
-          <w:color w:val="auto"/>
-          <w:sz w:val="36"/>
-          <w:szCs w:val="36"/>
+        <w:pStyle w:val="Titre"/>
+        <w:numPr>
+          <w:ilvl w:val="0"/>
+          <w:numId w:val="11"/>
+        </w:numPr>
+        <w:rPr>
+          <w:rFonts w:eastAsia="Times New Roman"/>
+          <w:lang w:eastAsia="fr-FR"/>
+        </w:rPr>
+      </w:pPr>
+      <w:r>
+        <w:rPr>
+          <w:rFonts w:eastAsia="Times New Roman"/>
           <w:lang w:eastAsia="fr-FR"/>
         </w:rPr>
         <w:t>Langages</w:t>
       </w:r>
+    </w:p>
+    <w:p>
+      <w:pPr>
+        <w:rPr>
+          <w:lang w:eastAsia="fr-FR"/>
+        </w:rPr>
+      </w:pPr>
     </w:p>
     <w:p>
       <w:pPr>
@@ -3447,78 +5005,46 @@
           <w:szCs w:val="28"/>
           <w:lang w:eastAsia="fr-FR"/>
         </w:rPr>
-        <w:t xml:space="preserve"> </w:t>
-      </w:r>
-      <w:proofErr w:type="spellStart"/>
-      <w:r>
-        <w:rPr>
-          <w:rFonts w:ascii="Times New Roman" w:eastAsia="Times New Roman" w:hAnsi="Times New Roman" w:cs="Times New Roman"/>
-          <w:sz w:val="28"/>
-          <w:szCs w:val="28"/>
-          <w:lang w:eastAsia="fr-FR"/>
-        </w:rPr>
-        <w:t>Mysql</w:t>
-      </w:r>
-      <w:proofErr w:type="spellEnd"/>
-    </w:p>
-    <w:p>
-      <w:pPr>
-        <w:rPr>
-          <w:lang w:eastAsia="fr-FR"/>
-        </w:rPr>
-      </w:pPr>
-    </w:p>
-    <w:p>
-      <w:pPr>
-        <w:spacing w:before="100" w:beforeAutospacing="1" w:after="100" w:afterAutospacing="1" w:line="240" w:lineRule="auto"/>
-        <w:rPr>
-          <w:rFonts w:ascii="Times New Roman" w:eastAsia="Times New Roman" w:hAnsi="Times New Roman" w:cs="Times New Roman"/>
-          <w:sz w:val="28"/>
-          <w:szCs w:val="28"/>
-          <w:lang w:eastAsia="fr-FR"/>
-        </w:rPr>
-      </w:pPr>
-    </w:p>
-    <w:p>
-      <w:pPr>
-        <w:pStyle w:val="Titre3"/>
-        <w:rPr>
-          <w:rFonts w:ascii="Times New Roman" w:eastAsia="Times New Roman" w:hAnsi="Times New Roman" w:cs="Times New Roman"/>
-          <w:color w:val="auto"/>
-          <w:sz w:val="36"/>
-          <w:szCs w:val="36"/>
-          <w:lang w:eastAsia="fr-FR"/>
-        </w:rPr>
-      </w:pPr>
-      <w:r>
-        <w:rPr>
-          <w:rFonts w:ascii="Times New Roman" w:eastAsia="Times New Roman" w:hAnsi="Times New Roman" w:cs="Times New Roman"/>
-          <w:color w:val="auto"/>
-          <w:sz w:val="36"/>
-          <w:szCs w:val="36"/>
-          <w:lang w:eastAsia="fr-FR"/>
-        </w:rPr>
-        <w:t>9</w:t>
-      </w:r>
-      <w:r>
-        <w:rPr>
-          <w:rFonts w:ascii="Times New Roman" w:eastAsia="Times New Roman" w:hAnsi="Times New Roman" w:cs="Times New Roman"/>
-          <w:color w:val="auto"/>
-          <w:sz w:val="36"/>
-          <w:szCs w:val="36"/>
-          <w:lang w:eastAsia="fr-FR"/>
-        </w:rPr>
-        <w:t>. Exigenc</w:t>
-      </w:r>
-      <w:r>
-        <w:rPr>
-          <w:rFonts w:ascii="Times New Roman" w:eastAsia="Times New Roman" w:hAnsi="Times New Roman" w:cs="Times New Roman"/>
-          <w:color w:val="auto"/>
-          <w:sz w:val="36"/>
-          <w:szCs w:val="36"/>
-          <w:lang w:eastAsia="fr-FR"/>
-        </w:rPr>
-        <w:t xml:space="preserve">es algorithmiques </w:t>
+        <w:t xml:space="preserve"> Sq</w:t>
+      </w:r>
+      <w:bookmarkStart w:id="0" w:name="_GoBack"/>
+      <w:bookmarkEnd w:id="0"/>
+      <w:r>
+        <w:rPr>
+          <w:rFonts w:ascii="Times New Roman" w:eastAsia="Times New Roman" w:hAnsi="Times New Roman" w:cs="Times New Roman"/>
+          <w:sz w:val="28"/>
+          <w:szCs w:val="28"/>
+          <w:lang w:eastAsia="fr-FR"/>
+        </w:rPr>
+        <w:t>Lite</w:t>
+      </w:r>
+    </w:p>
+    <w:p>
+      <w:pPr>
+        <w:rPr>
+          <w:lang w:eastAsia="fr-FR"/>
+        </w:rPr>
+      </w:pPr>
+    </w:p>
+    <w:p>
+      <w:pPr>
+        <w:pStyle w:val="Titre"/>
+        <w:numPr>
+          <w:ilvl w:val="0"/>
+          <w:numId w:val="11"/>
+        </w:numPr>
+        <w:rPr>
+          <w:rFonts w:eastAsia="Times New Roman"/>
+          <w:lang w:eastAsia="fr-FR"/>
+        </w:rPr>
+      </w:pPr>
+      <w:r>
+        <w:rPr>
+          <w:rFonts w:eastAsia="Times New Roman"/>
+          <w:lang w:eastAsia="fr-FR"/>
+        </w:rPr>
+        <w:lastRenderedPageBreak/>
+        <w:t xml:space="preserve">Exigences algorithmiques </w:t>
       </w:r>
     </w:p>
     <w:p>
@@ -3535,9 +5061,9 @@
         <w:tblLook w:val="04A0" w:firstRow="1" w:lastRow="0" w:firstColumn="1" w:lastColumn="0" w:noHBand="0" w:noVBand="1"/>
       </w:tblPr>
       <w:tblGrid>
-        <w:gridCol w:w="1929"/>
-        <w:gridCol w:w="2124"/>
-        <w:gridCol w:w="5235"/>
+        <w:gridCol w:w="2029"/>
+        <w:gridCol w:w="2093"/>
+        <w:gridCol w:w="5166"/>
       </w:tblGrid>
       <w:tr>
         <w:trPr>
@@ -3553,6 +5079,7 @@
             <w:pPr>
               <w:spacing w:after="480"/>
               <w:rPr>
+                <w:b w:val="0"/>
                 <w:sz w:val="28"/>
                 <w:szCs w:val="24"/>
               </w:rPr>
@@ -3560,6 +5087,7 @@
             <w:r>
               <w:rPr>
                 <w:rStyle w:val="lev"/>
+                <w:b/>
                 <w:sz w:val="28"/>
               </w:rPr>
               <w:t>Famille d'algorithme</w:t>
@@ -3576,6 +5104,7 @@
               <w:spacing w:after="480"/>
               <w:cnfStyle w:val="100000000000" w:firstRow="1" w:lastRow="0" w:firstColumn="0" w:lastColumn="0" w:oddVBand="0" w:evenVBand="0" w:oddHBand="0" w:evenHBand="0" w:firstRowFirstColumn="0" w:firstRowLastColumn="0" w:lastRowFirstColumn="0" w:lastRowLastColumn="0"/>
               <w:rPr>
+                <w:b w:val="0"/>
                 <w:sz w:val="28"/>
                 <w:szCs w:val="24"/>
               </w:rPr>
@@ -3583,6 +5112,7 @@
             <w:r>
               <w:rPr>
                 <w:rStyle w:val="lev"/>
+                <w:b/>
                 <w:sz w:val="28"/>
               </w:rPr>
               <w:t>Algorithme choisi</w:t>
@@ -3599,6 +5129,7 @@
               <w:spacing w:after="480"/>
               <w:cnfStyle w:val="100000000000" w:firstRow="1" w:lastRow="0" w:firstColumn="0" w:lastColumn="0" w:oddVBand="0" w:evenVBand="0" w:oddHBand="0" w:evenHBand="0" w:firstRowFirstColumn="0" w:firstRowLastColumn="0" w:lastRowFirstColumn="0" w:lastRowLastColumn="0"/>
               <w:rPr>
+                <w:b w:val="0"/>
                 <w:sz w:val="28"/>
                 <w:szCs w:val="24"/>
               </w:rPr>
@@ -3606,6 +5137,7 @@
             <w:r>
               <w:rPr>
                 <w:rStyle w:val="lev"/>
+                <w:b/>
                 <w:sz w:val="28"/>
               </w:rPr>
               <w:t>Utilisation dans le projet</w:t>
@@ -3626,23 +5158,18 @@
           <w:p>
             <w:pPr>
               <w:pStyle w:val="NormalWeb"/>
-              <w:rPr>
-                <w:sz w:val="28"/>
-              </w:rPr>
             </w:pPr>
             <w:r>
               <w:rPr>
                 <w:rStyle w:val="citation-474"/>
                 <w:b w:val="0"/>
                 <w:bCs w:val="0"/>
-                <w:sz w:val="28"/>
               </w:rPr>
               <w:t>Graphes / Réseaux</w:t>
             </w:r>
             <w:r>
               <w:rPr>
                 <w:rStyle w:val="citation-474"/>
-                <w:sz w:val="28"/>
               </w:rPr>
               <w:t xml:space="preserve"> </w:t>
             </w:r>
@@ -3657,7 +5184,7 @@
             <w:pPr>
               <w:cnfStyle w:val="000000100000" w:firstRow="0" w:lastRow="0" w:firstColumn="0" w:lastColumn="0" w:oddVBand="0" w:evenVBand="0" w:oddHBand="1" w:evenHBand="0" w:firstRowFirstColumn="0" w:firstRowLastColumn="0" w:lastRowFirstColumn="0" w:lastRowLastColumn="0"/>
               <w:rPr>
-                <w:sz w:val="28"/>
+                <w:sz w:val="24"/>
                 <w:szCs w:val="24"/>
               </w:rPr>
             </w:pPr>
@@ -3666,14 +5193,16 @@
               <w:rPr>
                 <w:b/>
                 <w:bCs/>
-                <w:sz w:val="28"/>
+                <w:sz w:val="24"/>
+                <w:szCs w:val="24"/>
               </w:rPr>
               <w:t>Dijkstra</w:t>
             </w:r>
             <w:proofErr w:type="spellEnd"/>
             <w:r>
               <w:rPr>
-                <w:sz w:val="28"/>
+                <w:sz w:val="24"/>
+                <w:szCs w:val="24"/>
               </w:rPr>
               <w:t xml:space="preserve"> ou </w:t>
             </w:r>
@@ -3681,13 +5210,15 @@
               <w:rPr>
                 <w:b/>
                 <w:bCs/>
-                <w:sz w:val="28"/>
+                <w:sz w:val="24"/>
+                <w:szCs w:val="24"/>
               </w:rPr>
               <w:t>A</w:t>
             </w:r>
             <w:r>
               <w:rPr>
-                <w:sz w:val="28"/>
+                <w:sz w:val="24"/>
+                <w:szCs w:val="24"/>
               </w:rPr>
               <w:t>*</w:t>
             </w:r>
@@ -3702,23 +5233,19 @@
             <w:pPr>
               <w:pStyle w:val="NormalWeb"/>
               <w:cnfStyle w:val="000000100000" w:firstRow="0" w:lastRow="0" w:firstColumn="0" w:lastColumn="0" w:oddVBand="0" w:evenVBand="0" w:oddHBand="1" w:evenHBand="0" w:firstRowFirstColumn="0" w:firstRowLastColumn="0" w:lastRowFirstColumn="0" w:lastRowLastColumn="0"/>
-              <w:rPr>
-                <w:sz w:val="28"/>
-              </w:rPr>
             </w:pPr>
             <w:r>
               <w:rPr>
                 <w:rStyle w:val="citation-473"/>
-                <w:sz w:val="28"/>
               </w:rPr>
               <w:t>Calculer le trajet le plus court entre le dépôt et les bacs à ordures prioritaires (ceux qui sont pleins)</w:t>
             </w:r>
-            <w:r>
-              <w:rPr>
-                <w:sz w:val="28"/>
-              </w:rPr>
-              <w:t>.</w:t>
-            </w:r>
+          </w:p>
+          <w:p>
+            <w:pPr>
+              <w:pStyle w:val="NormalWeb"/>
+              <w:cnfStyle w:val="000000100000" w:firstRow="0" w:lastRow="0" w:firstColumn="0" w:lastColumn="0" w:oddVBand="0" w:evenVBand="0" w:oddHBand="1" w:evenHBand="0" w:firstRowFirstColumn="0" w:firstRowLastColumn="0" w:lastRowFirstColumn="0" w:lastRowLastColumn="0"/>
+            </w:pPr>
           </w:p>
         </w:tc>
       </w:tr>
@@ -3732,23 +5259,18 @@
           <w:p>
             <w:pPr>
               <w:pStyle w:val="NormalWeb"/>
-              <w:rPr>
-                <w:sz w:val="28"/>
-              </w:rPr>
             </w:pPr>
             <w:r>
               <w:rPr>
                 <w:rStyle w:val="citation-472"/>
                 <w:b w:val="0"/>
                 <w:bCs w:val="0"/>
-                <w:sz w:val="28"/>
               </w:rPr>
               <w:t>Optimisation</w:t>
             </w:r>
             <w:r>
               <w:rPr>
                 <w:rStyle w:val="citation-472"/>
-                <w:sz w:val="28"/>
               </w:rPr>
               <w:t xml:space="preserve"> </w:t>
             </w:r>
@@ -3763,7 +5285,7 @@
             <w:pPr>
               <w:cnfStyle w:val="000000000000" w:firstRow="0" w:lastRow="0" w:firstColumn="0" w:lastColumn="0" w:oddVBand="0" w:evenVBand="0" w:oddHBand="0" w:evenHBand="0" w:firstRowFirstColumn="0" w:firstRowLastColumn="0" w:lastRowFirstColumn="0" w:lastRowLastColumn="0"/>
               <w:rPr>
-                <w:sz w:val="28"/>
+                <w:sz w:val="24"/>
                 <w:szCs w:val="24"/>
               </w:rPr>
             </w:pPr>
@@ -3771,7 +5293,8 @@
               <w:rPr>
                 <w:b/>
                 <w:bCs/>
-                <w:sz w:val="28"/>
+                <w:sz w:val="24"/>
+                <w:szCs w:val="24"/>
               </w:rPr>
               <w:t>Algorithme Glouton (</w:t>
             </w:r>
@@ -3780,7 +5303,8 @@
               <w:rPr>
                 <w:b/>
                 <w:bCs/>
-                <w:sz w:val="28"/>
+                <w:sz w:val="24"/>
+                <w:szCs w:val="24"/>
               </w:rPr>
               <w:t>Greedy</w:t>
             </w:r>
@@ -3789,7 +5313,8 @@
               <w:rPr>
                 <w:b/>
                 <w:bCs/>
-                <w:sz w:val="28"/>
+                <w:sz w:val="24"/>
+                <w:szCs w:val="24"/>
               </w:rPr>
               <w:t>)</w:t>
             </w:r>
@@ -3804,23 +5329,19 @@
             <w:pPr>
               <w:pStyle w:val="NormalWeb"/>
               <w:cnfStyle w:val="000000000000" w:firstRow="0" w:lastRow="0" w:firstColumn="0" w:lastColumn="0" w:oddVBand="0" w:evenVBand="0" w:oddHBand="0" w:evenHBand="0" w:firstRowFirstColumn="0" w:firstRowLastColumn="0" w:lastRowFirstColumn="0" w:lastRowLastColumn="0"/>
-              <w:rPr>
-                <w:sz w:val="28"/>
-              </w:rPr>
             </w:pPr>
             <w:r>
               <w:rPr>
                 <w:rStyle w:val="citation-471"/>
-                <w:sz w:val="28"/>
               </w:rPr>
               <w:t>Définir l'ordre de ramassage en choisissant toujours le bac le plus urgent à proximité pour remplir le camion efficacement</w:t>
             </w:r>
-            <w:r>
-              <w:rPr>
-                <w:sz w:val="28"/>
-              </w:rPr>
-              <w:t>.</w:t>
-            </w:r>
+          </w:p>
+          <w:p>
+            <w:pPr>
+              <w:pStyle w:val="NormalWeb"/>
+              <w:cnfStyle w:val="000000000000" w:firstRow="0" w:lastRow="0" w:firstColumn="0" w:lastColumn="0" w:oddVBand="0" w:evenVBand="0" w:oddHBand="0" w:evenHBand="0" w:firstRowFirstColumn="0" w:firstRowLastColumn="0" w:lastRowFirstColumn="0" w:lastRowLastColumn="0"/>
+            </w:pPr>
           </w:p>
         </w:tc>
       </w:tr>
@@ -3847,9 +5368,258 @@
 </w:document>
 </file>
 
+<file path=word/endnotes.xml><?xml version="1.0" encoding="utf-8"?>
+<w:endnotes xmlns:wpc="http://schemas.microsoft.com/office/word/2010/wordprocessingCanvas" xmlns:mc="http://schemas.openxmlformats.org/markup-compatibility/2006" xmlns:o="urn:schemas-microsoft-com:office:office" xmlns:r="http://schemas.openxmlformats.org/officeDocument/2006/relationships" xmlns:m="http://schemas.openxmlformats.org/officeDocument/2006/math" xmlns:v="urn:schemas-microsoft-com:vml" xmlns:wp14="http://schemas.microsoft.com/office/word/2010/wordprocessingDrawing" xmlns:wp="http://schemas.openxmlformats.org/drawingml/2006/wordprocessingDrawing" xmlns:w10="urn:schemas-microsoft-com:office:word" xmlns:w="http://schemas.openxmlformats.org/wordprocessingml/2006/main" xmlns:w14="http://schemas.microsoft.com/office/word/2010/wordml" xmlns:wpg="http://schemas.microsoft.com/office/word/2010/wordprocessingGroup" xmlns:wpi="http://schemas.microsoft.com/office/word/2010/wordprocessingInk" xmlns:wne="http://schemas.microsoft.com/office/word/2006/wordml" xmlns:wps="http://schemas.microsoft.com/office/word/2010/wordprocessingShape" mc:Ignorable="w14 wp14">
+  <w:endnote w:type="separator" w:id="-1">
+    <w:p>
+      <w:pPr>
+        <w:spacing w:after="0" w:line="240" w:lineRule="auto"/>
+      </w:pPr>
+      <w:r>
+        <w:separator/>
+      </w:r>
+    </w:p>
+  </w:endnote>
+  <w:endnote w:type="continuationSeparator" w:id="0">
+    <w:p>
+      <w:pPr>
+        <w:spacing w:after="0" w:line="240" w:lineRule="auto"/>
+      </w:pPr>
+      <w:r>
+        <w:continuationSeparator/>
+      </w:r>
+    </w:p>
+  </w:endnote>
+</w:endnotes>
+</file>
+
+<file path=word/footnotes.xml><?xml version="1.0" encoding="utf-8"?>
+<w:footnotes xmlns:wpc="http://schemas.microsoft.com/office/word/2010/wordprocessingCanvas" xmlns:mc="http://schemas.openxmlformats.org/markup-compatibility/2006" xmlns:o="urn:schemas-microsoft-com:office:office" xmlns:r="http://schemas.openxmlformats.org/officeDocument/2006/relationships" xmlns:m="http://schemas.openxmlformats.org/officeDocument/2006/math" xmlns:v="urn:schemas-microsoft-com:vml" xmlns:wp14="http://schemas.microsoft.com/office/word/2010/wordprocessingDrawing" xmlns:wp="http://schemas.openxmlformats.org/drawingml/2006/wordprocessingDrawing" xmlns:w10="urn:schemas-microsoft-com:office:word" xmlns:w="http://schemas.openxmlformats.org/wordprocessingml/2006/main" xmlns:w14="http://schemas.microsoft.com/office/word/2010/wordml" xmlns:wpg="http://schemas.microsoft.com/office/word/2010/wordprocessingGroup" xmlns:wpi="http://schemas.microsoft.com/office/word/2010/wordprocessingInk" xmlns:wne="http://schemas.microsoft.com/office/word/2006/wordml" xmlns:wps="http://schemas.microsoft.com/office/word/2010/wordprocessingShape" mc:Ignorable="w14 wp14">
+  <w:footnote w:type="separator" w:id="-1">
+    <w:p>
+      <w:pPr>
+        <w:spacing w:after="0" w:line="240" w:lineRule="auto"/>
+      </w:pPr>
+      <w:r>
+        <w:separator/>
+      </w:r>
+    </w:p>
+  </w:footnote>
+  <w:footnote w:type="continuationSeparator" w:id="0">
+    <w:p>
+      <w:pPr>
+        <w:spacing w:after="0" w:line="240" w:lineRule="auto"/>
+      </w:pPr>
+      <w:r>
+        <w:continuationSeparator/>
+      </w:r>
+    </w:p>
+  </w:footnote>
+</w:footnotes>
+</file>
+
 <file path=word/numbering.xml><?xml version="1.0" encoding="utf-8"?>
 <w:numbering xmlns:wpc="http://schemas.microsoft.com/office/word/2010/wordprocessingCanvas" xmlns:mc="http://schemas.openxmlformats.org/markup-compatibility/2006" xmlns:o="urn:schemas-microsoft-com:office:office" xmlns:r="http://schemas.openxmlformats.org/officeDocument/2006/relationships" xmlns:m="http://schemas.openxmlformats.org/officeDocument/2006/math" xmlns:v="urn:schemas-microsoft-com:vml" xmlns:wp14="http://schemas.microsoft.com/office/word/2010/wordprocessingDrawing" xmlns:wp="http://schemas.openxmlformats.org/drawingml/2006/wordprocessingDrawing" xmlns:w10="urn:schemas-microsoft-com:office:word" xmlns:w="http://schemas.openxmlformats.org/wordprocessingml/2006/main" xmlns:w14="http://schemas.microsoft.com/office/word/2010/wordml" xmlns:wpg="http://schemas.microsoft.com/office/word/2010/wordprocessingGroup" xmlns:wpi="http://schemas.microsoft.com/office/word/2010/wordprocessingInk" xmlns:wne="http://schemas.microsoft.com/office/word/2006/wordml" xmlns:wps="http://schemas.microsoft.com/office/word/2010/wordprocessingShape" mc:Ignorable="w14 wp14">
   <w:abstractNum w:abstractNumId="0">
+    <w:nsid w:val="051A5537"/>
+    <w:multiLevelType w:val="hybridMultilevel"/>
+    <w:tmpl w:val="C94855AC"/>
+    <w:lvl w:ilvl="0" w:tplc="040C0003">
+      <w:start w:val="1"/>
+      <w:numFmt w:val="bullet"/>
+      <w:lvlText w:val="o"/>
+      <w:lvlJc w:val="left"/>
+      <w:pPr>
+        <w:ind w:left="2148" w:hanging="360"/>
+      </w:pPr>
+      <w:rPr>
+        <w:rFonts w:ascii="Courier New" w:hAnsi="Courier New" w:cs="Courier New" w:hint="default"/>
+      </w:rPr>
+    </w:lvl>
+    <w:lvl w:ilvl="1" w:tplc="040C0003" w:tentative="1">
+      <w:start w:val="1"/>
+      <w:numFmt w:val="bullet"/>
+      <w:lvlText w:val="o"/>
+      <w:lvlJc w:val="left"/>
+      <w:pPr>
+        <w:ind w:left="2868" w:hanging="360"/>
+      </w:pPr>
+      <w:rPr>
+        <w:rFonts w:ascii="Courier New" w:hAnsi="Courier New" w:cs="Courier New" w:hint="default"/>
+      </w:rPr>
+    </w:lvl>
+    <w:lvl w:ilvl="2" w:tplc="040C0005" w:tentative="1">
+      <w:start w:val="1"/>
+      <w:numFmt w:val="bullet"/>
+      <w:lvlText w:val=""/>
+      <w:lvlJc w:val="left"/>
+      <w:pPr>
+        <w:ind w:left="3588" w:hanging="360"/>
+      </w:pPr>
+      <w:rPr>
+        <w:rFonts w:ascii="Wingdings" w:hAnsi="Wingdings" w:hint="default"/>
+      </w:rPr>
+    </w:lvl>
+    <w:lvl w:ilvl="3" w:tplc="040C0001" w:tentative="1">
+      <w:start w:val="1"/>
+      <w:numFmt w:val="bullet"/>
+      <w:lvlText w:val=""/>
+      <w:lvlJc w:val="left"/>
+      <w:pPr>
+        <w:ind w:left="4308" w:hanging="360"/>
+      </w:pPr>
+      <w:rPr>
+        <w:rFonts w:ascii="Symbol" w:hAnsi="Symbol" w:hint="default"/>
+      </w:rPr>
+    </w:lvl>
+    <w:lvl w:ilvl="4" w:tplc="040C0003" w:tentative="1">
+      <w:start w:val="1"/>
+      <w:numFmt w:val="bullet"/>
+      <w:lvlText w:val="o"/>
+      <w:lvlJc w:val="left"/>
+      <w:pPr>
+        <w:ind w:left="5028" w:hanging="360"/>
+      </w:pPr>
+      <w:rPr>
+        <w:rFonts w:ascii="Courier New" w:hAnsi="Courier New" w:cs="Courier New" w:hint="default"/>
+      </w:rPr>
+    </w:lvl>
+    <w:lvl w:ilvl="5" w:tplc="040C0005" w:tentative="1">
+      <w:start w:val="1"/>
+      <w:numFmt w:val="bullet"/>
+      <w:lvlText w:val=""/>
+      <w:lvlJc w:val="left"/>
+      <w:pPr>
+        <w:ind w:left="5748" w:hanging="360"/>
+      </w:pPr>
+      <w:rPr>
+        <w:rFonts w:ascii="Wingdings" w:hAnsi="Wingdings" w:hint="default"/>
+      </w:rPr>
+    </w:lvl>
+    <w:lvl w:ilvl="6" w:tplc="040C0001" w:tentative="1">
+      <w:start w:val="1"/>
+      <w:numFmt w:val="bullet"/>
+      <w:lvlText w:val=""/>
+      <w:lvlJc w:val="left"/>
+      <w:pPr>
+        <w:ind w:left="6468" w:hanging="360"/>
+      </w:pPr>
+      <w:rPr>
+        <w:rFonts w:ascii="Symbol" w:hAnsi="Symbol" w:hint="default"/>
+      </w:rPr>
+    </w:lvl>
+    <w:lvl w:ilvl="7" w:tplc="040C0003" w:tentative="1">
+      <w:start w:val="1"/>
+      <w:numFmt w:val="bullet"/>
+      <w:lvlText w:val="o"/>
+      <w:lvlJc w:val="left"/>
+      <w:pPr>
+        <w:ind w:left="7188" w:hanging="360"/>
+      </w:pPr>
+      <w:rPr>
+        <w:rFonts w:ascii="Courier New" w:hAnsi="Courier New" w:cs="Courier New" w:hint="default"/>
+      </w:rPr>
+    </w:lvl>
+    <w:lvl w:ilvl="8" w:tplc="040C0005" w:tentative="1">
+      <w:start w:val="1"/>
+      <w:numFmt w:val="bullet"/>
+      <w:lvlText w:val=""/>
+      <w:lvlJc w:val="left"/>
+      <w:pPr>
+        <w:ind w:left="7908" w:hanging="360"/>
+      </w:pPr>
+      <w:rPr>
+        <w:rFonts w:ascii="Wingdings" w:hAnsi="Wingdings" w:hint="default"/>
+      </w:rPr>
+    </w:lvl>
+  </w:abstractNum>
+  <w:abstractNum w:abstractNumId="1">
+    <w:nsid w:val="05721CA5"/>
+    <w:multiLevelType w:val="hybridMultilevel"/>
+    <w:tmpl w:val="A558A1F6"/>
+    <w:lvl w:ilvl="0" w:tplc="040C000F">
+      <w:start w:val="1"/>
+      <w:numFmt w:val="decimal"/>
+      <w:lvlText w:val="%1."/>
+      <w:lvlJc w:val="left"/>
+      <w:pPr>
+        <w:ind w:left="720" w:hanging="360"/>
+      </w:pPr>
+    </w:lvl>
+    <w:lvl w:ilvl="1" w:tplc="040C0019" w:tentative="1">
+      <w:start w:val="1"/>
+      <w:numFmt w:val="lowerLetter"/>
+      <w:lvlText w:val="%2."/>
+      <w:lvlJc w:val="left"/>
+      <w:pPr>
+        <w:ind w:left="1440" w:hanging="360"/>
+      </w:pPr>
+    </w:lvl>
+    <w:lvl w:ilvl="2" w:tplc="040C001B" w:tentative="1">
+      <w:start w:val="1"/>
+      <w:numFmt w:val="lowerRoman"/>
+      <w:lvlText w:val="%3."/>
+      <w:lvlJc w:val="right"/>
+      <w:pPr>
+        <w:ind w:left="2160" w:hanging="180"/>
+      </w:pPr>
+    </w:lvl>
+    <w:lvl w:ilvl="3" w:tplc="040C000F" w:tentative="1">
+      <w:start w:val="1"/>
+      <w:numFmt w:val="decimal"/>
+      <w:lvlText w:val="%4."/>
+      <w:lvlJc w:val="left"/>
+      <w:pPr>
+        <w:ind w:left="2880" w:hanging="360"/>
+      </w:pPr>
+    </w:lvl>
+    <w:lvl w:ilvl="4" w:tplc="040C0019" w:tentative="1">
+      <w:start w:val="1"/>
+      <w:numFmt w:val="lowerLetter"/>
+      <w:lvlText w:val="%5."/>
+      <w:lvlJc w:val="left"/>
+      <w:pPr>
+        <w:ind w:left="3600" w:hanging="360"/>
+      </w:pPr>
+    </w:lvl>
+    <w:lvl w:ilvl="5" w:tplc="040C001B" w:tentative="1">
+      <w:start w:val="1"/>
+      <w:numFmt w:val="lowerRoman"/>
+      <w:lvlText w:val="%6."/>
+      <w:lvlJc w:val="right"/>
+      <w:pPr>
+        <w:ind w:left="4320" w:hanging="180"/>
+      </w:pPr>
+    </w:lvl>
+    <w:lvl w:ilvl="6" w:tplc="040C000F" w:tentative="1">
+      <w:start w:val="1"/>
+      <w:numFmt w:val="decimal"/>
+      <w:lvlText w:val="%7."/>
+      <w:lvlJc w:val="left"/>
+      <w:pPr>
+        <w:ind w:left="5040" w:hanging="360"/>
+      </w:pPr>
+    </w:lvl>
+    <w:lvl w:ilvl="7" w:tplc="040C0019" w:tentative="1">
+      <w:start w:val="1"/>
+      <w:numFmt w:val="lowerLetter"/>
+      <w:lvlText w:val="%8."/>
+      <w:lvlJc w:val="left"/>
+      <w:pPr>
+        <w:ind w:left="5760" w:hanging="360"/>
+      </w:pPr>
+    </w:lvl>
+    <w:lvl w:ilvl="8" w:tplc="040C001B" w:tentative="1">
+      <w:start w:val="1"/>
+      <w:numFmt w:val="lowerRoman"/>
+      <w:lvlText w:val="%9."/>
+      <w:lvlJc w:val="right"/>
+      <w:pPr>
+        <w:ind w:left="6480" w:hanging="180"/>
+      </w:pPr>
+    </w:lvl>
+  </w:abstractNum>
+  <w:abstractNum w:abstractNumId="2">
     <w:nsid w:val="12BB4B8A"/>
     <w:multiLevelType w:val="multilevel"/>
     <w:tmpl w:val="50DEB828"/>
@@ -3998,7 +5768,358 @@
       </w:rPr>
     </w:lvl>
   </w:abstractNum>
-  <w:abstractNum w:abstractNumId="1">
+  <w:abstractNum w:abstractNumId="3">
+    <w:nsid w:val="1A40384E"/>
+    <w:multiLevelType w:val="multilevel"/>
+    <w:tmpl w:val="6CF423E0"/>
+    <w:lvl w:ilvl="0">
+      <w:start w:val="1"/>
+      <w:numFmt w:val="bullet"/>
+      <w:lvlText w:val="o"/>
+      <w:lvlJc w:val="left"/>
+      <w:pPr>
+        <w:tabs>
+          <w:tab w:val="num" w:pos="1428"/>
+        </w:tabs>
+        <w:ind w:left="1428" w:hanging="360"/>
+      </w:pPr>
+      <w:rPr>
+        <w:rFonts w:ascii="Courier New" w:hAnsi="Courier New" w:cs="Courier New" w:hint="default"/>
+      </w:rPr>
+    </w:lvl>
+    <w:lvl w:ilvl="1" w:tentative="1">
+      <w:start w:val="1"/>
+      <w:numFmt w:val="decimal"/>
+      <w:lvlText w:val="%2."/>
+      <w:lvlJc w:val="left"/>
+      <w:pPr>
+        <w:tabs>
+          <w:tab w:val="num" w:pos="2148"/>
+        </w:tabs>
+        <w:ind w:left="2148" w:hanging="360"/>
+      </w:pPr>
+    </w:lvl>
+    <w:lvl w:ilvl="2" w:tentative="1">
+      <w:start w:val="1"/>
+      <w:numFmt w:val="decimal"/>
+      <w:lvlText w:val="%3."/>
+      <w:lvlJc w:val="left"/>
+      <w:pPr>
+        <w:tabs>
+          <w:tab w:val="num" w:pos="2868"/>
+        </w:tabs>
+        <w:ind w:left="2868" w:hanging="360"/>
+      </w:pPr>
+    </w:lvl>
+    <w:lvl w:ilvl="3" w:tentative="1">
+      <w:start w:val="1"/>
+      <w:numFmt w:val="decimal"/>
+      <w:lvlText w:val="%4."/>
+      <w:lvlJc w:val="left"/>
+      <w:pPr>
+        <w:tabs>
+          <w:tab w:val="num" w:pos="3588"/>
+        </w:tabs>
+        <w:ind w:left="3588" w:hanging="360"/>
+      </w:pPr>
+    </w:lvl>
+    <w:lvl w:ilvl="4" w:tentative="1">
+      <w:start w:val="1"/>
+      <w:numFmt w:val="decimal"/>
+      <w:lvlText w:val="%5."/>
+      <w:lvlJc w:val="left"/>
+      <w:pPr>
+        <w:tabs>
+          <w:tab w:val="num" w:pos="4308"/>
+        </w:tabs>
+        <w:ind w:left="4308" w:hanging="360"/>
+      </w:pPr>
+    </w:lvl>
+    <w:lvl w:ilvl="5" w:tentative="1">
+      <w:start w:val="1"/>
+      <w:numFmt w:val="decimal"/>
+      <w:lvlText w:val="%6."/>
+      <w:lvlJc w:val="left"/>
+      <w:pPr>
+        <w:tabs>
+          <w:tab w:val="num" w:pos="5028"/>
+        </w:tabs>
+        <w:ind w:left="5028" w:hanging="360"/>
+      </w:pPr>
+    </w:lvl>
+    <w:lvl w:ilvl="6" w:tentative="1">
+      <w:start w:val="1"/>
+      <w:numFmt w:val="decimal"/>
+      <w:lvlText w:val="%7."/>
+      <w:lvlJc w:val="left"/>
+      <w:pPr>
+        <w:tabs>
+          <w:tab w:val="num" w:pos="5748"/>
+        </w:tabs>
+        <w:ind w:left="5748" w:hanging="360"/>
+      </w:pPr>
+    </w:lvl>
+    <w:lvl w:ilvl="7" w:tentative="1">
+      <w:start w:val="1"/>
+      <w:numFmt w:val="decimal"/>
+      <w:lvlText w:val="%8."/>
+      <w:lvlJc w:val="left"/>
+      <w:pPr>
+        <w:tabs>
+          <w:tab w:val="num" w:pos="6468"/>
+        </w:tabs>
+        <w:ind w:left="6468" w:hanging="360"/>
+      </w:pPr>
+    </w:lvl>
+    <w:lvl w:ilvl="8" w:tentative="1">
+      <w:start w:val="1"/>
+      <w:numFmt w:val="decimal"/>
+      <w:lvlText w:val="%9."/>
+      <w:lvlJc w:val="left"/>
+      <w:pPr>
+        <w:tabs>
+          <w:tab w:val="num" w:pos="7188"/>
+        </w:tabs>
+        <w:ind w:left="7188" w:hanging="360"/>
+      </w:pPr>
+    </w:lvl>
+  </w:abstractNum>
+  <w:abstractNum w:abstractNumId="4">
+    <w:nsid w:val="1C8D013D"/>
+    <w:multiLevelType w:val="hybridMultilevel"/>
+    <w:tmpl w:val="D8908AAE"/>
+    <w:lvl w:ilvl="0" w:tplc="040C0013">
+      <w:start w:val="1"/>
+      <w:numFmt w:val="upperRoman"/>
+      <w:lvlText w:val="%1."/>
+      <w:lvlJc w:val="right"/>
+      <w:pPr>
+        <w:ind w:left="720" w:hanging="360"/>
+      </w:pPr>
+    </w:lvl>
+    <w:lvl w:ilvl="1" w:tplc="040C0019" w:tentative="1">
+      <w:start w:val="1"/>
+      <w:numFmt w:val="lowerLetter"/>
+      <w:lvlText w:val="%2."/>
+      <w:lvlJc w:val="left"/>
+      <w:pPr>
+        <w:ind w:left="1440" w:hanging="360"/>
+      </w:pPr>
+    </w:lvl>
+    <w:lvl w:ilvl="2" w:tplc="040C001B" w:tentative="1">
+      <w:start w:val="1"/>
+      <w:numFmt w:val="lowerRoman"/>
+      <w:lvlText w:val="%3."/>
+      <w:lvlJc w:val="right"/>
+      <w:pPr>
+        <w:ind w:left="2160" w:hanging="180"/>
+      </w:pPr>
+    </w:lvl>
+    <w:lvl w:ilvl="3" w:tplc="040C000F" w:tentative="1">
+      <w:start w:val="1"/>
+      <w:numFmt w:val="decimal"/>
+      <w:lvlText w:val="%4."/>
+      <w:lvlJc w:val="left"/>
+      <w:pPr>
+        <w:ind w:left="2880" w:hanging="360"/>
+      </w:pPr>
+    </w:lvl>
+    <w:lvl w:ilvl="4" w:tplc="040C0019" w:tentative="1">
+      <w:start w:val="1"/>
+      <w:numFmt w:val="lowerLetter"/>
+      <w:lvlText w:val="%5."/>
+      <w:lvlJc w:val="left"/>
+      <w:pPr>
+        <w:ind w:left="3600" w:hanging="360"/>
+      </w:pPr>
+    </w:lvl>
+    <w:lvl w:ilvl="5" w:tplc="040C001B" w:tentative="1">
+      <w:start w:val="1"/>
+      <w:numFmt w:val="lowerRoman"/>
+      <w:lvlText w:val="%6."/>
+      <w:lvlJc w:val="right"/>
+      <w:pPr>
+        <w:ind w:left="4320" w:hanging="180"/>
+      </w:pPr>
+    </w:lvl>
+    <w:lvl w:ilvl="6" w:tplc="040C000F" w:tentative="1">
+      <w:start w:val="1"/>
+      <w:numFmt w:val="decimal"/>
+      <w:lvlText w:val="%7."/>
+      <w:lvlJc w:val="left"/>
+      <w:pPr>
+        <w:ind w:left="5040" w:hanging="360"/>
+      </w:pPr>
+    </w:lvl>
+    <w:lvl w:ilvl="7" w:tplc="040C0019" w:tentative="1">
+      <w:start w:val="1"/>
+      <w:numFmt w:val="lowerLetter"/>
+      <w:lvlText w:val="%8."/>
+      <w:lvlJc w:val="left"/>
+      <w:pPr>
+        <w:ind w:left="5760" w:hanging="360"/>
+      </w:pPr>
+    </w:lvl>
+    <w:lvl w:ilvl="8" w:tplc="040C001B" w:tentative="1">
+      <w:start w:val="1"/>
+      <w:numFmt w:val="lowerRoman"/>
+      <w:lvlText w:val="%9."/>
+      <w:lvlJc w:val="right"/>
+      <w:pPr>
+        <w:ind w:left="6480" w:hanging="180"/>
+      </w:pPr>
+    </w:lvl>
+  </w:abstractNum>
+  <w:abstractNum w:abstractNumId="5">
+    <w:nsid w:val="217965C2"/>
+    <w:multiLevelType w:val="multilevel"/>
+    <w:tmpl w:val="294A5118"/>
+    <w:lvl w:ilvl="0">
+      <w:start w:val="1"/>
+      <w:numFmt w:val="upperRoman"/>
+      <w:lvlText w:val="%1."/>
+      <w:lvlJc w:val="right"/>
+      <w:pPr>
+        <w:tabs>
+          <w:tab w:val="num" w:pos="720"/>
+        </w:tabs>
+        <w:ind w:left="720" w:hanging="360"/>
+      </w:pPr>
+      <w:rPr>
+        <w:rFonts w:hint="default"/>
+        <w:sz w:val="20"/>
+      </w:rPr>
+    </w:lvl>
+    <w:lvl w:ilvl="1">
+      <w:start w:val="1"/>
+      <w:numFmt w:val="bullet"/>
+      <w:lvlText w:val="o"/>
+      <w:lvlJc w:val="left"/>
+      <w:pPr>
+        <w:tabs>
+          <w:tab w:val="num" w:pos="1440"/>
+        </w:tabs>
+        <w:ind w:left="1440" w:hanging="360"/>
+      </w:pPr>
+      <w:rPr>
+        <w:rFonts w:ascii="Courier New" w:hAnsi="Courier New" w:hint="default"/>
+        <w:sz w:val="20"/>
+      </w:rPr>
+    </w:lvl>
+    <w:lvl w:ilvl="2">
+      <w:start w:val="1"/>
+      <w:numFmt w:val="bullet"/>
+      <w:lvlText w:val=""/>
+      <w:lvlJc w:val="left"/>
+      <w:pPr>
+        <w:tabs>
+          <w:tab w:val="num" w:pos="2160"/>
+        </w:tabs>
+        <w:ind w:left="2160" w:hanging="360"/>
+      </w:pPr>
+      <w:rPr>
+        <w:rFonts w:ascii="Wingdings" w:hAnsi="Wingdings" w:hint="default"/>
+        <w:sz w:val="20"/>
+      </w:rPr>
+    </w:lvl>
+    <w:lvl w:ilvl="3" w:tentative="1">
+      <w:start w:val="1"/>
+      <w:numFmt w:val="bullet"/>
+      <w:lvlText w:val=""/>
+      <w:lvlJc w:val="left"/>
+      <w:pPr>
+        <w:tabs>
+          <w:tab w:val="num" w:pos="2880"/>
+        </w:tabs>
+        <w:ind w:left="2880" w:hanging="360"/>
+      </w:pPr>
+      <w:rPr>
+        <w:rFonts w:ascii="Wingdings" w:hAnsi="Wingdings" w:hint="default"/>
+        <w:sz w:val="20"/>
+      </w:rPr>
+    </w:lvl>
+    <w:lvl w:ilvl="4" w:tentative="1">
+      <w:start w:val="1"/>
+      <w:numFmt w:val="bullet"/>
+      <w:lvlText w:val=""/>
+      <w:lvlJc w:val="left"/>
+      <w:pPr>
+        <w:tabs>
+          <w:tab w:val="num" w:pos="3600"/>
+        </w:tabs>
+        <w:ind w:left="3600" w:hanging="360"/>
+      </w:pPr>
+      <w:rPr>
+        <w:rFonts w:ascii="Wingdings" w:hAnsi="Wingdings" w:hint="default"/>
+        <w:sz w:val="20"/>
+      </w:rPr>
+    </w:lvl>
+    <w:lvl w:ilvl="5" w:tentative="1">
+      <w:start w:val="1"/>
+      <w:numFmt w:val="bullet"/>
+      <w:lvlText w:val=""/>
+      <w:lvlJc w:val="left"/>
+      <w:pPr>
+        <w:tabs>
+          <w:tab w:val="num" w:pos="4320"/>
+        </w:tabs>
+        <w:ind w:left="4320" w:hanging="360"/>
+      </w:pPr>
+      <w:rPr>
+        <w:rFonts w:ascii="Wingdings" w:hAnsi="Wingdings" w:hint="default"/>
+        <w:sz w:val="20"/>
+      </w:rPr>
+    </w:lvl>
+    <w:lvl w:ilvl="6" w:tentative="1">
+      <w:start w:val="1"/>
+      <w:numFmt w:val="bullet"/>
+      <w:lvlText w:val=""/>
+      <w:lvlJc w:val="left"/>
+      <w:pPr>
+        <w:tabs>
+          <w:tab w:val="num" w:pos="5040"/>
+        </w:tabs>
+        <w:ind w:left="5040" w:hanging="360"/>
+      </w:pPr>
+      <w:rPr>
+        <w:rFonts w:ascii="Wingdings" w:hAnsi="Wingdings" w:hint="default"/>
+        <w:sz w:val="20"/>
+      </w:rPr>
+    </w:lvl>
+    <w:lvl w:ilvl="7" w:tentative="1">
+      <w:start w:val="1"/>
+      <w:numFmt w:val="bullet"/>
+      <w:lvlText w:val=""/>
+      <w:lvlJc w:val="left"/>
+      <w:pPr>
+        <w:tabs>
+          <w:tab w:val="num" w:pos="5760"/>
+        </w:tabs>
+        <w:ind w:left="5760" w:hanging="360"/>
+      </w:pPr>
+      <w:rPr>
+        <w:rFonts w:ascii="Wingdings" w:hAnsi="Wingdings" w:hint="default"/>
+        <w:sz w:val="20"/>
+      </w:rPr>
+    </w:lvl>
+    <w:lvl w:ilvl="8" w:tentative="1">
+      <w:start w:val="1"/>
+      <w:numFmt w:val="bullet"/>
+      <w:lvlText w:val=""/>
+      <w:lvlJc w:val="left"/>
+      <w:pPr>
+        <w:tabs>
+          <w:tab w:val="num" w:pos="6480"/>
+        </w:tabs>
+        <w:ind w:left="6480" w:hanging="360"/>
+      </w:pPr>
+      <w:rPr>
+        <w:rFonts w:ascii="Wingdings" w:hAnsi="Wingdings" w:hint="default"/>
+        <w:sz w:val="20"/>
+      </w:rPr>
+    </w:lvl>
+  </w:abstractNum>
+  <w:abstractNum w:abstractNumId="6">
     <w:nsid w:val="24020BC8"/>
     <w:multiLevelType w:val="multilevel"/>
     <w:tmpl w:val="4072D674"/>
@@ -4147,7 +6268,643 @@
       </w:rPr>
     </w:lvl>
   </w:abstractNum>
-  <w:abstractNum w:abstractNumId="2">
+  <w:abstractNum w:abstractNumId="7">
+    <w:nsid w:val="306B45FF"/>
+    <w:multiLevelType w:val="multilevel"/>
+    <w:tmpl w:val="19B205BC"/>
+    <w:lvl w:ilvl="0">
+      <w:start w:val="1"/>
+      <w:numFmt w:val="bullet"/>
+      <w:lvlText w:val="o"/>
+      <w:lvlJc w:val="left"/>
+      <w:pPr>
+        <w:tabs>
+          <w:tab w:val="num" w:pos="2136"/>
+        </w:tabs>
+        <w:ind w:left="2136" w:hanging="360"/>
+      </w:pPr>
+      <w:rPr>
+        <w:rFonts w:ascii="Courier New" w:hAnsi="Courier New" w:cs="Courier New" w:hint="default"/>
+      </w:rPr>
+    </w:lvl>
+    <w:lvl w:ilvl="1" w:tentative="1">
+      <w:start w:val="1"/>
+      <w:numFmt w:val="decimal"/>
+      <w:lvlText w:val="%2."/>
+      <w:lvlJc w:val="left"/>
+      <w:pPr>
+        <w:tabs>
+          <w:tab w:val="num" w:pos="2856"/>
+        </w:tabs>
+        <w:ind w:left="2856" w:hanging="360"/>
+      </w:pPr>
+    </w:lvl>
+    <w:lvl w:ilvl="2" w:tentative="1">
+      <w:start w:val="1"/>
+      <w:numFmt w:val="decimal"/>
+      <w:lvlText w:val="%3."/>
+      <w:lvlJc w:val="left"/>
+      <w:pPr>
+        <w:tabs>
+          <w:tab w:val="num" w:pos="3576"/>
+        </w:tabs>
+        <w:ind w:left="3576" w:hanging="360"/>
+      </w:pPr>
+    </w:lvl>
+    <w:lvl w:ilvl="3" w:tentative="1">
+      <w:start w:val="1"/>
+      <w:numFmt w:val="decimal"/>
+      <w:lvlText w:val="%4."/>
+      <w:lvlJc w:val="left"/>
+      <w:pPr>
+        <w:tabs>
+          <w:tab w:val="num" w:pos="4296"/>
+        </w:tabs>
+        <w:ind w:left="4296" w:hanging="360"/>
+      </w:pPr>
+    </w:lvl>
+    <w:lvl w:ilvl="4" w:tentative="1">
+      <w:start w:val="1"/>
+      <w:numFmt w:val="decimal"/>
+      <w:lvlText w:val="%5."/>
+      <w:lvlJc w:val="left"/>
+      <w:pPr>
+        <w:tabs>
+          <w:tab w:val="num" w:pos="5016"/>
+        </w:tabs>
+        <w:ind w:left="5016" w:hanging="360"/>
+      </w:pPr>
+    </w:lvl>
+    <w:lvl w:ilvl="5" w:tentative="1">
+      <w:start w:val="1"/>
+      <w:numFmt w:val="decimal"/>
+      <w:lvlText w:val="%6."/>
+      <w:lvlJc w:val="left"/>
+      <w:pPr>
+        <w:tabs>
+          <w:tab w:val="num" w:pos="5736"/>
+        </w:tabs>
+        <w:ind w:left="5736" w:hanging="360"/>
+      </w:pPr>
+    </w:lvl>
+    <w:lvl w:ilvl="6" w:tentative="1">
+      <w:start w:val="1"/>
+      <w:numFmt w:val="decimal"/>
+      <w:lvlText w:val="%7."/>
+      <w:lvlJc w:val="left"/>
+      <w:pPr>
+        <w:tabs>
+          <w:tab w:val="num" w:pos="6456"/>
+        </w:tabs>
+        <w:ind w:left="6456" w:hanging="360"/>
+      </w:pPr>
+    </w:lvl>
+    <w:lvl w:ilvl="7" w:tentative="1">
+      <w:start w:val="1"/>
+      <w:numFmt w:val="decimal"/>
+      <w:lvlText w:val="%8."/>
+      <w:lvlJc w:val="left"/>
+      <w:pPr>
+        <w:tabs>
+          <w:tab w:val="num" w:pos="7176"/>
+        </w:tabs>
+        <w:ind w:left="7176" w:hanging="360"/>
+      </w:pPr>
+    </w:lvl>
+    <w:lvl w:ilvl="8" w:tentative="1">
+      <w:start w:val="1"/>
+      <w:numFmt w:val="decimal"/>
+      <w:lvlText w:val="%9."/>
+      <w:lvlJc w:val="left"/>
+      <w:pPr>
+        <w:tabs>
+          <w:tab w:val="num" w:pos="7896"/>
+        </w:tabs>
+        <w:ind w:left="7896" w:hanging="360"/>
+      </w:pPr>
+    </w:lvl>
+  </w:abstractNum>
+  <w:abstractNum w:abstractNumId="8">
+    <w:nsid w:val="3232640F"/>
+    <w:multiLevelType w:val="multilevel"/>
+    <w:tmpl w:val="CEB0D66A"/>
+    <w:lvl w:ilvl="0">
+      <w:start w:val="1"/>
+      <w:numFmt w:val="bullet"/>
+      <w:lvlText w:val=""/>
+      <w:lvlJc w:val="left"/>
+      <w:pPr>
+        <w:tabs>
+          <w:tab w:val="num" w:pos="720"/>
+        </w:tabs>
+        <w:ind w:left="720" w:hanging="360"/>
+      </w:pPr>
+      <w:rPr>
+        <w:rFonts w:ascii="Wingdings" w:hAnsi="Wingdings" w:hint="default"/>
+        <w:sz w:val="20"/>
+      </w:rPr>
+    </w:lvl>
+    <w:lvl w:ilvl="1" w:tentative="1">
+      <w:start w:val="1"/>
+      <w:numFmt w:val="bullet"/>
+      <w:lvlText w:val="o"/>
+      <w:lvlJc w:val="left"/>
+      <w:pPr>
+        <w:tabs>
+          <w:tab w:val="num" w:pos="1440"/>
+        </w:tabs>
+        <w:ind w:left="1440" w:hanging="360"/>
+      </w:pPr>
+      <w:rPr>
+        <w:rFonts w:ascii="Courier New" w:hAnsi="Courier New" w:hint="default"/>
+        <w:sz w:val="20"/>
+      </w:rPr>
+    </w:lvl>
+    <w:lvl w:ilvl="2" w:tentative="1">
+      <w:start w:val="1"/>
+      <w:numFmt w:val="bullet"/>
+      <w:lvlText w:val=""/>
+      <w:lvlJc w:val="left"/>
+      <w:pPr>
+        <w:tabs>
+          <w:tab w:val="num" w:pos="2160"/>
+        </w:tabs>
+        <w:ind w:left="2160" w:hanging="360"/>
+      </w:pPr>
+      <w:rPr>
+        <w:rFonts w:ascii="Wingdings" w:hAnsi="Wingdings" w:hint="default"/>
+        <w:sz w:val="20"/>
+      </w:rPr>
+    </w:lvl>
+    <w:lvl w:ilvl="3" w:tentative="1">
+      <w:start w:val="1"/>
+      <w:numFmt w:val="bullet"/>
+      <w:lvlText w:val=""/>
+      <w:lvlJc w:val="left"/>
+      <w:pPr>
+        <w:tabs>
+          <w:tab w:val="num" w:pos="2880"/>
+        </w:tabs>
+        <w:ind w:left="2880" w:hanging="360"/>
+      </w:pPr>
+      <w:rPr>
+        <w:rFonts w:ascii="Wingdings" w:hAnsi="Wingdings" w:hint="default"/>
+        <w:sz w:val="20"/>
+      </w:rPr>
+    </w:lvl>
+    <w:lvl w:ilvl="4" w:tentative="1">
+      <w:start w:val="1"/>
+      <w:numFmt w:val="bullet"/>
+      <w:lvlText w:val=""/>
+      <w:lvlJc w:val="left"/>
+      <w:pPr>
+        <w:tabs>
+          <w:tab w:val="num" w:pos="3600"/>
+        </w:tabs>
+        <w:ind w:left="3600" w:hanging="360"/>
+      </w:pPr>
+      <w:rPr>
+        <w:rFonts w:ascii="Wingdings" w:hAnsi="Wingdings" w:hint="default"/>
+        <w:sz w:val="20"/>
+      </w:rPr>
+    </w:lvl>
+    <w:lvl w:ilvl="5" w:tentative="1">
+      <w:start w:val="1"/>
+      <w:numFmt w:val="bullet"/>
+      <w:lvlText w:val=""/>
+      <w:lvlJc w:val="left"/>
+      <w:pPr>
+        <w:tabs>
+          <w:tab w:val="num" w:pos="4320"/>
+        </w:tabs>
+        <w:ind w:left="4320" w:hanging="360"/>
+      </w:pPr>
+      <w:rPr>
+        <w:rFonts w:ascii="Wingdings" w:hAnsi="Wingdings" w:hint="default"/>
+        <w:sz w:val="20"/>
+      </w:rPr>
+    </w:lvl>
+    <w:lvl w:ilvl="6" w:tentative="1">
+      <w:start w:val="1"/>
+      <w:numFmt w:val="bullet"/>
+      <w:lvlText w:val=""/>
+      <w:lvlJc w:val="left"/>
+      <w:pPr>
+        <w:tabs>
+          <w:tab w:val="num" w:pos="5040"/>
+        </w:tabs>
+        <w:ind w:left="5040" w:hanging="360"/>
+      </w:pPr>
+      <w:rPr>
+        <w:rFonts w:ascii="Wingdings" w:hAnsi="Wingdings" w:hint="default"/>
+        <w:sz w:val="20"/>
+      </w:rPr>
+    </w:lvl>
+    <w:lvl w:ilvl="7" w:tentative="1">
+      <w:start w:val="1"/>
+      <w:numFmt w:val="bullet"/>
+      <w:lvlText w:val=""/>
+      <w:lvlJc w:val="left"/>
+      <w:pPr>
+        <w:tabs>
+          <w:tab w:val="num" w:pos="5760"/>
+        </w:tabs>
+        <w:ind w:left="5760" w:hanging="360"/>
+      </w:pPr>
+      <w:rPr>
+        <w:rFonts w:ascii="Wingdings" w:hAnsi="Wingdings" w:hint="default"/>
+        <w:sz w:val="20"/>
+      </w:rPr>
+    </w:lvl>
+    <w:lvl w:ilvl="8" w:tentative="1">
+      <w:start w:val="1"/>
+      <w:numFmt w:val="bullet"/>
+      <w:lvlText w:val=""/>
+      <w:lvlJc w:val="left"/>
+      <w:pPr>
+        <w:tabs>
+          <w:tab w:val="num" w:pos="6480"/>
+        </w:tabs>
+        <w:ind w:left="6480" w:hanging="360"/>
+      </w:pPr>
+      <w:rPr>
+        <w:rFonts w:ascii="Wingdings" w:hAnsi="Wingdings" w:hint="default"/>
+        <w:sz w:val="20"/>
+      </w:rPr>
+    </w:lvl>
+  </w:abstractNum>
+  <w:abstractNum w:abstractNumId="9">
+    <w:nsid w:val="33992427"/>
+    <w:multiLevelType w:val="hybridMultilevel"/>
+    <w:tmpl w:val="4BF2D200"/>
+    <w:lvl w:ilvl="0" w:tplc="040C000F">
+      <w:start w:val="1"/>
+      <w:numFmt w:val="decimal"/>
+      <w:lvlText w:val="%1."/>
+      <w:lvlJc w:val="left"/>
+      <w:pPr>
+        <w:ind w:left="720" w:hanging="360"/>
+      </w:pPr>
+    </w:lvl>
+    <w:lvl w:ilvl="1" w:tplc="040C0019" w:tentative="1">
+      <w:start w:val="1"/>
+      <w:numFmt w:val="lowerLetter"/>
+      <w:lvlText w:val="%2."/>
+      <w:lvlJc w:val="left"/>
+      <w:pPr>
+        <w:ind w:left="1440" w:hanging="360"/>
+      </w:pPr>
+    </w:lvl>
+    <w:lvl w:ilvl="2" w:tplc="040C001B" w:tentative="1">
+      <w:start w:val="1"/>
+      <w:numFmt w:val="lowerRoman"/>
+      <w:lvlText w:val="%3."/>
+      <w:lvlJc w:val="right"/>
+      <w:pPr>
+        <w:ind w:left="2160" w:hanging="180"/>
+      </w:pPr>
+    </w:lvl>
+    <w:lvl w:ilvl="3" w:tplc="040C000F" w:tentative="1">
+      <w:start w:val="1"/>
+      <w:numFmt w:val="decimal"/>
+      <w:lvlText w:val="%4."/>
+      <w:lvlJc w:val="left"/>
+      <w:pPr>
+        <w:ind w:left="2880" w:hanging="360"/>
+      </w:pPr>
+    </w:lvl>
+    <w:lvl w:ilvl="4" w:tplc="040C0019" w:tentative="1">
+      <w:start w:val="1"/>
+      <w:numFmt w:val="lowerLetter"/>
+      <w:lvlText w:val="%5."/>
+      <w:lvlJc w:val="left"/>
+      <w:pPr>
+        <w:ind w:left="3600" w:hanging="360"/>
+      </w:pPr>
+    </w:lvl>
+    <w:lvl w:ilvl="5" w:tplc="040C001B" w:tentative="1">
+      <w:start w:val="1"/>
+      <w:numFmt w:val="lowerRoman"/>
+      <w:lvlText w:val="%6."/>
+      <w:lvlJc w:val="right"/>
+      <w:pPr>
+        <w:ind w:left="4320" w:hanging="180"/>
+      </w:pPr>
+    </w:lvl>
+    <w:lvl w:ilvl="6" w:tplc="040C000F" w:tentative="1">
+      <w:start w:val="1"/>
+      <w:numFmt w:val="decimal"/>
+      <w:lvlText w:val="%7."/>
+      <w:lvlJc w:val="left"/>
+      <w:pPr>
+        <w:ind w:left="5040" w:hanging="360"/>
+      </w:pPr>
+    </w:lvl>
+    <w:lvl w:ilvl="7" w:tplc="040C0019" w:tentative="1">
+      <w:start w:val="1"/>
+      <w:numFmt w:val="lowerLetter"/>
+      <w:lvlText w:val="%8."/>
+      <w:lvlJc w:val="left"/>
+      <w:pPr>
+        <w:ind w:left="5760" w:hanging="360"/>
+      </w:pPr>
+    </w:lvl>
+    <w:lvl w:ilvl="8" w:tplc="040C001B" w:tentative="1">
+      <w:start w:val="1"/>
+      <w:numFmt w:val="lowerRoman"/>
+      <w:lvlText w:val="%9."/>
+      <w:lvlJc w:val="right"/>
+      <w:pPr>
+        <w:ind w:left="6480" w:hanging="180"/>
+      </w:pPr>
+    </w:lvl>
+  </w:abstractNum>
+  <w:abstractNum w:abstractNumId="10">
+    <w:nsid w:val="33EF1D67"/>
+    <w:multiLevelType w:val="hybridMultilevel"/>
+    <w:tmpl w:val="CEFE9AA4"/>
+    <w:lvl w:ilvl="0" w:tplc="040C000F">
+      <w:start w:val="1"/>
+      <w:numFmt w:val="decimal"/>
+      <w:lvlText w:val="%1."/>
+      <w:lvlJc w:val="left"/>
+      <w:pPr>
+        <w:ind w:left="720" w:hanging="360"/>
+      </w:pPr>
+    </w:lvl>
+    <w:lvl w:ilvl="1" w:tplc="040C0019" w:tentative="1">
+      <w:start w:val="1"/>
+      <w:numFmt w:val="lowerLetter"/>
+      <w:lvlText w:val="%2."/>
+      <w:lvlJc w:val="left"/>
+      <w:pPr>
+        <w:ind w:left="1440" w:hanging="360"/>
+      </w:pPr>
+    </w:lvl>
+    <w:lvl w:ilvl="2" w:tplc="040C001B" w:tentative="1">
+      <w:start w:val="1"/>
+      <w:numFmt w:val="lowerRoman"/>
+      <w:lvlText w:val="%3."/>
+      <w:lvlJc w:val="right"/>
+      <w:pPr>
+        <w:ind w:left="2160" w:hanging="180"/>
+      </w:pPr>
+    </w:lvl>
+    <w:lvl w:ilvl="3" w:tplc="040C000F" w:tentative="1">
+      <w:start w:val="1"/>
+      <w:numFmt w:val="decimal"/>
+      <w:lvlText w:val="%4."/>
+      <w:lvlJc w:val="left"/>
+      <w:pPr>
+        <w:ind w:left="2880" w:hanging="360"/>
+      </w:pPr>
+    </w:lvl>
+    <w:lvl w:ilvl="4" w:tplc="040C0019" w:tentative="1">
+      <w:start w:val="1"/>
+      <w:numFmt w:val="lowerLetter"/>
+      <w:lvlText w:val="%5."/>
+      <w:lvlJc w:val="left"/>
+      <w:pPr>
+        <w:ind w:left="3600" w:hanging="360"/>
+      </w:pPr>
+    </w:lvl>
+    <w:lvl w:ilvl="5" w:tplc="040C001B" w:tentative="1">
+      <w:start w:val="1"/>
+      <w:numFmt w:val="lowerRoman"/>
+      <w:lvlText w:val="%6."/>
+      <w:lvlJc w:val="right"/>
+      <w:pPr>
+        <w:ind w:left="4320" w:hanging="180"/>
+      </w:pPr>
+    </w:lvl>
+    <w:lvl w:ilvl="6" w:tplc="040C000F" w:tentative="1">
+      <w:start w:val="1"/>
+      <w:numFmt w:val="decimal"/>
+      <w:lvlText w:val="%7."/>
+      <w:lvlJc w:val="left"/>
+      <w:pPr>
+        <w:ind w:left="5040" w:hanging="360"/>
+      </w:pPr>
+    </w:lvl>
+    <w:lvl w:ilvl="7" w:tplc="040C0019" w:tentative="1">
+      <w:start w:val="1"/>
+      <w:numFmt w:val="lowerLetter"/>
+      <w:lvlText w:val="%8."/>
+      <w:lvlJc w:val="left"/>
+      <w:pPr>
+        <w:ind w:left="5760" w:hanging="360"/>
+      </w:pPr>
+    </w:lvl>
+    <w:lvl w:ilvl="8" w:tplc="040C001B" w:tentative="1">
+      <w:start w:val="1"/>
+      <w:numFmt w:val="lowerRoman"/>
+      <w:lvlText w:val="%9."/>
+      <w:lvlJc w:val="right"/>
+      <w:pPr>
+        <w:ind w:left="6480" w:hanging="180"/>
+      </w:pPr>
+    </w:lvl>
+  </w:abstractNum>
+  <w:abstractNum w:abstractNumId="11">
+    <w:nsid w:val="3416758C"/>
+    <w:multiLevelType w:val="multilevel"/>
+    <w:tmpl w:val="A21A3DD0"/>
+    <w:lvl w:ilvl="0">
+      <w:start w:val="1"/>
+      <w:numFmt w:val="decimal"/>
+      <w:lvlText w:val="%1."/>
+      <w:lvlJc w:val="left"/>
+      <w:pPr>
+        <w:tabs>
+          <w:tab w:val="num" w:pos="720"/>
+        </w:tabs>
+        <w:ind w:left="720" w:hanging="360"/>
+      </w:pPr>
+    </w:lvl>
+    <w:lvl w:ilvl="1" w:tentative="1">
+      <w:start w:val="1"/>
+      <w:numFmt w:val="decimal"/>
+      <w:lvlText w:val="%2."/>
+      <w:lvlJc w:val="left"/>
+      <w:pPr>
+        <w:tabs>
+          <w:tab w:val="num" w:pos="1440"/>
+        </w:tabs>
+        <w:ind w:left="1440" w:hanging="360"/>
+      </w:pPr>
+    </w:lvl>
+    <w:lvl w:ilvl="2" w:tentative="1">
+      <w:start w:val="1"/>
+      <w:numFmt w:val="decimal"/>
+      <w:lvlText w:val="%3."/>
+      <w:lvlJc w:val="left"/>
+      <w:pPr>
+        <w:tabs>
+          <w:tab w:val="num" w:pos="2160"/>
+        </w:tabs>
+        <w:ind w:left="2160" w:hanging="360"/>
+      </w:pPr>
+    </w:lvl>
+    <w:lvl w:ilvl="3" w:tentative="1">
+      <w:start w:val="1"/>
+      <w:numFmt w:val="decimal"/>
+      <w:lvlText w:val="%4."/>
+      <w:lvlJc w:val="left"/>
+      <w:pPr>
+        <w:tabs>
+          <w:tab w:val="num" w:pos="2880"/>
+        </w:tabs>
+        <w:ind w:left="2880" w:hanging="360"/>
+      </w:pPr>
+    </w:lvl>
+    <w:lvl w:ilvl="4" w:tentative="1">
+      <w:start w:val="1"/>
+      <w:numFmt w:val="decimal"/>
+      <w:lvlText w:val="%5."/>
+      <w:lvlJc w:val="left"/>
+      <w:pPr>
+        <w:tabs>
+          <w:tab w:val="num" w:pos="3600"/>
+        </w:tabs>
+        <w:ind w:left="3600" w:hanging="360"/>
+      </w:pPr>
+    </w:lvl>
+    <w:lvl w:ilvl="5" w:tentative="1">
+      <w:start w:val="1"/>
+      <w:numFmt w:val="decimal"/>
+      <w:lvlText w:val="%6."/>
+      <w:lvlJc w:val="left"/>
+      <w:pPr>
+        <w:tabs>
+          <w:tab w:val="num" w:pos="4320"/>
+        </w:tabs>
+        <w:ind w:left="4320" w:hanging="360"/>
+      </w:pPr>
+    </w:lvl>
+    <w:lvl w:ilvl="6" w:tentative="1">
+      <w:start w:val="1"/>
+      <w:numFmt w:val="decimal"/>
+      <w:lvlText w:val="%7."/>
+      <w:lvlJc w:val="left"/>
+      <w:pPr>
+        <w:tabs>
+          <w:tab w:val="num" w:pos="5040"/>
+        </w:tabs>
+        <w:ind w:left="5040" w:hanging="360"/>
+      </w:pPr>
+    </w:lvl>
+    <w:lvl w:ilvl="7" w:tentative="1">
+      <w:start w:val="1"/>
+      <w:numFmt w:val="decimal"/>
+      <w:lvlText w:val="%8."/>
+      <w:lvlJc w:val="left"/>
+      <w:pPr>
+        <w:tabs>
+          <w:tab w:val="num" w:pos="5760"/>
+        </w:tabs>
+        <w:ind w:left="5760" w:hanging="360"/>
+      </w:pPr>
+    </w:lvl>
+    <w:lvl w:ilvl="8" w:tentative="1">
+      <w:start w:val="1"/>
+      <w:numFmt w:val="decimal"/>
+      <w:lvlText w:val="%9."/>
+      <w:lvlJc w:val="left"/>
+      <w:pPr>
+        <w:tabs>
+          <w:tab w:val="num" w:pos="6480"/>
+        </w:tabs>
+        <w:ind w:left="6480" w:hanging="360"/>
+      </w:pPr>
+    </w:lvl>
+  </w:abstractNum>
+  <w:abstractNum w:abstractNumId="12">
+    <w:nsid w:val="390B1D81"/>
+    <w:multiLevelType w:val="hybridMultilevel"/>
+    <w:tmpl w:val="3B164C16"/>
+    <w:lvl w:ilvl="0" w:tplc="040C000F">
+      <w:start w:val="1"/>
+      <w:numFmt w:val="decimal"/>
+      <w:lvlText w:val="%1."/>
+      <w:lvlJc w:val="left"/>
+      <w:pPr>
+        <w:ind w:left="720" w:hanging="360"/>
+      </w:pPr>
+    </w:lvl>
+    <w:lvl w:ilvl="1" w:tplc="040C0019" w:tentative="1">
+      <w:start w:val="1"/>
+      <w:numFmt w:val="lowerLetter"/>
+      <w:lvlText w:val="%2."/>
+      <w:lvlJc w:val="left"/>
+      <w:pPr>
+        <w:ind w:left="1440" w:hanging="360"/>
+      </w:pPr>
+    </w:lvl>
+    <w:lvl w:ilvl="2" w:tplc="040C001B" w:tentative="1">
+      <w:start w:val="1"/>
+      <w:numFmt w:val="lowerRoman"/>
+      <w:lvlText w:val="%3."/>
+      <w:lvlJc w:val="right"/>
+      <w:pPr>
+        <w:ind w:left="2160" w:hanging="180"/>
+      </w:pPr>
+    </w:lvl>
+    <w:lvl w:ilvl="3" w:tplc="040C000F" w:tentative="1">
+      <w:start w:val="1"/>
+      <w:numFmt w:val="decimal"/>
+      <w:lvlText w:val="%4."/>
+      <w:lvlJc w:val="left"/>
+      <w:pPr>
+        <w:ind w:left="2880" w:hanging="360"/>
+      </w:pPr>
+    </w:lvl>
+    <w:lvl w:ilvl="4" w:tplc="040C0019" w:tentative="1">
+      <w:start w:val="1"/>
+      <w:numFmt w:val="lowerLetter"/>
+      <w:lvlText w:val="%5."/>
+      <w:lvlJc w:val="left"/>
+      <w:pPr>
+        <w:ind w:left="3600" w:hanging="360"/>
+      </w:pPr>
+    </w:lvl>
+    <w:lvl w:ilvl="5" w:tplc="040C001B" w:tentative="1">
+      <w:start w:val="1"/>
+      <w:numFmt w:val="lowerRoman"/>
+      <w:lvlText w:val="%6."/>
+      <w:lvlJc w:val="right"/>
+      <w:pPr>
+        <w:ind w:left="4320" w:hanging="180"/>
+      </w:pPr>
+    </w:lvl>
+    <w:lvl w:ilvl="6" w:tplc="040C000F" w:tentative="1">
+      <w:start w:val="1"/>
+      <w:numFmt w:val="decimal"/>
+      <w:lvlText w:val="%7."/>
+      <w:lvlJc w:val="left"/>
+      <w:pPr>
+        <w:ind w:left="5040" w:hanging="360"/>
+      </w:pPr>
+    </w:lvl>
+    <w:lvl w:ilvl="7" w:tplc="040C0019" w:tentative="1">
+      <w:start w:val="1"/>
+      <w:numFmt w:val="lowerLetter"/>
+      <w:lvlText w:val="%8."/>
+      <w:lvlJc w:val="left"/>
+      <w:pPr>
+        <w:ind w:left="5760" w:hanging="360"/>
+      </w:pPr>
+    </w:lvl>
+    <w:lvl w:ilvl="8" w:tplc="040C001B" w:tentative="1">
+      <w:start w:val="1"/>
+      <w:numFmt w:val="lowerRoman"/>
+      <w:lvlText w:val="%9."/>
+      <w:lvlJc w:val="right"/>
+      <w:pPr>
+        <w:ind w:left="6480" w:hanging="180"/>
+      </w:pPr>
+    </w:lvl>
+  </w:abstractNum>
+  <w:abstractNum w:abstractNumId="13">
     <w:nsid w:val="41B6268F"/>
     <w:multiLevelType w:val="multilevel"/>
     <w:tmpl w:val="DE4C9E6E"/>
@@ -4296,7 +7053,96 @@
       </w:rPr>
     </w:lvl>
   </w:abstractNum>
-  <w:abstractNum w:abstractNumId="3">
+  <w:abstractNum w:abstractNumId="14">
+    <w:nsid w:val="42A61162"/>
+    <w:multiLevelType w:val="hybridMultilevel"/>
+    <w:tmpl w:val="9E3CE9FC"/>
+    <w:lvl w:ilvl="0" w:tplc="040C000F">
+      <w:start w:val="1"/>
+      <w:numFmt w:val="decimal"/>
+      <w:lvlText w:val="%1."/>
+      <w:lvlJc w:val="left"/>
+      <w:pPr>
+        <w:ind w:left="720" w:hanging="360"/>
+      </w:pPr>
+      <w:rPr>
+        <w:rFonts w:hint="default"/>
+      </w:rPr>
+    </w:lvl>
+    <w:lvl w:ilvl="1" w:tplc="040C0019" w:tentative="1">
+      <w:start w:val="1"/>
+      <w:numFmt w:val="lowerLetter"/>
+      <w:lvlText w:val="%2."/>
+      <w:lvlJc w:val="left"/>
+      <w:pPr>
+        <w:ind w:left="1440" w:hanging="360"/>
+      </w:pPr>
+    </w:lvl>
+    <w:lvl w:ilvl="2" w:tplc="040C001B" w:tentative="1">
+      <w:start w:val="1"/>
+      <w:numFmt w:val="lowerRoman"/>
+      <w:lvlText w:val="%3."/>
+      <w:lvlJc w:val="right"/>
+      <w:pPr>
+        <w:ind w:left="2160" w:hanging="180"/>
+      </w:pPr>
+    </w:lvl>
+    <w:lvl w:ilvl="3" w:tplc="040C000F" w:tentative="1">
+      <w:start w:val="1"/>
+      <w:numFmt w:val="decimal"/>
+      <w:lvlText w:val="%4."/>
+      <w:lvlJc w:val="left"/>
+      <w:pPr>
+        <w:ind w:left="2880" w:hanging="360"/>
+      </w:pPr>
+    </w:lvl>
+    <w:lvl w:ilvl="4" w:tplc="040C0019" w:tentative="1">
+      <w:start w:val="1"/>
+      <w:numFmt w:val="lowerLetter"/>
+      <w:lvlText w:val="%5."/>
+      <w:lvlJc w:val="left"/>
+      <w:pPr>
+        <w:ind w:left="3600" w:hanging="360"/>
+      </w:pPr>
+    </w:lvl>
+    <w:lvl w:ilvl="5" w:tplc="040C001B" w:tentative="1">
+      <w:start w:val="1"/>
+      <w:numFmt w:val="lowerRoman"/>
+      <w:lvlText w:val="%6."/>
+      <w:lvlJc w:val="right"/>
+      <w:pPr>
+        <w:ind w:left="4320" w:hanging="180"/>
+      </w:pPr>
+    </w:lvl>
+    <w:lvl w:ilvl="6" w:tplc="040C000F" w:tentative="1">
+      <w:start w:val="1"/>
+      <w:numFmt w:val="decimal"/>
+      <w:lvlText w:val="%7."/>
+      <w:lvlJc w:val="left"/>
+      <w:pPr>
+        <w:ind w:left="5040" w:hanging="360"/>
+      </w:pPr>
+    </w:lvl>
+    <w:lvl w:ilvl="7" w:tplc="040C0019" w:tentative="1">
+      <w:start w:val="1"/>
+      <w:numFmt w:val="lowerLetter"/>
+      <w:lvlText w:val="%8."/>
+      <w:lvlJc w:val="left"/>
+      <w:pPr>
+        <w:ind w:left="5760" w:hanging="360"/>
+      </w:pPr>
+    </w:lvl>
+    <w:lvl w:ilvl="8" w:tplc="040C001B" w:tentative="1">
+      <w:start w:val="1"/>
+      <w:numFmt w:val="lowerRoman"/>
+      <w:lvlText w:val="%9."/>
+      <w:lvlJc w:val="right"/>
+      <w:pPr>
+        <w:ind w:left="6480" w:hanging="180"/>
+      </w:pPr>
+    </w:lvl>
+  </w:abstractNum>
+  <w:abstractNum w:abstractNumId="15">
     <w:nsid w:val="45B870C6"/>
     <w:multiLevelType w:val="multilevel"/>
     <w:tmpl w:val="6A3AB2AE"/>
@@ -4445,7 +7291,120 @@
       </w:rPr>
     </w:lvl>
   </w:abstractNum>
-  <w:abstractNum w:abstractNumId="4">
+  <w:abstractNum w:abstractNumId="16">
+    <w:nsid w:val="502C748A"/>
+    <w:multiLevelType w:val="multilevel"/>
+    <w:tmpl w:val="3078F8F0"/>
+    <w:lvl w:ilvl="0">
+      <w:start w:val="1"/>
+      <w:numFmt w:val="decimal"/>
+      <w:lvlText w:val="%1."/>
+      <w:lvlJc w:val="left"/>
+      <w:pPr>
+        <w:tabs>
+          <w:tab w:val="num" w:pos="720"/>
+        </w:tabs>
+        <w:ind w:left="720" w:hanging="360"/>
+      </w:pPr>
+    </w:lvl>
+    <w:lvl w:ilvl="1" w:tentative="1">
+      <w:start w:val="1"/>
+      <w:numFmt w:val="decimal"/>
+      <w:lvlText w:val="%2."/>
+      <w:lvlJc w:val="left"/>
+      <w:pPr>
+        <w:tabs>
+          <w:tab w:val="num" w:pos="1440"/>
+        </w:tabs>
+        <w:ind w:left="1440" w:hanging="360"/>
+      </w:pPr>
+    </w:lvl>
+    <w:lvl w:ilvl="2" w:tentative="1">
+      <w:start w:val="1"/>
+      <w:numFmt w:val="decimal"/>
+      <w:lvlText w:val="%3."/>
+      <w:lvlJc w:val="left"/>
+      <w:pPr>
+        <w:tabs>
+          <w:tab w:val="num" w:pos="2160"/>
+        </w:tabs>
+        <w:ind w:left="2160" w:hanging="360"/>
+      </w:pPr>
+    </w:lvl>
+    <w:lvl w:ilvl="3" w:tentative="1">
+      <w:start w:val="1"/>
+      <w:numFmt w:val="decimal"/>
+      <w:lvlText w:val="%4."/>
+      <w:lvlJc w:val="left"/>
+      <w:pPr>
+        <w:tabs>
+          <w:tab w:val="num" w:pos="2880"/>
+        </w:tabs>
+        <w:ind w:left="2880" w:hanging="360"/>
+      </w:pPr>
+    </w:lvl>
+    <w:lvl w:ilvl="4" w:tentative="1">
+      <w:start w:val="1"/>
+      <w:numFmt w:val="decimal"/>
+      <w:lvlText w:val="%5."/>
+      <w:lvlJc w:val="left"/>
+      <w:pPr>
+        <w:tabs>
+          <w:tab w:val="num" w:pos="3600"/>
+        </w:tabs>
+        <w:ind w:left="3600" w:hanging="360"/>
+      </w:pPr>
+    </w:lvl>
+    <w:lvl w:ilvl="5" w:tentative="1">
+      <w:start w:val="1"/>
+      <w:numFmt w:val="decimal"/>
+      <w:lvlText w:val="%6."/>
+      <w:lvlJc w:val="left"/>
+      <w:pPr>
+        <w:tabs>
+          <w:tab w:val="num" w:pos="4320"/>
+        </w:tabs>
+        <w:ind w:left="4320" w:hanging="360"/>
+      </w:pPr>
+    </w:lvl>
+    <w:lvl w:ilvl="6" w:tentative="1">
+      <w:start w:val="1"/>
+      <w:numFmt w:val="decimal"/>
+      <w:lvlText w:val="%7."/>
+      <w:lvlJc w:val="left"/>
+      <w:pPr>
+        <w:tabs>
+          <w:tab w:val="num" w:pos="5040"/>
+        </w:tabs>
+        <w:ind w:left="5040" w:hanging="360"/>
+      </w:pPr>
+    </w:lvl>
+    <w:lvl w:ilvl="7" w:tentative="1">
+      <w:start w:val="1"/>
+      <w:numFmt w:val="decimal"/>
+      <w:lvlText w:val="%8."/>
+      <w:lvlJc w:val="left"/>
+      <w:pPr>
+        <w:tabs>
+          <w:tab w:val="num" w:pos="5760"/>
+        </w:tabs>
+        <w:ind w:left="5760" w:hanging="360"/>
+      </w:pPr>
+    </w:lvl>
+    <w:lvl w:ilvl="8" w:tentative="1">
+      <w:start w:val="1"/>
+      <w:numFmt w:val="decimal"/>
+      <w:lvlText w:val="%9."/>
+      <w:lvlJc w:val="left"/>
+      <w:pPr>
+        <w:tabs>
+          <w:tab w:val="num" w:pos="6480"/>
+        </w:tabs>
+        <w:ind w:left="6480" w:hanging="360"/>
+      </w:pPr>
+    </w:lvl>
+  </w:abstractNum>
+  <w:abstractNum w:abstractNumId="17">
     <w:nsid w:val="53344945"/>
     <w:multiLevelType w:val="multilevel"/>
     <w:tmpl w:val="370E801E"/>
@@ -4594,7 +7553,7 @@
       </w:rPr>
     </w:lvl>
   </w:abstractNum>
-  <w:abstractNum w:abstractNumId="5">
+  <w:abstractNum w:abstractNumId="18">
     <w:nsid w:val="570A6BAF"/>
     <w:multiLevelType w:val="hybridMultilevel"/>
     <w:tmpl w:val="0AA6CC72"/>
@@ -4706,7 +7665,93 @@
       </w:rPr>
     </w:lvl>
   </w:abstractNum>
-  <w:abstractNum w:abstractNumId="6">
+  <w:abstractNum w:abstractNumId="19">
+    <w:nsid w:val="58E47815"/>
+    <w:multiLevelType w:val="hybridMultilevel"/>
+    <w:tmpl w:val="2190E4D6"/>
+    <w:lvl w:ilvl="0" w:tplc="040C000F">
+      <w:start w:val="1"/>
+      <w:numFmt w:val="decimal"/>
+      <w:lvlText w:val="%1."/>
+      <w:lvlJc w:val="left"/>
+      <w:pPr>
+        <w:ind w:left="1080" w:hanging="360"/>
+      </w:pPr>
+    </w:lvl>
+    <w:lvl w:ilvl="1" w:tplc="040C0019" w:tentative="1">
+      <w:start w:val="1"/>
+      <w:numFmt w:val="lowerLetter"/>
+      <w:lvlText w:val="%2."/>
+      <w:lvlJc w:val="left"/>
+      <w:pPr>
+        <w:ind w:left="1800" w:hanging="360"/>
+      </w:pPr>
+    </w:lvl>
+    <w:lvl w:ilvl="2" w:tplc="040C001B" w:tentative="1">
+      <w:start w:val="1"/>
+      <w:numFmt w:val="lowerRoman"/>
+      <w:lvlText w:val="%3."/>
+      <w:lvlJc w:val="right"/>
+      <w:pPr>
+        <w:ind w:left="2520" w:hanging="180"/>
+      </w:pPr>
+    </w:lvl>
+    <w:lvl w:ilvl="3" w:tplc="040C000F" w:tentative="1">
+      <w:start w:val="1"/>
+      <w:numFmt w:val="decimal"/>
+      <w:lvlText w:val="%4."/>
+      <w:lvlJc w:val="left"/>
+      <w:pPr>
+        <w:ind w:left="3240" w:hanging="360"/>
+      </w:pPr>
+    </w:lvl>
+    <w:lvl w:ilvl="4" w:tplc="040C0019" w:tentative="1">
+      <w:start w:val="1"/>
+      <w:numFmt w:val="lowerLetter"/>
+      <w:lvlText w:val="%5."/>
+      <w:lvlJc w:val="left"/>
+      <w:pPr>
+        <w:ind w:left="3960" w:hanging="360"/>
+      </w:pPr>
+    </w:lvl>
+    <w:lvl w:ilvl="5" w:tplc="040C001B" w:tentative="1">
+      <w:start w:val="1"/>
+      <w:numFmt w:val="lowerRoman"/>
+      <w:lvlText w:val="%6."/>
+      <w:lvlJc w:val="right"/>
+      <w:pPr>
+        <w:ind w:left="4680" w:hanging="180"/>
+      </w:pPr>
+    </w:lvl>
+    <w:lvl w:ilvl="6" w:tplc="040C000F" w:tentative="1">
+      <w:start w:val="1"/>
+      <w:numFmt w:val="decimal"/>
+      <w:lvlText w:val="%7."/>
+      <w:lvlJc w:val="left"/>
+      <w:pPr>
+        <w:ind w:left="5400" w:hanging="360"/>
+      </w:pPr>
+    </w:lvl>
+    <w:lvl w:ilvl="7" w:tplc="040C0019" w:tentative="1">
+      <w:start w:val="1"/>
+      <w:numFmt w:val="lowerLetter"/>
+      <w:lvlText w:val="%8."/>
+      <w:lvlJc w:val="left"/>
+      <w:pPr>
+        <w:ind w:left="6120" w:hanging="360"/>
+      </w:pPr>
+    </w:lvl>
+    <w:lvl w:ilvl="8" w:tplc="040C001B" w:tentative="1">
+      <w:start w:val="1"/>
+      <w:numFmt w:val="lowerRoman"/>
+      <w:lvlText w:val="%9."/>
+      <w:lvlJc w:val="right"/>
+      <w:pPr>
+        <w:ind w:left="6840" w:hanging="180"/>
+      </w:pPr>
+    </w:lvl>
+  </w:abstractNum>
+  <w:abstractNum w:abstractNumId="20">
     <w:nsid w:val="64031909"/>
     <w:multiLevelType w:val="multilevel"/>
     <w:tmpl w:val="5F2A62A8"/>
@@ -4855,26 +7900,488 @@
       </w:rPr>
     </w:lvl>
   </w:abstractNum>
+  <w:abstractNum w:abstractNumId="21">
+    <w:nsid w:val="767B1FD2"/>
+    <w:multiLevelType w:val="multilevel"/>
+    <w:tmpl w:val="B670968A"/>
+    <w:lvl w:ilvl="0">
+      <w:start w:val="1"/>
+      <w:numFmt w:val="decimal"/>
+      <w:lvlText w:val="%1)"/>
+      <w:lvlJc w:val="left"/>
+      <w:pPr>
+        <w:tabs>
+          <w:tab w:val="num" w:pos="720"/>
+        </w:tabs>
+        <w:ind w:left="720" w:hanging="360"/>
+      </w:pPr>
+      <w:rPr>
+        <w:rFonts w:hint="default"/>
+        <w:sz w:val="20"/>
+      </w:rPr>
+    </w:lvl>
+    <w:lvl w:ilvl="1">
+      <w:start w:val="1"/>
+      <w:numFmt w:val="bullet"/>
+      <w:lvlText w:val="o"/>
+      <w:lvlJc w:val="left"/>
+      <w:pPr>
+        <w:tabs>
+          <w:tab w:val="num" w:pos="1440"/>
+        </w:tabs>
+        <w:ind w:left="1440" w:hanging="360"/>
+      </w:pPr>
+      <w:rPr>
+        <w:rFonts w:ascii="Courier New" w:hAnsi="Courier New" w:hint="default"/>
+        <w:sz w:val="20"/>
+      </w:rPr>
+    </w:lvl>
+    <w:lvl w:ilvl="2">
+      <w:start w:val="1"/>
+      <w:numFmt w:val="bullet"/>
+      <w:lvlText w:val=""/>
+      <w:lvlJc w:val="left"/>
+      <w:pPr>
+        <w:tabs>
+          <w:tab w:val="num" w:pos="2160"/>
+        </w:tabs>
+        <w:ind w:left="2160" w:hanging="360"/>
+      </w:pPr>
+      <w:rPr>
+        <w:rFonts w:ascii="Wingdings" w:hAnsi="Wingdings" w:hint="default"/>
+        <w:sz w:val="20"/>
+      </w:rPr>
+    </w:lvl>
+    <w:lvl w:ilvl="3" w:tentative="1">
+      <w:start w:val="1"/>
+      <w:numFmt w:val="bullet"/>
+      <w:lvlText w:val=""/>
+      <w:lvlJc w:val="left"/>
+      <w:pPr>
+        <w:tabs>
+          <w:tab w:val="num" w:pos="2880"/>
+        </w:tabs>
+        <w:ind w:left="2880" w:hanging="360"/>
+      </w:pPr>
+      <w:rPr>
+        <w:rFonts w:ascii="Wingdings" w:hAnsi="Wingdings" w:hint="default"/>
+        <w:sz w:val="20"/>
+      </w:rPr>
+    </w:lvl>
+    <w:lvl w:ilvl="4" w:tentative="1">
+      <w:start w:val="1"/>
+      <w:numFmt w:val="bullet"/>
+      <w:lvlText w:val=""/>
+      <w:lvlJc w:val="left"/>
+      <w:pPr>
+        <w:tabs>
+          <w:tab w:val="num" w:pos="3600"/>
+        </w:tabs>
+        <w:ind w:left="3600" w:hanging="360"/>
+      </w:pPr>
+      <w:rPr>
+        <w:rFonts w:ascii="Wingdings" w:hAnsi="Wingdings" w:hint="default"/>
+        <w:sz w:val="20"/>
+      </w:rPr>
+    </w:lvl>
+    <w:lvl w:ilvl="5" w:tentative="1">
+      <w:start w:val="1"/>
+      <w:numFmt w:val="bullet"/>
+      <w:lvlText w:val=""/>
+      <w:lvlJc w:val="left"/>
+      <w:pPr>
+        <w:tabs>
+          <w:tab w:val="num" w:pos="4320"/>
+        </w:tabs>
+        <w:ind w:left="4320" w:hanging="360"/>
+      </w:pPr>
+      <w:rPr>
+        <w:rFonts w:ascii="Wingdings" w:hAnsi="Wingdings" w:hint="default"/>
+        <w:sz w:val="20"/>
+      </w:rPr>
+    </w:lvl>
+    <w:lvl w:ilvl="6" w:tentative="1">
+      <w:start w:val="1"/>
+      <w:numFmt w:val="bullet"/>
+      <w:lvlText w:val=""/>
+      <w:lvlJc w:val="left"/>
+      <w:pPr>
+        <w:tabs>
+          <w:tab w:val="num" w:pos="5040"/>
+        </w:tabs>
+        <w:ind w:left="5040" w:hanging="360"/>
+      </w:pPr>
+      <w:rPr>
+        <w:rFonts w:ascii="Wingdings" w:hAnsi="Wingdings" w:hint="default"/>
+        <w:sz w:val="20"/>
+      </w:rPr>
+    </w:lvl>
+    <w:lvl w:ilvl="7" w:tentative="1">
+      <w:start w:val="1"/>
+      <w:numFmt w:val="bullet"/>
+      <w:lvlText w:val=""/>
+      <w:lvlJc w:val="left"/>
+      <w:pPr>
+        <w:tabs>
+          <w:tab w:val="num" w:pos="5760"/>
+        </w:tabs>
+        <w:ind w:left="5760" w:hanging="360"/>
+      </w:pPr>
+      <w:rPr>
+        <w:rFonts w:ascii="Wingdings" w:hAnsi="Wingdings" w:hint="default"/>
+        <w:sz w:val="20"/>
+      </w:rPr>
+    </w:lvl>
+    <w:lvl w:ilvl="8" w:tentative="1">
+      <w:start w:val="1"/>
+      <w:numFmt w:val="bullet"/>
+      <w:lvlText w:val=""/>
+      <w:lvlJc w:val="left"/>
+      <w:pPr>
+        <w:tabs>
+          <w:tab w:val="num" w:pos="6480"/>
+        </w:tabs>
+        <w:ind w:left="6480" w:hanging="360"/>
+      </w:pPr>
+      <w:rPr>
+        <w:rFonts w:ascii="Wingdings" w:hAnsi="Wingdings" w:hint="default"/>
+        <w:sz w:val="20"/>
+      </w:rPr>
+    </w:lvl>
+  </w:abstractNum>
+  <w:abstractNum w:abstractNumId="22">
+    <w:nsid w:val="7B7C04ED"/>
+    <w:multiLevelType w:val="multilevel"/>
+    <w:tmpl w:val="6DBAD28A"/>
+    <w:lvl w:ilvl="0">
+      <w:start w:val="1"/>
+      <w:numFmt w:val="decimal"/>
+      <w:lvlText w:val="%1."/>
+      <w:lvlJc w:val="left"/>
+      <w:pPr>
+        <w:tabs>
+          <w:tab w:val="num" w:pos="720"/>
+        </w:tabs>
+        <w:ind w:left="720" w:hanging="360"/>
+      </w:pPr>
+    </w:lvl>
+    <w:lvl w:ilvl="1" w:tentative="1">
+      <w:start w:val="1"/>
+      <w:numFmt w:val="decimal"/>
+      <w:lvlText w:val="%2."/>
+      <w:lvlJc w:val="left"/>
+      <w:pPr>
+        <w:tabs>
+          <w:tab w:val="num" w:pos="1440"/>
+        </w:tabs>
+        <w:ind w:left="1440" w:hanging="360"/>
+      </w:pPr>
+    </w:lvl>
+    <w:lvl w:ilvl="2" w:tentative="1">
+      <w:start w:val="1"/>
+      <w:numFmt w:val="decimal"/>
+      <w:lvlText w:val="%3."/>
+      <w:lvlJc w:val="left"/>
+      <w:pPr>
+        <w:tabs>
+          <w:tab w:val="num" w:pos="2160"/>
+        </w:tabs>
+        <w:ind w:left="2160" w:hanging="360"/>
+      </w:pPr>
+    </w:lvl>
+    <w:lvl w:ilvl="3" w:tentative="1">
+      <w:start w:val="1"/>
+      <w:numFmt w:val="decimal"/>
+      <w:lvlText w:val="%4."/>
+      <w:lvlJc w:val="left"/>
+      <w:pPr>
+        <w:tabs>
+          <w:tab w:val="num" w:pos="2880"/>
+        </w:tabs>
+        <w:ind w:left="2880" w:hanging="360"/>
+      </w:pPr>
+    </w:lvl>
+    <w:lvl w:ilvl="4" w:tentative="1">
+      <w:start w:val="1"/>
+      <w:numFmt w:val="decimal"/>
+      <w:lvlText w:val="%5."/>
+      <w:lvlJc w:val="left"/>
+      <w:pPr>
+        <w:tabs>
+          <w:tab w:val="num" w:pos="3600"/>
+        </w:tabs>
+        <w:ind w:left="3600" w:hanging="360"/>
+      </w:pPr>
+    </w:lvl>
+    <w:lvl w:ilvl="5" w:tentative="1">
+      <w:start w:val="1"/>
+      <w:numFmt w:val="decimal"/>
+      <w:lvlText w:val="%6."/>
+      <w:lvlJc w:val="left"/>
+      <w:pPr>
+        <w:tabs>
+          <w:tab w:val="num" w:pos="4320"/>
+        </w:tabs>
+        <w:ind w:left="4320" w:hanging="360"/>
+      </w:pPr>
+    </w:lvl>
+    <w:lvl w:ilvl="6" w:tentative="1">
+      <w:start w:val="1"/>
+      <w:numFmt w:val="decimal"/>
+      <w:lvlText w:val="%7."/>
+      <w:lvlJc w:val="left"/>
+      <w:pPr>
+        <w:tabs>
+          <w:tab w:val="num" w:pos="5040"/>
+        </w:tabs>
+        <w:ind w:left="5040" w:hanging="360"/>
+      </w:pPr>
+    </w:lvl>
+    <w:lvl w:ilvl="7" w:tentative="1">
+      <w:start w:val="1"/>
+      <w:numFmt w:val="decimal"/>
+      <w:lvlText w:val="%8."/>
+      <w:lvlJc w:val="left"/>
+      <w:pPr>
+        <w:tabs>
+          <w:tab w:val="num" w:pos="5760"/>
+        </w:tabs>
+        <w:ind w:left="5760" w:hanging="360"/>
+      </w:pPr>
+    </w:lvl>
+    <w:lvl w:ilvl="8" w:tentative="1">
+      <w:start w:val="1"/>
+      <w:numFmt w:val="decimal"/>
+      <w:lvlText w:val="%9."/>
+      <w:lvlJc w:val="left"/>
+      <w:pPr>
+        <w:tabs>
+          <w:tab w:val="num" w:pos="6480"/>
+        </w:tabs>
+        <w:ind w:left="6480" w:hanging="360"/>
+      </w:pPr>
+    </w:lvl>
+  </w:abstractNum>
+  <w:abstractNum w:abstractNumId="23">
+    <w:nsid w:val="7E247171"/>
+    <w:multiLevelType w:val="multilevel"/>
+    <w:tmpl w:val="B670968A"/>
+    <w:lvl w:ilvl="0">
+      <w:start w:val="1"/>
+      <w:numFmt w:val="decimal"/>
+      <w:lvlText w:val="%1)"/>
+      <w:lvlJc w:val="left"/>
+      <w:pPr>
+        <w:tabs>
+          <w:tab w:val="num" w:pos="720"/>
+        </w:tabs>
+        <w:ind w:left="720" w:hanging="360"/>
+      </w:pPr>
+      <w:rPr>
+        <w:rFonts w:hint="default"/>
+        <w:sz w:val="20"/>
+      </w:rPr>
+    </w:lvl>
+    <w:lvl w:ilvl="1">
+      <w:start w:val="1"/>
+      <w:numFmt w:val="bullet"/>
+      <w:lvlText w:val="o"/>
+      <w:lvlJc w:val="left"/>
+      <w:pPr>
+        <w:tabs>
+          <w:tab w:val="num" w:pos="1440"/>
+        </w:tabs>
+        <w:ind w:left="1440" w:hanging="360"/>
+      </w:pPr>
+      <w:rPr>
+        <w:rFonts w:ascii="Courier New" w:hAnsi="Courier New" w:hint="default"/>
+        <w:sz w:val="20"/>
+      </w:rPr>
+    </w:lvl>
+    <w:lvl w:ilvl="2">
+      <w:start w:val="1"/>
+      <w:numFmt w:val="bullet"/>
+      <w:lvlText w:val=""/>
+      <w:lvlJc w:val="left"/>
+      <w:pPr>
+        <w:tabs>
+          <w:tab w:val="num" w:pos="2160"/>
+        </w:tabs>
+        <w:ind w:left="2160" w:hanging="360"/>
+      </w:pPr>
+      <w:rPr>
+        <w:rFonts w:ascii="Wingdings" w:hAnsi="Wingdings" w:hint="default"/>
+        <w:sz w:val="20"/>
+      </w:rPr>
+    </w:lvl>
+    <w:lvl w:ilvl="3" w:tentative="1">
+      <w:start w:val="1"/>
+      <w:numFmt w:val="bullet"/>
+      <w:lvlText w:val=""/>
+      <w:lvlJc w:val="left"/>
+      <w:pPr>
+        <w:tabs>
+          <w:tab w:val="num" w:pos="2880"/>
+        </w:tabs>
+        <w:ind w:left="2880" w:hanging="360"/>
+      </w:pPr>
+      <w:rPr>
+        <w:rFonts w:ascii="Wingdings" w:hAnsi="Wingdings" w:hint="default"/>
+        <w:sz w:val="20"/>
+      </w:rPr>
+    </w:lvl>
+    <w:lvl w:ilvl="4" w:tentative="1">
+      <w:start w:val="1"/>
+      <w:numFmt w:val="bullet"/>
+      <w:lvlText w:val=""/>
+      <w:lvlJc w:val="left"/>
+      <w:pPr>
+        <w:tabs>
+          <w:tab w:val="num" w:pos="3600"/>
+        </w:tabs>
+        <w:ind w:left="3600" w:hanging="360"/>
+      </w:pPr>
+      <w:rPr>
+        <w:rFonts w:ascii="Wingdings" w:hAnsi="Wingdings" w:hint="default"/>
+        <w:sz w:val="20"/>
+      </w:rPr>
+    </w:lvl>
+    <w:lvl w:ilvl="5" w:tentative="1">
+      <w:start w:val="1"/>
+      <w:numFmt w:val="bullet"/>
+      <w:lvlText w:val=""/>
+      <w:lvlJc w:val="left"/>
+      <w:pPr>
+        <w:tabs>
+          <w:tab w:val="num" w:pos="4320"/>
+        </w:tabs>
+        <w:ind w:left="4320" w:hanging="360"/>
+      </w:pPr>
+      <w:rPr>
+        <w:rFonts w:ascii="Wingdings" w:hAnsi="Wingdings" w:hint="default"/>
+        <w:sz w:val="20"/>
+      </w:rPr>
+    </w:lvl>
+    <w:lvl w:ilvl="6" w:tentative="1">
+      <w:start w:val="1"/>
+      <w:numFmt w:val="bullet"/>
+      <w:lvlText w:val=""/>
+      <w:lvlJc w:val="left"/>
+      <w:pPr>
+        <w:tabs>
+          <w:tab w:val="num" w:pos="5040"/>
+        </w:tabs>
+        <w:ind w:left="5040" w:hanging="360"/>
+      </w:pPr>
+      <w:rPr>
+        <w:rFonts w:ascii="Wingdings" w:hAnsi="Wingdings" w:hint="default"/>
+        <w:sz w:val="20"/>
+      </w:rPr>
+    </w:lvl>
+    <w:lvl w:ilvl="7" w:tentative="1">
+      <w:start w:val="1"/>
+      <w:numFmt w:val="bullet"/>
+      <w:lvlText w:val=""/>
+      <w:lvlJc w:val="left"/>
+      <w:pPr>
+        <w:tabs>
+          <w:tab w:val="num" w:pos="5760"/>
+        </w:tabs>
+        <w:ind w:left="5760" w:hanging="360"/>
+      </w:pPr>
+      <w:rPr>
+        <w:rFonts w:ascii="Wingdings" w:hAnsi="Wingdings" w:hint="default"/>
+        <w:sz w:val="20"/>
+      </w:rPr>
+    </w:lvl>
+    <w:lvl w:ilvl="8" w:tentative="1">
+      <w:start w:val="1"/>
+      <w:numFmt w:val="bullet"/>
+      <w:lvlText w:val=""/>
+      <w:lvlJc w:val="left"/>
+      <w:pPr>
+        <w:tabs>
+          <w:tab w:val="num" w:pos="6480"/>
+        </w:tabs>
+        <w:ind w:left="6480" w:hanging="360"/>
+      </w:pPr>
+      <w:rPr>
+        <w:rFonts w:ascii="Wingdings" w:hAnsi="Wingdings" w:hint="default"/>
+        <w:sz w:val="20"/>
+      </w:rPr>
+    </w:lvl>
+  </w:abstractNum>
   <w:num w:numId="1">
+    <w:abstractNumId w:val="2"/>
+  </w:num>
+  <w:num w:numId="2">
+    <w:abstractNumId w:val="6"/>
+  </w:num>
+  <w:num w:numId="3">
+    <w:abstractNumId w:val="20"/>
+  </w:num>
+  <w:num w:numId="4">
+    <w:abstractNumId w:val="17"/>
+  </w:num>
+  <w:num w:numId="5">
+    <w:abstractNumId w:val="13"/>
+  </w:num>
+  <w:num w:numId="6">
+    <w:abstractNumId w:val="15"/>
+  </w:num>
+  <w:num w:numId="7">
+    <w:abstractNumId w:val="18"/>
+  </w:num>
+  <w:num w:numId="8">
+    <w:abstractNumId w:val="9"/>
+  </w:num>
+  <w:num w:numId="9">
+    <w:abstractNumId w:val="12"/>
+  </w:num>
+  <w:num w:numId="10">
+    <w:abstractNumId w:val="14"/>
+  </w:num>
+  <w:num w:numId="11">
+    <w:abstractNumId w:val="10"/>
+  </w:num>
+  <w:num w:numId="12">
+    <w:abstractNumId w:val="22"/>
+  </w:num>
+  <w:num w:numId="13">
+    <w:abstractNumId w:val="3"/>
+  </w:num>
+  <w:num w:numId="14">
+    <w:abstractNumId w:val="4"/>
+  </w:num>
+  <w:num w:numId="15">
+    <w:abstractNumId w:val="1"/>
+  </w:num>
+  <w:num w:numId="16">
+    <w:abstractNumId w:val="8"/>
+  </w:num>
+  <w:num w:numId="17">
+    <w:abstractNumId w:val="5"/>
+  </w:num>
+  <w:num w:numId="18">
+    <w:abstractNumId w:val="23"/>
+  </w:num>
+  <w:num w:numId="19">
+    <w:abstractNumId w:val="21"/>
+  </w:num>
+  <w:num w:numId="20">
+    <w:abstractNumId w:val="19"/>
+  </w:num>
+  <w:num w:numId="21">
+    <w:abstractNumId w:val="16"/>
+  </w:num>
+  <w:num w:numId="22">
     <w:abstractNumId w:val="0"/>
   </w:num>
-  <w:num w:numId="2">
-    <w:abstractNumId w:val="1"/>
+  <w:num w:numId="23">
+    <w:abstractNumId w:val="11"/>
   </w:num>
-  <w:num w:numId="3">
-    <w:abstractNumId w:val="6"/>
-  </w:num>
-  <w:num w:numId="4">
-    <w:abstractNumId w:val="4"/>
-  </w:num>
-  <w:num w:numId="5">
-    <w:abstractNumId w:val="2"/>
-  </w:num>
-  <w:num w:numId="6">
-    <w:abstractNumId w:val="3"/>
-  </w:num>
-  <w:num w:numId="7">
-    <w:abstractNumId w:val="5"/>
+  <w:num w:numId="24">
+    <w:abstractNumId w:val="7"/>
   </w:num>
 </w:numbering>
 </file>
@@ -5603,6 +9110,89 @@
     <w:basedOn w:val="Policepardfaut"/>
     <w:rsid w:val="007D3CD8"/>
   </w:style>
+  <w:style w:type="paragraph" w:styleId="Titre">
+    <w:name w:val="Title"/>
+    <w:basedOn w:val="Normal"/>
+    <w:next w:val="Normal"/>
+    <w:link w:val="TitreCar"/>
+    <w:uiPriority w:val="10"/>
+    <w:qFormat/>
+    <w:rsid w:val="009E1E8D"/>
+    <w:pPr>
+      <w:pBdr>
+        <w:bottom w:val="single" w:sz="8" w:space="4" w:color="4F81BD" w:themeColor="accent1"/>
+      </w:pBdr>
+      <w:spacing w:after="300" w:line="240" w:lineRule="auto"/>
+      <w:contextualSpacing/>
+    </w:pPr>
+    <w:rPr>
+      <w:rFonts w:asciiTheme="majorHAnsi" w:eastAsiaTheme="majorEastAsia" w:hAnsiTheme="majorHAnsi" w:cstheme="majorBidi"/>
+      <w:color w:val="17365D" w:themeColor="text2" w:themeShade="BF"/>
+      <w:spacing w:val="5"/>
+      <w:kern w:val="28"/>
+      <w:sz w:val="52"/>
+      <w:szCs w:val="52"/>
+    </w:rPr>
+  </w:style>
+  <w:style w:type="character" w:customStyle="1" w:styleId="TitreCar">
+    <w:name w:val="Titre Car"/>
+    <w:basedOn w:val="Policepardfaut"/>
+    <w:link w:val="Titre"/>
+    <w:uiPriority w:val="10"/>
+    <w:rsid w:val="009E1E8D"/>
+    <w:rPr>
+      <w:rFonts w:asciiTheme="majorHAnsi" w:eastAsiaTheme="majorEastAsia" w:hAnsiTheme="majorHAnsi" w:cstheme="majorBidi"/>
+      <w:color w:val="17365D" w:themeColor="text2" w:themeShade="BF"/>
+      <w:spacing w:val="5"/>
+      <w:kern w:val="28"/>
+      <w:sz w:val="52"/>
+      <w:szCs w:val="52"/>
+    </w:rPr>
+  </w:style>
+  <w:style w:type="paragraph" w:styleId="En-tte">
+    <w:name w:val="header"/>
+    <w:basedOn w:val="Normal"/>
+    <w:link w:val="En-tteCar"/>
+    <w:uiPriority w:val="99"/>
+    <w:unhideWhenUsed/>
+    <w:rsid w:val="000E4830"/>
+    <w:pPr>
+      <w:tabs>
+        <w:tab w:val="center" w:pos="4536"/>
+        <w:tab w:val="right" w:pos="9072"/>
+      </w:tabs>
+      <w:spacing w:after="0" w:line="240" w:lineRule="auto"/>
+    </w:pPr>
+  </w:style>
+  <w:style w:type="character" w:customStyle="1" w:styleId="En-tteCar">
+    <w:name w:val="En-tête Car"/>
+    <w:basedOn w:val="Policepardfaut"/>
+    <w:link w:val="En-tte"/>
+    <w:uiPriority w:val="99"/>
+    <w:rsid w:val="000E4830"/>
+  </w:style>
+  <w:style w:type="paragraph" w:styleId="Pieddepage">
+    <w:name w:val="footer"/>
+    <w:basedOn w:val="Normal"/>
+    <w:link w:val="PieddepageCar"/>
+    <w:uiPriority w:val="99"/>
+    <w:unhideWhenUsed/>
+    <w:rsid w:val="000E4830"/>
+    <w:pPr>
+      <w:tabs>
+        <w:tab w:val="center" w:pos="4536"/>
+        <w:tab w:val="right" w:pos="9072"/>
+      </w:tabs>
+      <w:spacing w:after="0" w:line="240" w:lineRule="auto"/>
+    </w:pPr>
+  </w:style>
+  <w:style w:type="character" w:customStyle="1" w:styleId="PieddepageCar">
+    <w:name w:val="Pied de page Car"/>
+    <w:basedOn w:val="Policepardfaut"/>
+    <w:link w:val="Pieddepage"/>
+    <w:uiPriority w:val="99"/>
+    <w:rsid w:val="000E4830"/>
+  </w:style>
 </w:styles>
 </file>
 
@@ -6329,6 +9919,89 @@
     <w:name w:val="citation-100"/>
     <w:basedOn w:val="Policepardfaut"/>
     <w:rsid w:val="007D3CD8"/>
+  </w:style>
+  <w:style w:type="paragraph" w:styleId="Titre">
+    <w:name w:val="Title"/>
+    <w:basedOn w:val="Normal"/>
+    <w:next w:val="Normal"/>
+    <w:link w:val="TitreCar"/>
+    <w:uiPriority w:val="10"/>
+    <w:qFormat/>
+    <w:rsid w:val="009E1E8D"/>
+    <w:pPr>
+      <w:pBdr>
+        <w:bottom w:val="single" w:sz="8" w:space="4" w:color="4F81BD" w:themeColor="accent1"/>
+      </w:pBdr>
+      <w:spacing w:after="300" w:line="240" w:lineRule="auto"/>
+      <w:contextualSpacing/>
+    </w:pPr>
+    <w:rPr>
+      <w:rFonts w:asciiTheme="majorHAnsi" w:eastAsiaTheme="majorEastAsia" w:hAnsiTheme="majorHAnsi" w:cstheme="majorBidi"/>
+      <w:color w:val="17365D" w:themeColor="text2" w:themeShade="BF"/>
+      <w:spacing w:val="5"/>
+      <w:kern w:val="28"/>
+      <w:sz w:val="52"/>
+      <w:szCs w:val="52"/>
+    </w:rPr>
+  </w:style>
+  <w:style w:type="character" w:customStyle="1" w:styleId="TitreCar">
+    <w:name w:val="Titre Car"/>
+    <w:basedOn w:val="Policepardfaut"/>
+    <w:link w:val="Titre"/>
+    <w:uiPriority w:val="10"/>
+    <w:rsid w:val="009E1E8D"/>
+    <w:rPr>
+      <w:rFonts w:asciiTheme="majorHAnsi" w:eastAsiaTheme="majorEastAsia" w:hAnsiTheme="majorHAnsi" w:cstheme="majorBidi"/>
+      <w:color w:val="17365D" w:themeColor="text2" w:themeShade="BF"/>
+      <w:spacing w:val="5"/>
+      <w:kern w:val="28"/>
+      <w:sz w:val="52"/>
+      <w:szCs w:val="52"/>
+    </w:rPr>
+  </w:style>
+  <w:style w:type="paragraph" w:styleId="En-tte">
+    <w:name w:val="header"/>
+    <w:basedOn w:val="Normal"/>
+    <w:link w:val="En-tteCar"/>
+    <w:uiPriority w:val="99"/>
+    <w:unhideWhenUsed/>
+    <w:rsid w:val="000E4830"/>
+    <w:pPr>
+      <w:tabs>
+        <w:tab w:val="center" w:pos="4536"/>
+        <w:tab w:val="right" w:pos="9072"/>
+      </w:tabs>
+      <w:spacing w:after="0" w:line="240" w:lineRule="auto"/>
+    </w:pPr>
+  </w:style>
+  <w:style w:type="character" w:customStyle="1" w:styleId="En-tteCar">
+    <w:name w:val="En-tête Car"/>
+    <w:basedOn w:val="Policepardfaut"/>
+    <w:link w:val="En-tte"/>
+    <w:uiPriority w:val="99"/>
+    <w:rsid w:val="000E4830"/>
+  </w:style>
+  <w:style w:type="paragraph" w:styleId="Pieddepage">
+    <w:name w:val="footer"/>
+    <w:basedOn w:val="Normal"/>
+    <w:link w:val="PieddepageCar"/>
+    <w:uiPriority w:val="99"/>
+    <w:unhideWhenUsed/>
+    <w:rsid w:val="000E4830"/>
+    <w:pPr>
+      <w:tabs>
+        <w:tab w:val="center" w:pos="4536"/>
+        <w:tab w:val="right" w:pos="9072"/>
+      </w:tabs>
+      <w:spacing w:after="0" w:line="240" w:lineRule="auto"/>
+    </w:pPr>
+  </w:style>
+  <w:style w:type="character" w:customStyle="1" w:styleId="PieddepageCar">
+    <w:name w:val="Pied de page Car"/>
+    <w:basedOn w:val="Policepardfaut"/>
+    <w:link w:val="Pieddepage"/>
+    <w:uiPriority w:val="99"/>
+    <w:rsid w:val="000E4830"/>
   </w:style>
 </w:styles>
 </file>
@@ -6623,7 +10296,7 @@
 </file>
 
 <file path=customXml/itemProps1.xml><?xml version="1.0" encoding="utf-8"?>
-<ds:datastoreItem xmlns:ds="http://schemas.openxmlformats.org/officeDocument/2006/customXml" ds:itemID="{D40B576A-79E0-49CE-9DEB-0EF42D442F8A}">
+<ds:datastoreItem xmlns:ds="http://schemas.openxmlformats.org/officeDocument/2006/customXml" ds:itemID="{CC43A8D0-7DA9-4AF7-85AA-8A66BBC70F55}">
   <ds:schemaRefs>
     <ds:schemaRef ds:uri="http://schemas.openxmlformats.org/officeDocument/2006/bibliography"/>
   </ds:schemaRefs>
